--- a/专利/技术交底书.docx
+++ b/专利/技术交底书.docx
@@ -57,7 +57,49 @@
           <w:sz w:val="28"/>
           <w:u w:val="single"/>
         </w:rPr>
-        <w:t xml:space="preserve"> :                                    </w:t>
+        <w:t xml:space="preserve"> : </w:t>
+      </w:r>
+      <w:r>
+        <w:rPr>
+          <w:rFonts w:ascii="宋体" w:hAnsi="宋体" w:eastAsia="宋体" w:cs="宋体"/>
+          <w:b/>
+          <w:bCs/>
+          <w:sz w:val="24"/>
+          <w:szCs w:val="24"/>
+          <w:u w:val="single"/>
+        </w:rPr>
+        <w:t>一种面向稀疏</w:t>
+      </w:r>
+      <w:r>
+        <w:rPr>
+          <w:rFonts w:hint="eastAsia" w:ascii="宋体" w:hAnsi="宋体" w:eastAsia="宋体" w:cs="宋体"/>
+          <w:b/>
+          <w:bCs/>
+          <w:sz w:val="24"/>
+          <w:szCs w:val="24"/>
+          <w:u w:val="single"/>
+          <w:lang w:val="en-US" w:eastAsia="zh-CN"/>
+        </w:rPr>
+        <w:t>矩阵</w:t>
+      </w:r>
+      <w:r>
+        <w:rPr>
+          <w:rFonts w:ascii="宋体" w:hAnsi="宋体" w:eastAsia="宋体" w:cs="宋体"/>
+          <w:b/>
+          <w:bCs/>
+          <w:sz w:val="24"/>
+          <w:szCs w:val="24"/>
+          <w:u w:val="single"/>
+        </w:rPr>
+        <w:t>分解的依赖感知预取加速器及方法</w:t>
+      </w:r>
+      <w:r>
+        <w:rPr>
+          <w:rFonts w:hint="eastAsia" w:ascii="宋体" w:hAnsi="宋体"/>
+          <w:sz w:val="28"/>
+          <w:u w:val="single"/>
+        </w:rPr>
+        <w:t xml:space="preserve">  </w:t>
       </w:r>
     </w:p>
     <w:p>
@@ -121,7 +163,39 @@
           <w:rFonts w:hint="eastAsia" w:ascii="宋体" w:hAnsi="宋体"/>
           <w:sz w:val="28"/>
         </w:rPr>
-        <w:t>交底技术沟通人Tel：</w:t>
+        <w:t>交底技术沟通人</w:t>
+      </w:r>
+      <w:r>
+        <w:rPr>
+          <w:rFonts w:hint="eastAsia" w:ascii="宋体" w:hAnsi="宋体"/>
+          <w:sz w:val="28"/>
+          <w:lang w:eastAsia="zh-CN"/>
+        </w:rPr>
+        <w:t>：</w:t>
+      </w:r>
+      <w:r>
+        <w:rPr>
+          <w:rFonts w:hint="eastAsia" w:ascii="宋体" w:hAnsi="宋体"/>
+          <w:sz w:val="28"/>
+          <w:u w:val="single"/>
+          <w:lang w:val="en-US" w:eastAsia="zh-CN"/>
+        </w:rPr>
+        <w:t xml:space="preserve">黄渊 </w:t>
+      </w:r>
+      <w:r>
+        <w:rPr>
+          <w:rFonts w:hint="eastAsia" w:ascii="宋体" w:hAnsi="宋体"/>
+          <w:sz w:val="28"/>
+          <w:lang w:val="en-US" w:eastAsia="zh-CN"/>
+        </w:rPr>
+        <w:t xml:space="preserve"> </w:t>
+      </w:r>
+      <w:r>
+        <w:rPr>
+          <w:rFonts w:hint="eastAsia" w:ascii="宋体" w:hAnsi="宋体"/>
+          <w:sz w:val="28"/>
+        </w:rPr>
+        <w:t>Tel：</w:t>
       </w:r>
       <w:r>
         <w:rPr>
@@ -129,7 +203,24 @@
           <w:sz w:val="28"/>
           <w:u w:val="single"/>
         </w:rPr>
-        <w:t xml:space="preserve">                   </w:t>
+        <w:t xml:space="preserve">   </w:t>
+      </w:r>
+      <w:r>
+        <w:rPr>
+          <w:rFonts w:hint="eastAsia" w:ascii="宋体" w:hAnsi="宋体"/>
+          <w:sz w:val="28"/>
+          <w:u w:val="single"/>
+          <w:lang w:val="en-US" w:eastAsia="zh-CN"/>
+        </w:rPr>
+        <w:t>17757924971</w:t>
+      </w:r>
+      <w:r>
+        <w:rPr>
+          <w:rFonts w:hint="eastAsia" w:ascii="宋体" w:hAnsi="宋体"/>
+          <w:sz w:val="28"/>
+          <w:u w:val="single"/>
+        </w:rPr>
+        <w:t xml:space="preserve">         </w:t>
       </w:r>
       <w:r>
         <w:rPr>
@@ -293,21 +384,100 @@
     </w:p>
     <w:p>
       <w:pPr>
+        <w:numPr>
+          <w:ilvl w:val="0"/>
+          <w:numId w:val="1"/>
+        </w:numPr>
         <w:spacing w:line="360" w:lineRule="exact"/>
+        <w:ind w:left="840" w:leftChars="0" w:firstLine="420" w:firstLineChars="0"/>
         <w:jc w:val="left"/>
         <w:rPr>
           <w:rFonts w:hint="eastAsia" w:ascii="宋体" w:hAnsi="宋体"/>
+          <w:b w:val="0"/>
+          <w:bCs w:val="0"/>
+          <w:color w:val="auto"/>
           <w:sz w:val="28"/>
           <w:u w:val="single"/>
+          <w:lang w:val="en-US" w:eastAsia="zh-CN"/>
         </w:rPr>
       </w:pPr>
       <w:r>
         <w:rPr>
           <w:rFonts w:hint="eastAsia" w:ascii="宋体" w:hAnsi="宋体"/>
+          <w:b w:val="0"/>
+          <w:bCs w:val="0"/>
+          <w:color w:val="auto"/>
           <w:sz w:val="28"/>
           <w:u w:val="single"/>
+          <w:lang w:val="en-US" w:eastAsia="zh-CN"/>
         </w:rPr>
-        <w:t xml:space="preserve">                                                                </w:t>
+        <w:t>GCU:全局控制单元,负责硬件侧的整体调度。</w:t>
+      </w:r>
+      <w:bookmarkStart w:id="2" w:name="_GoBack"/>
+      <w:bookmarkEnd w:id="2"/>
+    </w:p>
+    <w:p>
+      <w:pPr>
+        <w:numPr>
+          <w:ilvl w:val="0"/>
+          <w:numId w:val="1"/>
+        </w:numPr>
+        <w:spacing w:line="360" w:lineRule="exact"/>
+        <w:ind w:left="840" w:leftChars="0" w:firstLine="420" w:firstLineChars="0"/>
+        <w:jc w:val="left"/>
+        <w:rPr>
+          <w:rFonts w:hint="default" w:ascii="宋体" w:hAnsi="宋体"/>
+          <w:b w:val="0"/>
+          <w:bCs w:val="0"/>
+          <w:color w:val="auto"/>
+          <w:sz w:val="28"/>
+          <w:u w:val="single"/>
+          <w:lang w:val="en-US" w:eastAsia="zh-CN"/>
+        </w:rPr>
+      </w:pPr>
+      <w:r>
+        <w:rPr>
+          <w:rFonts w:hint="eastAsia" w:ascii="宋体" w:hAnsi="宋体"/>
+          <w:b w:val="0"/>
+          <w:bCs w:val="0"/>
+          <w:color w:val="auto"/>
+          <w:sz w:val="28"/>
+          <w:u w:val="single"/>
+          <w:lang w:val="en-US" w:eastAsia="zh-CN"/>
+        </w:rPr>
+        <w:t>ATU：地址变化单元，在矩阵LU分解中，为了避免大规模搬运数据设计的，数据地址映射单元。</w:t>
+      </w:r>
+    </w:p>
+    <w:p>
+      <w:pPr>
+        <w:numPr>
+          <w:ilvl w:val="0"/>
+          <w:numId w:val="1"/>
+        </w:numPr>
+        <w:spacing w:line="360" w:lineRule="exact"/>
+        <w:ind w:left="840" w:leftChars="0" w:firstLine="420" w:firstLineChars="0"/>
+        <w:jc w:val="left"/>
+        <w:rPr>
+          <w:rFonts w:hint="default" w:ascii="宋体" w:hAnsi="宋体"/>
+          <w:b w:val="0"/>
+          <w:bCs w:val="0"/>
+          <w:color w:val="auto"/>
+          <w:sz w:val="28"/>
+          <w:u w:val="single"/>
+          <w:lang w:val="en-US" w:eastAsia="zh-CN"/>
+        </w:rPr>
+      </w:pPr>
+      <w:r>
+        <w:rPr>
+          <w:rFonts w:hint="eastAsia" w:ascii="宋体" w:hAnsi="宋体"/>
+          <w:b w:val="0"/>
+          <w:bCs w:val="0"/>
+          <w:color w:val="auto"/>
+          <w:sz w:val="28"/>
+          <w:u w:val="single"/>
+          <w:lang w:val="en-US" w:eastAsia="zh-CN"/>
+        </w:rPr>
+        <w:t>HPU：层级主元单元，负责筛选矩阵子块内的主元，确保数值稳定性。</w:t>
       </w:r>
     </w:p>
     <w:p>
@@ -335,7 +505,7 @@
     </w:p>
     <w:tbl>
       <w:tblPr>
-        <w:tblStyle w:val="12"/>
+        <w:tblStyle w:val="14"/>
         <w:tblW w:w="0" w:type="auto"/>
         <w:tblInd w:w="0" w:type="dxa"/>
         <w:tblBorders>
@@ -585,7 +755,7 @@
     </w:p>
     <w:tbl>
       <w:tblPr>
-        <w:tblStyle w:val="12"/>
+        <w:tblStyle w:val="14"/>
         <w:tblW w:w="0" w:type="auto"/>
         <w:tblInd w:w="0" w:type="dxa"/>
         <w:tblBorders>
@@ -635,7 +805,7 @@
           </w:tcPr>
           <w:p>
             <w:pPr>
-              <w:pStyle w:val="11"/>
+              <w:pStyle w:val="13"/>
               <w:spacing w:before="0" w:beforeAutospacing="0" w:after="0" w:afterAutospacing="0" w:line="520" w:lineRule="exact"/>
               <w:ind w:left="210" w:firstLine="480" w:firstLineChars="200"/>
               <w:rPr>
@@ -655,7 +825,7 @@
           </w:p>
           <w:p>
             <w:pPr>
-              <w:pStyle w:val="11"/>
+              <w:pStyle w:val="13"/>
               <w:spacing w:before="0" w:beforeAutospacing="0" w:after="0" w:afterAutospacing="0" w:line="520" w:lineRule="exact"/>
               <w:ind w:left="210" w:firstLine="480" w:firstLineChars="200"/>
               <w:rPr>
@@ -694,7 +864,7 @@
             </w:r>
             <w:r>
               <w:rPr>
-                <w:rStyle w:val="16"/>
+                <w:rStyle w:val="18"/>
                 <w:rFonts w:cs="Arial"/>
                 <w:bCs/>
                 <w:color w:val="auto"/>
@@ -703,7 +873,7 @@
             </w:r>
             <w:r>
               <w:rPr>
-                <w:rStyle w:val="15"/>
+                <w:rStyle w:val="17"/>
                 <w:rFonts w:cs="Arial"/>
                 <w:bCs/>
                 <w:i w:val="0"/>
@@ -713,7 +883,7 @@
             </w:r>
             <w:r>
               <w:rPr>
-                <w:rStyle w:val="15"/>
+                <w:rStyle w:val="17"/>
                 <w:rFonts w:hint="eastAsia" w:cs="Arial"/>
                 <w:bCs/>
                 <w:i w:val="0"/>
@@ -723,7 +893,7 @@
             </w:r>
             <w:r>
               <w:rPr>
-                <w:rStyle w:val="16"/>
+                <w:rStyle w:val="18"/>
                 <w:rFonts w:cs="Arial"/>
                 <w:bCs/>
                 <w:color w:val="auto"/>
@@ -747,7 +917,7 @@
           </w:p>
           <w:p>
             <w:pPr>
-              <w:pStyle w:val="11"/>
+              <w:pStyle w:val="13"/>
               <w:spacing w:before="0" w:beforeAutospacing="0" w:after="0" w:afterAutospacing="0" w:line="520" w:lineRule="exact"/>
               <w:ind w:left="210" w:firstLine="480" w:firstLineChars="200"/>
               <w:rPr>
@@ -758,7 +928,7 @@
           </w:p>
           <w:p>
             <w:pPr>
-              <w:pStyle w:val="11"/>
+              <w:pStyle w:val="13"/>
               <w:spacing w:before="0" w:beforeAutospacing="0" w:after="0" w:afterAutospacing="0" w:line="520" w:lineRule="exact"/>
               <w:rPr>
                 <w:rFonts w:hint="eastAsia" w:cs="Arial"/>
@@ -1511,7 +1681,7 @@
     </w:p>
     <w:tbl>
       <w:tblPr>
-        <w:tblStyle w:val="12"/>
+        <w:tblStyle w:val="14"/>
         <w:tblW w:w="0" w:type="auto"/>
         <w:tblInd w:w="0" w:type="dxa"/>
         <w:tblBorders>
@@ -1561,7 +1731,7 @@
           </w:tcPr>
           <w:p>
             <w:pPr>
-              <w:pStyle w:val="11"/>
+              <w:pStyle w:val="13"/>
               <w:spacing w:before="0" w:beforeAutospacing="0" w:after="0" w:afterAutospacing="0" w:line="500" w:lineRule="exact"/>
               <w:ind w:left="210" w:firstLine="480" w:firstLineChars="200"/>
               <w:rPr>
@@ -1656,7 +1826,7 @@
               <w:widowControl/>
               <w:numPr>
                 <w:ilvl w:val="0"/>
-                <w:numId w:val="1"/>
+                <w:numId w:val="2"/>
               </w:numPr>
               <w:spacing w:line="520" w:lineRule="exact"/>
               <w:ind w:firstLine="480" w:firstLineChars="200"/>
@@ -1756,7 +1926,7 @@
           </w:p>
           <w:p>
             <w:pPr>
-              <w:pStyle w:val="11"/>
+              <w:pStyle w:val="13"/>
               <w:spacing w:before="0" w:beforeAutospacing="0" w:after="0" w:afterAutospacing="0" w:line="520" w:lineRule="exact"/>
               <w:ind w:left="210" w:firstLine="560" w:firstLineChars="200"/>
               <w:rPr>
@@ -1786,13 +1956,24 @@
           <w:bCs/>
           <w:color w:val="0000FF"/>
           <w:sz w:val="28"/>
+          <w:lang w:val="en-US" w:eastAsia="zh-CN"/>
         </w:rPr>
-        <w:t>三、本发明（实用新型）技术方案</w:t>
+        <w:t>四</w:t>
+      </w:r>
+      <w:r>
+        <w:rPr>
+          <w:rFonts w:hint="eastAsia" w:ascii="宋体" w:hAnsi="宋体"/>
+          <w:b/>
+          <w:bCs/>
+          <w:color w:val="0000FF"/>
+          <w:sz w:val="28"/>
+        </w:rPr>
+        <w:t>、本发明（实用新型）技术方案</w:t>
       </w:r>
     </w:p>
     <w:tbl>
       <w:tblPr>
-        <w:tblStyle w:val="12"/>
+        <w:tblStyle w:val="14"/>
         <w:tblW w:w="0" w:type="auto"/>
         <w:tblInd w:w="0" w:type="dxa"/>
         <w:tblBorders>
@@ -1930,7 +2111,6 @@
               <w:ind w:firstLine="480" w:firstLineChars="200"/>
               <w:rPr>
                 <w:rFonts w:hint="eastAsia" w:ascii="宋体" w:hAnsi="宋体"/>
-                <w:iCs/>
                 <w:sz w:val="24"/>
               </w:rPr>
             </w:pPr>
@@ -1949,6 +2129,2090 @@
               </w:rPr>
               <w:t>该电路相对于现有技术有哪些关键点或创新点，这些创新点会带来什么样的技术效果。</w:t>
             </w:r>
+          </w:p>
+          <w:p>
+            <w:pPr>
+              <w:spacing w:line="480" w:lineRule="exact"/>
+              <w:ind w:left="120" w:leftChars="57" w:firstLine="360" w:firstLineChars="150"/>
+              <w:rPr>
+                <w:rFonts w:hint="eastAsia" w:asciiTheme="minorEastAsia" w:hAnsiTheme="minorEastAsia" w:eastAsiaTheme="minorEastAsia" w:cstheme="minorEastAsia"/>
+                <w:kern w:val="0"/>
+                <w:sz w:val="24"/>
+                <w:szCs w:val="24"/>
+                <w:lang w:eastAsia="zh-CN"/>
+              </w:rPr>
+            </w:pPr>
+            <w:r>
+              <w:rPr>
+                <w:rFonts w:hint="eastAsia" w:asciiTheme="minorEastAsia" w:hAnsiTheme="minorEastAsia" w:eastAsiaTheme="minorEastAsia" w:cstheme="minorEastAsia"/>
+                <w:kern w:val="0"/>
+                <w:sz w:val="24"/>
+                <w:szCs w:val="24"/>
+              </w:rPr>
+              <w:t xml:space="preserve">本发明提供一种面向多前沿稀疏 LU 分解的依赖感知双缓冲硬件加速系统。该系统面向稀疏线性方程组 </w:t>
+            </w:r>
+            <m:oMath>
+              <m:r>
+                <m:rPr/>
+                <w:rPr>
+                  <w:rFonts w:hint="default" w:ascii="Cambria Math" w:hAnsi="Cambria Math" w:eastAsiaTheme="minorEastAsia" w:cstheme="minorEastAsia"/>
+                  <w:kern w:val="0"/>
+                  <w:sz w:val="24"/>
+                  <w:szCs w:val="24"/>
+                  <w:lang w:val="en-US" w:eastAsia="zh-CN" w:bidi="ar-SA"/>
+                </w:rPr>
+                <m:t>Ax=b</m:t>
+              </m:r>
+            </m:oMath>
+            <w:r>
+              <w:rPr>
+                <w:rFonts w:hint="eastAsia" w:asciiTheme="minorEastAsia" w:hAnsiTheme="minorEastAsia" w:eastAsiaTheme="minorEastAsia" w:cstheme="minorEastAsia"/>
+                <w:kern w:val="0"/>
+                <w:sz w:val="24"/>
+                <w:szCs w:val="24"/>
+              </w:rPr>
+              <w:t xml:space="preserve"> 的直接求解过程，将多前沿分解中的节点任务抽象为对</w:t>
+            </w:r>
+            <w:r>
+              <w:rPr>
+                <w:rFonts w:hint="eastAsia" w:asciiTheme="minorEastAsia" w:hAnsiTheme="minorEastAsia" w:eastAsiaTheme="minorEastAsia" w:cstheme="minorEastAsia"/>
+                <w:kern w:val="0"/>
+                <w:sz w:val="24"/>
+                <w:szCs w:val="24"/>
+                <w:lang w:val="en-US" w:eastAsia="zh-CN"/>
+              </w:rPr>
+              <w:t>前沿</w:t>
+            </w:r>
+            <w:r>
+              <w:rPr>
+                <w:rFonts w:hint="eastAsia" w:asciiTheme="minorEastAsia" w:hAnsiTheme="minorEastAsia" w:eastAsiaTheme="minorEastAsia" w:cstheme="minorEastAsia"/>
+                <w:kern w:val="0"/>
+                <w:sz w:val="24"/>
+                <w:szCs w:val="24"/>
+              </w:rPr>
+              <w:t>的加载、装配、分解、更新及写回过程，通过硬件侧的依赖跟踪、双缓冲管理、节点内阶段调度以及低精度/整数数值路径，实现多前沿节点的高效流水执行</w:t>
+            </w:r>
+            <w:r>
+              <w:rPr>
+                <w:rFonts w:hint="eastAsia" w:asciiTheme="minorEastAsia" w:hAnsiTheme="minorEastAsia" w:eastAsiaTheme="minorEastAsia" w:cstheme="minorEastAsia"/>
+                <w:kern w:val="0"/>
+                <w:sz w:val="24"/>
+                <w:szCs w:val="24"/>
+                <w:lang w:eastAsia="zh-CN"/>
+              </w:rPr>
+              <w:t>。</w:t>
+            </w:r>
+          </w:p>
+          <w:p>
+            <w:pPr>
+              <w:numPr>
+                <w:ilvl w:val="0"/>
+                <w:numId w:val="0"/>
+              </w:numPr>
+              <w:spacing w:line="480" w:lineRule="exact"/>
+              <w:ind w:firstLine="480" w:firstLineChars="200"/>
+              <w:rPr>
+                <w:rFonts w:hint="eastAsia" w:asciiTheme="minorEastAsia" w:hAnsiTheme="minorEastAsia" w:eastAsiaTheme="minorEastAsia" w:cstheme="minorEastAsia"/>
+                <w:b w:val="0"/>
+                <w:bCs w:val="0"/>
+                <w:kern w:val="0"/>
+                <w:sz w:val="24"/>
+                <w:szCs w:val="24"/>
+                <w:lang w:val="en-US" w:eastAsia="zh-CN"/>
+              </w:rPr>
+            </w:pPr>
+            <w:r>
+              <w:rPr>
+                <w:rFonts w:hint="eastAsia" w:asciiTheme="minorEastAsia" w:hAnsiTheme="minorEastAsia" w:eastAsiaTheme="minorEastAsia" w:cstheme="minorEastAsia"/>
+                <w:b w:val="0"/>
+                <w:bCs w:val="0"/>
+                <w:kern w:val="0"/>
+                <w:sz w:val="24"/>
+                <w:szCs w:val="24"/>
+                <w:lang w:val="en-US" w:eastAsia="zh-CN"/>
+              </w:rPr>
+              <w:t>本发明的硬件加速器部分用于对软件前处理部分生成的节点任务进行读取、依赖判定、前沿数据装载、节点内数值计算、结果写回及父节点更新，从而实现面向多前沿稀疏 LU 分解的节点级流水执行。</w:t>
+            </w:r>
+          </w:p>
+          <w:p>
+            <w:pPr>
+              <w:numPr>
+                <w:ilvl w:val="0"/>
+                <w:numId w:val="0"/>
+              </w:numPr>
+              <w:spacing w:line="480" w:lineRule="exact"/>
+              <w:ind w:firstLine="480" w:firstLineChars="200"/>
+              <w:rPr>
+                <w:rFonts w:hint="eastAsia" w:asciiTheme="minorEastAsia" w:hAnsiTheme="minorEastAsia" w:eastAsiaTheme="minorEastAsia" w:cstheme="minorEastAsia"/>
+                <w:b w:val="0"/>
+                <w:bCs w:val="0"/>
+                <w:kern w:val="0"/>
+                <w:sz w:val="24"/>
+                <w:szCs w:val="24"/>
+                <w:lang w:val="en-US" w:eastAsia="zh-CN"/>
+              </w:rPr>
+            </w:pPr>
+            <w:r>
+              <w:rPr>
+                <w:rFonts w:hint="eastAsia" w:asciiTheme="minorEastAsia" w:hAnsiTheme="minorEastAsia" w:eastAsiaTheme="minorEastAsia" w:cstheme="minorEastAsia"/>
+                <w:b w:val="0"/>
+                <w:bCs w:val="0"/>
+                <w:kern w:val="0"/>
+                <w:sz w:val="24"/>
+                <w:szCs w:val="24"/>
+                <w:lang w:val="en-US" w:eastAsia="zh-CN"/>
+              </w:rPr>
+              <w:t>与仅针对单一矩阵核进行加速的现有方案不同，本发明的硬件加速器部分并非仅包括矩阵乘加单元，而是围绕多前沿节点的完整生命周期构建统一的控制与执行体系，使节点任务能够在满足父子依赖约束的前提下，以预取、装载、计算和写回相重叠的方式持续执行。</w:t>
+            </w:r>
+          </w:p>
+          <w:p>
+            <w:pPr>
+              <w:numPr>
+                <w:ilvl w:val="0"/>
+                <w:numId w:val="0"/>
+              </w:numPr>
+              <w:spacing w:line="480" w:lineRule="exact"/>
+              <w:ind w:firstLine="480" w:firstLineChars="200"/>
+              <w:rPr>
+                <w:rFonts w:hint="eastAsia" w:asciiTheme="minorEastAsia" w:hAnsiTheme="minorEastAsia" w:eastAsiaTheme="minorEastAsia" w:cstheme="minorEastAsia"/>
+                <w:b w:val="0"/>
+                <w:bCs w:val="0"/>
+                <w:kern w:val="0"/>
+                <w:sz w:val="24"/>
+                <w:szCs w:val="24"/>
+                <w:lang w:val="en-US" w:eastAsia="zh-CN"/>
+              </w:rPr>
+            </w:pPr>
+            <w:r>
+              <w:rPr>
+                <w:rFonts w:hint="eastAsia" w:asciiTheme="minorEastAsia" w:hAnsiTheme="minorEastAsia" w:eastAsiaTheme="minorEastAsia" w:cstheme="minorEastAsia"/>
+                <w:b w:val="0"/>
+                <w:bCs w:val="0"/>
+                <w:kern w:val="0"/>
+                <w:sz w:val="24"/>
+                <w:szCs w:val="24"/>
+                <w:lang w:val="en-US" w:eastAsia="zh-CN"/>
+              </w:rPr>
+              <w:t>在本发明的一种实施方式中，所述硬件加速器部分包括：全局控制单元 GCU(Global Control Unit)、地址变化单元ATU(Address Transform Unit)、层级主元单元 HPU（</w:t>
+            </w:r>
+            <w:r>
+              <w:rPr>
+                <w:rFonts w:hint="eastAsia" w:asciiTheme="minorEastAsia" w:hAnsiTheme="minorEastAsia" w:eastAsiaTheme="minorEastAsia" w:cstheme="minorEastAsia"/>
+                <w:sz w:val="24"/>
+                <w:szCs w:val="24"/>
+              </w:rPr>
+              <w:t>Hierarchical Pivot</w:t>
+            </w:r>
+            <w:r>
+              <w:rPr>
+                <w:rFonts w:hint="eastAsia" w:asciiTheme="minorEastAsia" w:hAnsiTheme="minorEastAsia" w:eastAsiaTheme="minorEastAsia" w:cstheme="minorEastAsia"/>
+                <w:b w:val="0"/>
+                <w:bCs w:val="0"/>
+                <w:kern w:val="0"/>
+                <w:sz w:val="24"/>
+                <w:szCs w:val="24"/>
+                <w:lang w:val="en-US" w:eastAsia="zh-CN"/>
+              </w:rPr>
+              <w:t xml:space="preserve"> Unit）、计算核心(Computer Core)和双缓冲存储管理。</w:t>
+            </w:r>
+          </w:p>
+          <w:p>
+            <w:pPr>
+              <w:numPr>
+                <w:ilvl w:val="0"/>
+                <w:numId w:val="0"/>
+              </w:numPr>
+              <w:spacing w:line="480" w:lineRule="exact"/>
+              <w:ind w:firstLine="480" w:firstLineChars="200"/>
+              <w:rPr>
+                <w:rFonts w:hint="eastAsia" w:ascii="宋体" w:hAnsi="宋体" w:cs="宋体"/>
+                <w:sz w:val="24"/>
+                <w:szCs w:val="24"/>
+                <w:lang w:eastAsia="zh-CN"/>
+              </w:rPr>
+            </w:pPr>
+            <w:r>
+              <w:rPr>
+                <w:rFonts w:ascii="宋体" w:hAnsi="宋体" w:eastAsia="宋体" w:cs="宋体"/>
+                <w:sz w:val="24"/>
+                <w:szCs w:val="24"/>
+              </w:rPr>
+              <w:t>上述各模块共同构成面向多前沿节点执行的硬件加速系统，其中 GCU 用于统一调度和协调各模块工作，ATU 用于维护映射、索引及地址重定向信息，HPU 用于主元相关控制，</w:t>
+            </w:r>
+            <w:r>
+              <w:rPr>
+                <w:rFonts w:hint="eastAsia" w:ascii="宋体" w:hAnsi="宋体" w:cs="宋体"/>
+                <w:sz w:val="24"/>
+                <w:szCs w:val="24"/>
+                <w:lang w:val="en-US" w:eastAsia="zh-CN"/>
+              </w:rPr>
+              <w:t>Computer Core组合要负责计算，双缓冲存储管理主要配合GCU工作，加载节点任务</w:t>
+            </w:r>
+            <w:r>
+              <w:rPr>
+                <w:rFonts w:hint="eastAsia" w:ascii="宋体" w:hAnsi="宋体" w:cs="宋体"/>
+                <w:sz w:val="24"/>
+                <w:szCs w:val="24"/>
+                <w:lang w:eastAsia="zh-CN"/>
+              </w:rPr>
+              <w:t>。</w:t>
+            </w:r>
+          </w:p>
+          <w:p>
+            <w:pPr>
+              <w:spacing w:line="480" w:lineRule="exact"/>
+              <w:rPr>
+                <w:rFonts w:hint="default" w:asciiTheme="minorEastAsia" w:hAnsiTheme="minorEastAsia" w:eastAsiaTheme="minorEastAsia" w:cstheme="minorEastAsia"/>
+                <w:kern w:val="0"/>
+                <w:sz w:val="24"/>
+                <w:szCs w:val="24"/>
+                <w:lang w:val="en-US" w:eastAsia="zh-CN"/>
+              </w:rPr>
+            </w:pPr>
+            <w:r>
+              <w:rPr>
+                <w:rFonts w:hint="eastAsia" w:asciiTheme="minorEastAsia" w:hAnsiTheme="minorEastAsia" w:eastAsiaTheme="minorEastAsia" w:cstheme="minorEastAsia"/>
+                <w:kern w:val="0"/>
+                <w:sz w:val="24"/>
+                <w:szCs w:val="24"/>
+                <w:lang w:val="en-US" w:eastAsia="zh-CN"/>
+              </w:rPr>
+              <w:t xml:space="preserve">    </w:t>
+            </w:r>
+            <w:r>
+              <w:rPr>
+                <w:rFonts w:hint="eastAsia" w:asciiTheme="minorEastAsia" w:hAnsiTheme="minorEastAsia" w:eastAsiaTheme="minorEastAsia" w:cstheme="minorEastAsia"/>
+                <w:b/>
+                <w:bCs/>
+                <w:kern w:val="0"/>
+                <w:sz w:val="24"/>
+                <w:szCs w:val="24"/>
+                <w:lang w:val="en-US" w:eastAsia="zh-CN"/>
+              </w:rPr>
+              <w:t xml:space="preserve">  全局控制单元GCU</w:t>
+            </w:r>
+          </w:p>
+          <w:p>
+            <w:pPr>
+              <w:spacing w:line="480" w:lineRule="exact"/>
+              <w:rPr>
+                <w:rFonts w:hint="eastAsia" w:asciiTheme="minorEastAsia" w:hAnsiTheme="minorEastAsia" w:eastAsiaTheme="minorEastAsia" w:cstheme="minorEastAsia"/>
+                <w:kern w:val="0"/>
+                <w:sz w:val="24"/>
+                <w:szCs w:val="24"/>
+                <w:lang w:val="en-US" w:eastAsia="zh-CN"/>
+              </w:rPr>
+            </w:pPr>
+            <w:r>
+              <w:rPr>
+                <w:rFonts w:hint="eastAsia" w:asciiTheme="minorEastAsia" w:hAnsiTheme="minorEastAsia" w:eastAsiaTheme="minorEastAsia" w:cstheme="minorEastAsia"/>
+                <w:kern w:val="0"/>
+                <w:sz w:val="24"/>
+                <w:szCs w:val="24"/>
+                <w:lang w:val="en-US" w:eastAsia="zh-CN"/>
+              </w:rPr>
+              <w:t xml:space="preserve">      所述全局控制单元 GCU（Global Control Unit）为本发明硬件加速器的核心控制模块，用于完成节点任务读取、依赖状态判定、缓冲区管理、节点内阶段调度、前沿数据加载控制、结果写回控制以及与辅助功能单元之间的协同控制。</w:t>
+            </w:r>
+          </w:p>
+          <w:p>
+            <w:pPr>
+              <w:spacing w:line="480" w:lineRule="exact"/>
+              <w:ind w:firstLine="720" w:firstLineChars="300"/>
+              <w:rPr>
+                <w:rFonts w:hint="eastAsia" w:asciiTheme="minorEastAsia" w:hAnsiTheme="minorEastAsia" w:eastAsiaTheme="minorEastAsia" w:cstheme="minorEastAsia"/>
+                <w:kern w:val="0"/>
+                <w:sz w:val="24"/>
+                <w:szCs w:val="24"/>
+                <w:lang w:val="en-US" w:eastAsia="zh-CN"/>
+              </w:rPr>
+            </w:pPr>
+            <w:r>
+              <w:rPr>
+                <w:rFonts w:hint="default" w:asciiTheme="minorEastAsia" w:hAnsiTheme="minorEastAsia" w:eastAsiaTheme="minorEastAsia" w:cstheme="minorEastAsia"/>
+                <w:kern w:val="0"/>
+                <w:sz w:val="24"/>
+                <w:szCs w:val="24"/>
+                <w:lang w:val="en-US" w:eastAsia="zh-CN"/>
+              </w:rPr>
+              <w:t>在本发明的一种实施方式中，所述全局控制单元 GCU 包括任务读取子模块 task_fetch、依赖记分牌子模块 dep_scoreboard、缓冲管理子模块 buffer_mgr、微调度子模块 micro_scheduler</w:t>
+            </w:r>
+            <w:r>
+              <w:rPr>
+                <w:rFonts w:hint="eastAsia" w:asciiTheme="minorEastAsia" w:hAnsiTheme="minorEastAsia" w:eastAsiaTheme="minorEastAsia" w:cstheme="minorEastAsia"/>
+                <w:kern w:val="0"/>
+                <w:sz w:val="24"/>
+                <w:szCs w:val="24"/>
+                <w:lang w:val="en-US" w:eastAsia="zh-CN"/>
+              </w:rPr>
+              <w:t>。该模块会与</w:t>
+            </w:r>
+            <w:r>
+              <w:rPr>
+                <w:rFonts w:hint="eastAsia" w:asciiTheme="minorEastAsia" w:hAnsiTheme="minorEastAsia" w:eastAsiaTheme="minorEastAsia" w:cstheme="minorEastAsia"/>
+                <w:b w:val="0"/>
+                <w:bCs w:val="0"/>
+                <w:kern w:val="0"/>
+                <w:sz w:val="24"/>
+                <w:szCs w:val="24"/>
+                <w:lang w:val="en-US" w:eastAsia="zh-CN"/>
+              </w:rPr>
+              <w:t>外部读写接口，包括</w:t>
+            </w:r>
+            <w:r>
+              <w:rPr>
+                <w:rFonts w:hint="default" w:asciiTheme="minorEastAsia" w:hAnsiTheme="minorEastAsia" w:eastAsiaTheme="minorEastAsia" w:cstheme="minorEastAsia"/>
+                <w:kern w:val="0"/>
+                <w:sz w:val="24"/>
+                <w:szCs w:val="24"/>
+                <w:lang w:val="en-US" w:eastAsia="zh-CN"/>
+              </w:rPr>
+              <w:t>前沿加载子模块 front_loader、散射装配子模块 scatter_engine 以及因子写回子模块 factor_writer</w:t>
+            </w:r>
+            <w:r>
+              <w:rPr>
+                <w:rFonts w:hint="eastAsia" w:asciiTheme="minorEastAsia" w:hAnsiTheme="minorEastAsia" w:eastAsiaTheme="minorEastAsia" w:cstheme="minorEastAsia"/>
+                <w:kern w:val="0"/>
+                <w:sz w:val="24"/>
+                <w:szCs w:val="24"/>
+                <w:lang w:val="en-US" w:eastAsia="zh-CN"/>
+              </w:rPr>
+              <w:t>，</w:t>
+            </w:r>
+            <w:r>
+              <w:rPr>
+                <w:rFonts w:hint="default" w:asciiTheme="minorEastAsia" w:hAnsiTheme="minorEastAsia" w:eastAsiaTheme="minorEastAsia" w:cstheme="minorEastAsia"/>
+                <w:kern w:val="0"/>
+                <w:sz w:val="24"/>
+                <w:szCs w:val="24"/>
+                <w:lang w:val="en-US" w:eastAsia="zh-CN"/>
+              </w:rPr>
+              <w:t>之间通过控制总线、状态反馈通路及数据请求/响应接口相连接</w:t>
+            </w:r>
+            <w:r>
+              <w:rPr>
+                <w:rFonts w:hint="eastAsia" w:asciiTheme="minorEastAsia" w:hAnsiTheme="minorEastAsia" w:eastAsiaTheme="minorEastAsia" w:cstheme="minorEastAsia"/>
+                <w:kern w:val="0"/>
+                <w:sz w:val="24"/>
+                <w:szCs w:val="24"/>
+                <w:lang w:val="en-US" w:eastAsia="zh-CN"/>
+              </w:rPr>
+              <w:t>。下面介绍各个子模块的功能。</w:t>
+            </w:r>
+          </w:p>
+          <w:p>
+            <w:pPr>
+              <w:spacing w:line="480" w:lineRule="exact"/>
+              <w:ind w:firstLine="720" w:firstLineChars="300"/>
+              <w:rPr>
+                <w:rFonts w:hint="default" w:asciiTheme="minorEastAsia" w:hAnsiTheme="minorEastAsia" w:eastAsiaTheme="minorEastAsia" w:cstheme="minorEastAsia"/>
+                <w:kern w:val="0"/>
+                <w:sz w:val="24"/>
+                <w:szCs w:val="24"/>
+                <w:lang w:val="en-US" w:eastAsia="zh-CN"/>
+              </w:rPr>
+            </w:pPr>
+            <w:r>
+              <w:rPr>
+                <w:rFonts w:hint="default" w:asciiTheme="minorEastAsia" w:hAnsiTheme="minorEastAsia" w:eastAsiaTheme="minorEastAsia" w:cstheme="minorEastAsia"/>
+                <w:kern w:val="0"/>
+                <w:sz w:val="24"/>
+                <w:szCs w:val="24"/>
+                <w:lang w:val="en-US" w:eastAsia="zh-CN"/>
+              </w:rPr>
+              <w:t>所述 task_fetch 子模块用于从外部存储部分的任务区读取节点任务描述信息 NodeTask，并对所述 NodeTask 进行解析，形成当前节点的执行上下文。在本发明的一种实施方式中，所述 task_fetch 子模块的</w:t>
+            </w:r>
+            <w:r>
+              <w:rPr>
+                <w:rFonts w:hint="eastAsia" w:asciiTheme="minorEastAsia" w:hAnsiTheme="minorEastAsia" w:eastAsiaTheme="minorEastAsia" w:cstheme="minorEastAsia"/>
+                <w:kern w:val="0"/>
+                <w:sz w:val="24"/>
+                <w:szCs w:val="24"/>
+                <w:lang w:val="en-US" w:eastAsia="zh-CN"/>
+              </w:rPr>
+              <w:t>通过外部读写接口读取内存中存放的NodeTask，解析的上下文主要负责给dep_socreboard和buffer_mgr提供必要信息，确保在矩阵数据加载进Computer Core正确并完整。</w:t>
+            </w:r>
+            <w:r>
+              <w:rPr>
+                <w:rFonts w:hint="default" w:asciiTheme="minorEastAsia" w:hAnsiTheme="minorEastAsia" w:eastAsiaTheme="minorEastAsia" w:cstheme="minorEastAsia"/>
+                <w:kern w:val="0"/>
+                <w:sz w:val="24"/>
+                <w:szCs w:val="24"/>
+                <w:lang w:val="en-US" w:eastAsia="zh-CN"/>
+              </w:rPr>
+              <w:t>所述 task_fetch 子模块输出的执行上下文至少包括：当前节点标识、父节点标识、子节点数量、节点总维度、主元块维度、前沿数据地址、映射表地址、因子写回地址以及 update 写回地址。所述 task_fetch 子模块的作用在于将软件前处理部分生成的节点任务描述转换为硬件侧可直接消费的控制信息，从而为后续依赖判定、缓冲分配及节点执行提供基础。</w:t>
+            </w:r>
+          </w:p>
+          <w:p>
+            <w:pPr>
+              <w:spacing w:line="480" w:lineRule="exact"/>
+              <w:ind w:firstLine="720" w:firstLineChars="300"/>
+              <w:rPr>
+                <w:rFonts w:hint="eastAsia" w:asciiTheme="minorEastAsia" w:hAnsiTheme="minorEastAsia" w:eastAsiaTheme="minorEastAsia" w:cstheme="minorEastAsia"/>
+                <w:kern w:val="0"/>
+                <w:sz w:val="24"/>
+                <w:szCs w:val="24"/>
+                <w:lang w:val="en-US" w:eastAsia="zh-CN"/>
+              </w:rPr>
+            </w:pPr>
+            <w:r>
+              <w:rPr>
+                <w:rFonts w:hint="default" w:asciiTheme="minorEastAsia" w:hAnsiTheme="minorEastAsia" w:eastAsiaTheme="minorEastAsia" w:cstheme="minorEastAsia"/>
+                <w:kern w:val="0"/>
+                <w:sz w:val="24"/>
+                <w:szCs w:val="24"/>
+                <w:lang w:val="en-US" w:eastAsia="zh-CN"/>
+              </w:rPr>
+              <w:t>所述 dep_scoreboard 子模块用于维护各节点的依赖状态，并根据子节点 update 写回完成情况判断当前节点是否允许进入预取、加载或执行阶段。所述 dep_scoreboard 子模块用于记录每个节点的待完成子节点数量、可预取状态、可加载状态、可执行状态以及完成状态中的一种或多种。在一实施方式中，dep_scoreboard 为每个节点维护 pending_children 计数值；当子节点 update 完成写回后，scatter_engine 或等效写回完成逻辑向 dep_scoreboard 发送完成信号，dep_scoreboard 根据所述完成信号对对应父节点的 pending_children 计数进行递减；当所述计数减至预定值，例如零时，将对应父节点置为允许预取或允许执行状态。所述 dep_scoreboard 子模块的作用在于使节点是否能够进入后续执行阶段由其依赖完成状态决定，从而避免父节点在所依赖 update 尚未完成写回时被提前加载或执行</w:t>
+            </w:r>
+            <w:r>
+              <w:rPr>
+                <w:rFonts w:hint="eastAsia" w:asciiTheme="minorEastAsia" w:hAnsiTheme="minorEastAsia" w:eastAsiaTheme="minorEastAsia" w:cstheme="minorEastAsia"/>
+                <w:kern w:val="0"/>
+                <w:sz w:val="24"/>
+                <w:szCs w:val="24"/>
+                <w:lang w:val="en-US" w:eastAsia="zh-CN"/>
+              </w:rPr>
+              <w:t>。</w:t>
+            </w:r>
+          </w:p>
+          <w:p>
+            <w:pPr>
+              <w:spacing w:line="480" w:lineRule="exact"/>
+              <w:ind w:firstLine="720" w:firstLineChars="300"/>
+              <w:rPr>
+                <w:rFonts w:hint="eastAsia" w:asciiTheme="minorEastAsia" w:hAnsiTheme="minorEastAsia" w:eastAsiaTheme="minorEastAsia" w:cstheme="minorEastAsia"/>
+                <w:kern w:val="0"/>
+                <w:sz w:val="24"/>
+                <w:szCs w:val="24"/>
+                <w:lang w:val="en-US" w:eastAsia="zh-CN"/>
+              </w:rPr>
+            </w:pPr>
+            <w:r>
+              <w:rPr>
+                <w:rFonts w:hint="default" w:asciiTheme="minorEastAsia" w:hAnsiTheme="minorEastAsia" w:eastAsiaTheme="minorEastAsia" w:cstheme="minorEastAsia"/>
+                <w:kern w:val="0"/>
+                <w:sz w:val="24"/>
+                <w:szCs w:val="24"/>
+                <w:lang w:val="en-US" w:eastAsia="zh-CN"/>
+              </w:rPr>
+              <w:t>所述 buffer_mgr 子模块用于管理至少两个片上缓冲区，并控制所述缓冲区在节点预取、节点执行及节点写回过程中的占用、释放与切换。</w:t>
+            </w:r>
+            <w:r>
+              <w:rPr>
+                <w:rFonts w:hint="eastAsia" w:asciiTheme="minorEastAsia" w:hAnsiTheme="minorEastAsia" w:eastAsiaTheme="minorEastAsia" w:cstheme="minorEastAsia"/>
+                <w:kern w:val="0"/>
+                <w:sz w:val="24"/>
+                <w:szCs w:val="24"/>
+                <w:lang w:val="en-US" w:eastAsia="zh-CN"/>
+              </w:rPr>
+              <w:t>该</w:t>
+            </w:r>
+            <w:r>
+              <w:rPr>
+                <w:rFonts w:hint="default" w:asciiTheme="minorEastAsia" w:hAnsiTheme="minorEastAsia" w:eastAsiaTheme="minorEastAsia" w:cstheme="minorEastAsia"/>
+                <w:kern w:val="0"/>
+                <w:sz w:val="24"/>
+                <w:szCs w:val="24"/>
+                <w:lang w:val="en-US" w:eastAsia="zh-CN"/>
+              </w:rPr>
+              <w:t>子模块检测各缓冲区当前所处的状态，并根据节点依赖状态和缓冲区可用情况，为满足条件的节点分配装载缓冲区。在一实施方式中，各缓冲区可具有空闲、加载中、已就绪、执行中、写回中等状态；当 dep_scoreboard 判定某一节点满足依赖条件且存在空闲缓冲区时，buffer_mgr 向 front_loader 发出装载许可信号，并将目标节点绑定至对应缓冲区；当当前节点执行及写回完成后，buffer_mgr 释放对应缓冲区，以供后续节点使用。所述 buffer_mgr 子模块的作用在于支撑依赖感知的双缓冲执行机制，使当前节点计算过程与下一节点装载过程尽可能重叠</w:t>
+            </w:r>
+            <w:r>
+              <w:rPr>
+                <w:rFonts w:hint="eastAsia" w:asciiTheme="minorEastAsia" w:hAnsiTheme="minorEastAsia" w:eastAsiaTheme="minorEastAsia" w:cstheme="minorEastAsia"/>
+                <w:kern w:val="0"/>
+                <w:sz w:val="24"/>
+                <w:szCs w:val="24"/>
+                <w:lang w:val="en-US" w:eastAsia="zh-CN"/>
+              </w:rPr>
+              <w:t>。</w:t>
+            </w:r>
+          </w:p>
+          <w:p>
+            <w:pPr>
+              <w:spacing w:line="480" w:lineRule="exact"/>
+              <w:ind w:firstLine="720" w:firstLineChars="300"/>
+              <w:rPr>
+                <w:rFonts w:hint="default" w:asciiTheme="minorEastAsia" w:hAnsiTheme="minorEastAsia" w:eastAsiaTheme="minorEastAsia" w:cstheme="minorEastAsia"/>
+                <w:kern w:val="0"/>
+                <w:sz w:val="24"/>
+                <w:szCs w:val="24"/>
+                <w:lang w:val="en-US" w:eastAsia="zh-CN"/>
+              </w:rPr>
+            </w:pPr>
+            <w:r>
+              <w:rPr>
+                <w:rFonts w:hint="default" w:asciiTheme="minorEastAsia" w:hAnsiTheme="minorEastAsia" w:eastAsiaTheme="minorEastAsia" w:cstheme="minorEastAsia"/>
+                <w:kern w:val="0"/>
+                <w:sz w:val="24"/>
+                <w:szCs w:val="24"/>
+                <w:lang w:val="en-US" w:eastAsia="zh-CN"/>
+              </w:rPr>
+              <w:t xml:space="preserve">所述 micro_scheduler 子模块用于根据当前节点的执行阶段，对 </w:t>
+            </w:r>
+            <w:r>
+              <w:rPr>
+                <w:rFonts w:hint="eastAsia" w:asciiTheme="minorEastAsia" w:hAnsiTheme="minorEastAsia" w:eastAsiaTheme="minorEastAsia" w:cstheme="minorEastAsia"/>
+                <w:kern w:val="0"/>
+                <w:sz w:val="24"/>
+                <w:szCs w:val="24"/>
+                <w:lang w:val="en-US" w:eastAsia="zh-CN"/>
+              </w:rPr>
+              <w:t>Computer Core</w:t>
+            </w:r>
+            <w:r>
+              <w:rPr>
+                <w:rFonts w:hint="default" w:asciiTheme="minorEastAsia" w:hAnsiTheme="minorEastAsia" w:eastAsiaTheme="minorEastAsia" w:cstheme="minorEastAsia"/>
+                <w:kern w:val="0"/>
+                <w:sz w:val="24"/>
+                <w:szCs w:val="24"/>
+                <w:lang w:val="en-US" w:eastAsia="zh-CN"/>
+              </w:rPr>
+              <w:t>、scatter_engine 和 factor_writer 进行阶段控制和运算发射控制。所述 micro_scheduler 子模块至少用于控制以下阶段中的一种或多种：主元选择阶段、主元块 LU 分解阶段、三角求解阶段、Schur 更新阶段、因子写回阶段以及 update 生成与装配阶段。在一实施方式中，micro_scheduler 根据当前节点的维度信息、主元块规模、缓冲区装载状态以及相关运算单元忙闲状态，确定各阶段的启动条件、执行顺序和切换时机。所述 micro_scheduler 子模块的作用在于将节点级任务进一步细化为节点内部多个执行阶段，并实现各计算单元之间的有序协同</w:t>
+            </w:r>
+            <w:r>
+              <w:rPr>
+                <w:rFonts w:hint="eastAsia" w:asciiTheme="minorEastAsia" w:hAnsiTheme="minorEastAsia" w:eastAsiaTheme="minorEastAsia" w:cstheme="minorEastAsia"/>
+                <w:kern w:val="0"/>
+                <w:sz w:val="24"/>
+                <w:szCs w:val="24"/>
+                <w:lang w:val="en-US" w:eastAsia="zh-CN"/>
+              </w:rPr>
+              <w:t>。</w:t>
+            </w:r>
+          </w:p>
+          <w:p>
+            <w:pPr>
+              <w:spacing w:line="480" w:lineRule="exact"/>
+              <w:ind w:firstLine="723" w:firstLineChars="300"/>
+              <w:rPr>
+                <w:rFonts w:hint="eastAsia" w:asciiTheme="minorEastAsia" w:hAnsiTheme="minorEastAsia" w:eastAsiaTheme="minorEastAsia" w:cstheme="minorEastAsia"/>
+                <w:b/>
+                <w:bCs/>
+                <w:kern w:val="0"/>
+                <w:sz w:val="24"/>
+                <w:szCs w:val="24"/>
+                <w:lang w:val="en-US" w:eastAsia="zh-CN"/>
+              </w:rPr>
+            </w:pPr>
+            <w:r>
+              <w:rPr>
+                <w:rFonts w:hint="eastAsia" w:asciiTheme="minorEastAsia" w:hAnsiTheme="minorEastAsia" w:eastAsiaTheme="minorEastAsia" w:cstheme="minorEastAsia"/>
+                <w:b/>
+                <w:bCs/>
+                <w:kern w:val="0"/>
+                <w:sz w:val="24"/>
+                <w:szCs w:val="24"/>
+                <w:lang w:val="en-US" w:eastAsia="zh-CN"/>
+              </w:rPr>
+              <w:t>地址变化单元ATU与层级主元单元HPU</w:t>
+            </w:r>
+          </w:p>
+          <w:p>
+            <w:pPr>
+              <w:spacing w:line="480" w:lineRule="exact"/>
+              <w:ind w:firstLine="720" w:firstLineChars="300"/>
+              <w:rPr>
+                <w:rFonts w:hint="default" w:asciiTheme="minorEastAsia" w:hAnsiTheme="minorEastAsia" w:eastAsiaTheme="minorEastAsia" w:cstheme="minorEastAsia"/>
+                <w:b w:val="0"/>
+                <w:bCs w:val="0"/>
+                <w:kern w:val="0"/>
+                <w:sz w:val="24"/>
+                <w:szCs w:val="24"/>
+                <w:lang w:val="en-US" w:eastAsia="zh-CN"/>
+              </w:rPr>
+            </w:pPr>
+            <w:r>
+              <w:rPr>
+                <w:rFonts w:hint="default" w:asciiTheme="minorEastAsia" w:hAnsiTheme="minorEastAsia" w:eastAsiaTheme="minorEastAsia" w:cstheme="minorEastAsia"/>
+                <w:b w:val="0"/>
+                <w:bCs w:val="0"/>
+                <w:kern w:val="0"/>
+                <w:sz w:val="24"/>
+                <w:szCs w:val="24"/>
+                <w:lang w:val="en-US" w:eastAsia="zh-CN"/>
+              </w:rPr>
+              <w:t>所述</w:t>
+            </w:r>
+            <w:r>
+              <w:rPr>
+                <w:rFonts w:hint="eastAsia" w:asciiTheme="minorEastAsia" w:hAnsiTheme="minorEastAsia" w:eastAsiaTheme="minorEastAsia" w:cstheme="minorEastAsia"/>
+                <w:b w:val="0"/>
+                <w:bCs w:val="0"/>
+                <w:kern w:val="0"/>
+                <w:sz w:val="24"/>
+                <w:szCs w:val="24"/>
+                <w:lang w:val="en-US" w:eastAsia="zh-CN"/>
+              </w:rPr>
+              <w:t>地址变换单元A</w:t>
+            </w:r>
+            <w:r>
+              <w:rPr>
+                <w:rFonts w:hint="default" w:asciiTheme="minorEastAsia" w:hAnsiTheme="minorEastAsia" w:eastAsiaTheme="minorEastAsia" w:cstheme="minorEastAsia"/>
+                <w:b w:val="0"/>
+                <w:bCs w:val="0"/>
+                <w:kern w:val="0"/>
+                <w:sz w:val="24"/>
+                <w:szCs w:val="24"/>
+                <w:lang w:val="en-US" w:eastAsia="zh-CN"/>
+              </w:rPr>
+              <w:t>TU 用于维护节点执行过程中的辅助元数据，以支持地址追踪、行置换逻辑更新。在本发明的一种实施方式中，</w:t>
+            </w:r>
+            <w:r>
+              <w:rPr>
+                <w:rFonts w:hint="eastAsia" w:asciiTheme="minorEastAsia" w:hAnsiTheme="minorEastAsia" w:eastAsiaTheme="minorEastAsia" w:cstheme="minorEastAsia"/>
+                <w:b w:val="0"/>
+                <w:bCs w:val="0"/>
+                <w:kern w:val="0"/>
+                <w:sz w:val="24"/>
+                <w:szCs w:val="24"/>
+                <w:lang w:val="en-US" w:eastAsia="zh-CN"/>
+              </w:rPr>
+              <w:t>ATU主要负责维护</w:t>
+            </w:r>
+            <w:r>
+              <w:rPr>
+                <w:rFonts w:hint="default" w:asciiTheme="minorEastAsia" w:hAnsiTheme="minorEastAsia" w:eastAsiaTheme="minorEastAsia" w:cstheme="minorEastAsia"/>
+                <w:b w:val="0"/>
+                <w:bCs w:val="0"/>
+                <w:kern w:val="0"/>
+                <w:sz w:val="24"/>
+                <w:szCs w:val="24"/>
+                <w:lang w:val="en-US" w:eastAsia="zh-CN"/>
+              </w:rPr>
+              <w:t>当前节点的局部行列映射；</w:t>
+            </w:r>
+            <w:r>
+              <w:rPr>
+                <w:rFonts w:hint="eastAsia" w:asciiTheme="minorEastAsia" w:hAnsiTheme="minorEastAsia" w:eastAsiaTheme="minorEastAsia" w:cstheme="minorEastAsia"/>
+                <w:b w:val="0"/>
+                <w:bCs w:val="0"/>
+                <w:kern w:val="0"/>
+                <w:sz w:val="24"/>
+                <w:szCs w:val="24"/>
+                <w:lang w:val="en-US" w:eastAsia="zh-CN"/>
+              </w:rPr>
+              <w:t>提供</w:t>
+            </w:r>
+            <w:r>
+              <w:rPr>
+                <w:rFonts w:hint="default" w:asciiTheme="minorEastAsia" w:hAnsiTheme="minorEastAsia" w:eastAsiaTheme="minorEastAsia" w:cstheme="minorEastAsia"/>
+                <w:b w:val="0"/>
+                <w:bCs w:val="0"/>
+                <w:kern w:val="0"/>
+                <w:sz w:val="24"/>
+                <w:szCs w:val="24"/>
+                <w:lang w:val="en-US" w:eastAsia="zh-CN"/>
+              </w:rPr>
+              <w:t>行置换结果</w:t>
+            </w:r>
+            <w:r>
+              <w:rPr>
+                <w:rFonts w:hint="eastAsia" w:asciiTheme="minorEastAsia" w:hAnsiTheme="minorEastAsia" w:eastAsiaTheme="minorEastAsia" w:cstheme="minorEastAsia"/>
+                <w:b w:val="0"/>
+                <w:bCs w:val="0"/>
+                <w:kern w:val="0"/>
+                <w:sz w:val="24"/>
+                <w:szCs w:val="24"/>
+                <w:lang w:val="en-US" w:eastAsia="zh-CN"/>
+              </w:rPr>
+              <w:t>和</w:t>
+            </w:r>
+            <w:r>
+              <w:rPr>
+                <w:rFonts w:hint="default" w:asciiTheme="minorEastAsia" w:hAnsiTheme="minorEastAsia" w:eastAsiaTheme="minorEastAsia" w:cstheme="minorEastAsia"/>
+                <w:b w:val="0"/>
+                <w:bCs w:val="0"/>
+                <w:kern w:val="0"/>
+                <w:sz w:val="24"/>
+                <w:szCs w:val="24"/>
+                <w:lang w:val="en-US" w:eastAsia="zh-CN"/>
+              </w:rPr>
+              <w:t>行地址重定向关系；</w:t>
+            </w:r>
+          </w:p>
+          <w:p>
+            <w:pPr>
+              <w:spacing w:line="480" w:lineRule="exact"/>
+              <w:ind w:firstLine="720" w:firstLineChars="300"/>
+              <w:rPr>
+                <w:rFonts w:hint="default" w:asciiTheme="minorEastAsia" w:hAnsiTheme="minorEastAsia" w:eastAsiaTheme="minorEastAsia" w:cstheme="minorEastAsia"/>
+                <w:b w:val="0"/>
+                <w:bCs w:val="0"/>
+                <w:kern w:val="0"/>
+                <w:sz w:val="24"/>
+                <w:szCs w:val="24"/>
+                <w:lang w:val="en-US" w:eastAsia="zh-CN"/>
+              </w:rPr>
+            </w:pPr>
+            <w:r>
+              <w:rPr>
+                <w:rFonts w:hint="default" w:asciiTheme="minorEastAsia" w:hAnsiTheme="minorEastAsia" w:eastAsiaTheme="minorEastAsia" w:cstheme="minorEastAsia"/>
+                <w:b w:val="0"/>
+                <w:bCs w:val="0"/>
+                <w:kern w:val="0"/>
+                <w:sz w:val="24"/>
+                <w:szCs w:val="24"/>
+                <w:lang w:val="en-US" w:eastAsia="zh-CN"/>
+              </w:rPr>
+              <w:t xml:space="preserve">本发明的一个重要特点在于：行置换及相关地址更新并不直接通过对底层数据进行大规模搬移来实现，而是通过 ATU 所维护的映射关系对后续访问进行逻辑重定向。也就是说，当节点内部因主元选择需要发生局部行交换时，ATU 更新相应的行映射表；后续 </w:t>
+            </w:r>
+            <w:r>
+              <w:rPr>
+                <w:rFonts w:hint="eastAsia" w:asciiTheme="minorEastAsia" w:hAnsiTheme="minorEastAsia" w:eastAsiaTheme="minorEastAsia" w:cstheme="minorEastAsia"/>
+                <w:b w:val="0"/>
+                <w:bCs w:val="0"/>
+                <w:kern w:val="0"/>
+                <w:sz w:val="24"/>
+                <w:szCs w:val="24"/>
+                <w:lang w:val="en-US" w:eastAsia="zh-CN"/>
+              </w:rPr>
+              <w:t>Computer Core</w:t>
+            </w:r>
+            <w:r>
+              <w:rPr>
+                <w:rFonts w:hint="default" w:asciiTheme="minorEastAsia" w:hAnsiTheme="minorEastAsia" w:eastAsiaTheme="minorEastAsia" w:cstheme="minorEastAsia"/>
+                <w:b w:val="0"/>
+                <w:bCs w:val="0"/>
+                <w:kern w:val="0"/>
+                <w:sz w:val="24"/>
+                <w:szCs w:val="24"/>
+                <w:lang w:val="en-US" w:eastAsia="zh-CN"/>
+              </w:rPr>
+              <w:t>、scatter_engine 或 factor_writer 在访问目标数据时，通过所述映射关系获得逻辑地址，从而避免频繁的数据实体搬移。通过引入 ATU，可将传统可能演化为高开销数据搬移的行置换和地址更新过程转化为以索引更新为主的控制过程，有利于降低访存带宽消耗，并提高节点执行阶段的连续性</w:t>
+            </w:r>
+            <w:r>
+              <w:rPr>
+                <w:rFonts w:hint="eastAsia" w:asciiTheme="minorEastAsia" w:hAnsiTheme="minorEastAsia" w:eastAsiaTheme="minorEastAsia" w:cstheme="minorEastAsia"/>
+                <w:b w:val="0"/>
+                <w:bCs w:val="0"/>
+                <w:kern w:val="0"/>
+                <w:sz w:val="24"/>
+                <w:szCs w:val="24"/>
+                <w:lang w:val="en-US" w:eastAsia="zh-CN"/>
+              </w:rPr>
+              <w:t>。</w:t>
+            </w:r>
+          </w:p>
+          <w:p>
+            <w:pPr>
+              <w:spacing w:line="480" w:lineRule="exact"/>
+              <w:ind w:firstLine="720" w:firstLineChars="300"/>
+              <w:rPr>
+                <w:rFonts w:hint="default" w:asciiTheme="minorEastAsia" w:hAnsiTheme="minorEastAsia" w:eastAsiaTheme="minorEastAsia" w:cstheme="minorEastAsia"/>
+                <w:b w:val="0"/>
+                <w:bCs w:val="0"/>
+                <w:kern w:val="0"/>
+                <w:sz w:val="24"/>
+                <w:szCs w:val="24"/>
+                <w:lang w:val="en-US" w:eastAsia="zh-CN"/>
+              </w:rPr>
+            </w:pPr>
+            <w:r>
+              <w:rPr>
+                <w:rFonts w:hint="default" w:asciiTheme="minorEastAsia" w:hAnsiTheme="minorEastAsia" w:eastAsiaTheme="minorEastAsia" w:cstheme="minorEastAsia"/>
+                <w:b w:val="0"/>
+                <w:bCs w:val="0"/>
+                <w:kern w:val="0"/>
+                <w:sz w:val="24"/>
+                <w:szCs w:val="24"/>
+                <w:lang w:val="en-US" w:eastAsia="zh-CN"/>
+              </w:rPr>
+              <w:t>所述主元处理单元 HPU 用于执行节点分解过程中的主元</w:t>
+            </w:r>
+            <w:r>
+              <w:rPr>
+                <w:rFonts w:hint="eastAsia" w:asciiTheme="minorEastAsia" w:hAnsiTheme="minorEastAsia" w:eastAsiaTheme="minorEastAsia" w:cstheme="minorEastAsia"/>
+                <w:b w:val="0"/>
+                <w:bCs w:val="0"/>
+                <w:kern w:val="0"/>
+                <w:sz w:val="24"/>
+                <w:szCs w:val="24"/>
+                <w:lang w:val="en-US" w:eastAsia="zh-CN"/>
+              </w:rPr>
+              <w:t>选择</w:t>
+            </w:r>
+            <w:r>
+              <w:rPr>
+                <w:rFonts w:hint="default" w:asciiTheme="minorEastAsia" w:hAnsiTheme="minorEastAsia" w:eastAsiaTheme="minorEastAsia" w:cstheme="minorEastAsia"/>
+                <w:b w:val="0"/>
+                <w:bCs w:val="0"/>
+                <w:kern w:val="0"/>
+                <w:sz w:val="24"/>
+                <w:szCs w:val="24"/>
+                <w:lang w:val="en-US" w:eastAsia="zh-CN"/>
+              </w:rPr>
+              <w:t>相关控制。HPU 可对当前主元块中的候选元素进行比较，并输出所选择主元对应的位置信息、交换控制信息或其他与后续分解相关的控制信息。在一种实施方式中，HPU 可采用树形比较、分层比较或其他适于硬件实现的比较结构，以缩短主元选择路径并提高节点内控制效率。</w:t>
+            </w:r>
+          </w:p>
+          <w:p>
+            <w:pPr>
+              <w:spacing w:line="480" w:lineRule="exact"/>
+              <w:ind w:firstLine="723" w:firstLineChars="300"/>
+              <w:rPr>
+                <w:rFonts w:hint="eastAsia" w:asciiTheme="minorEastAsia" w:hAnsiTheme="minorEastAsia" w:eastAsiaTheme="minorEastAsia" w:cstheme="minorEastAsia"/>
+                <w:b/>
+                <w:bCs/>
+                <w:kern w:val="0"/>
+                <w:sz w:val="24"/>
+                <w:szCs w:val="24"/>
+                <w:lang w:val="en-US" w:eastAsia="zh-CN"/>
+              </w:rPr>
+            </w:pPr>
+            <w:r>
+              <w:rPr>
+                <w:rFonts w:hint="eastAsia" w:asciiTheme="minorEastAsia" w:hAnsiTheme="minorEastAsia" w:eastAsiaTheme="minorEastAsia" w:cstheme="minorEastAsia"/>
+                <w:b/>
+                <w:bCs/>
+                <w:kern w:val="0"/>
+                <w:sz w:val="24"/>
+                <w:szCs w:val="24"/>
+                <w:lang w:val="en-US" w:eastAsia="zh-CN"/>
+              </w:rPr>
+              <w:t>计算核心Computer Core</w:t>
+            </w:r>
+          </w:p>
+          <w:p>
+            <w:pPr>
+              <w:spacing w:line="480" w:lineRule="exact"/>
+              <w:ind w:firstLine="720" w:firstLineChars="300"/>
+              <w:rPr>
+                <w:rFonts w:hint="default" w:asciiTheme="minorEastAsia" w:hAnsiTheme="minorEastAsia" w:eastAsiaTheme="minorEastAsia" w:cstheme="minorEastAsia"/>
+                <w:b w:val="0"/>
+                <w:bCs w:val="0"/>
+                <w:kern w:val="0"/>
+                <w:sz w:val="24"/>
+                <w:szCs w:val="24"/>
+                <w:lang w:val="en-US" w:eastAsia="zh-CN"/>
+              </w:rPr>
+            </w:pPr>
+            <w:r>
+              <w:rPr>
+                <w:rFonts w:hint="default" w:asciiTheme="minorEastAsia" w:hAnsiTheme="minorEastAsia" w:eastAsiaTheme="minorEastAsia" w:cstheme="minorEastAsia"/>
+                <w:b w:val="0"/>
+                <w:bCs w:val="0"/>
+                <w:kern w:val="0"/>
+                <w:sz w:val="24"/>
+                <w:szCs w:val="24"/>
+                <w:lang w:val="en-US" w:eastAsia="zh-CN"/>
+              </w:rPr>
+              <w:t>所述</w:t>
+            </w:r>
+            <w:r>
+              <w:rPr>
+                <w:rFonts w:hint="eastAsia" w:asciiTheme="minorEastAsia" w:hAnsiTheme="minorEastAsia" w:eastAsiaTheme="minorEastAsia" w:cstheme="minorEastAsia"/>
+                <w:b w:val="0"/>
+                <w:bCs w:val="0"/>
+                <w:kern w:val="0"/>
+                <w:sz w:val="24"/>
+                <w:szCs w:val="24"/>
+                <w:lang w:val="en-US" w:eastAsia="zh-CN"/>
+              </w:rPr>
+              <w:t>计算核心Computer Core</w:t>
+            </w:r>
+            <w:r>
+              <w:rPr>
+                <w:rFonts w:hint="default" w:asciiTheme="minorEastAsia" w:hAnsiTheme="minorEastAsia" w:eastAsiaTheme="minorEastAsia" w:cstheme="minorEastAsia"/>
+                <w:b w:val="0"/>
+                <w:bCs w:val="0"/>
+                <w:kern w:val="0"/>
+                <w:sz w:val="24"/>
+                <w:szCs w:val="24"/>
+                <w:lang w:val="en-US" w:eastAsia="zh-CN"/>
+              </w:rPr>
+              <w:t>用于执行节点计算过程中的标量级数值运算</w:t>
+            </w:r>
+            <w:r>
+              <w:rPr>
+                <w:rFonts w:hint="eastAsia" w:asciiTheme="minorEastAsia" w:hAnsiTheme="minorEastAsia" w:eastAsiaTheme="minorEastAsia" w:cstheme="minorEastAsia"/>
+                <w:b w:val="0"/>
+                <w:bCs w:val="0"/>
+                <w:kern w:val="0"/>
+                <w:sz w:val="24"/>
+                <w:szCs w:val="24"/>
+                <w:lang w:val="en-US" w:eastAsia="zh-CN"/>
+              </w:rPr>
+              <w:t>和</w:t>
+            </w:r>
+            <w:r>
+              <w:rPr>
+                <w:rFonts w:hint="default" w:asciiTheme="minorEastAsia" w:hAnsiTheme="minorEastAsia" w:eastAsiaTheme="minorEastAsia" w:cstheme="minorEastAsia"/>
+                <w:b w:val="0"/>
+                <w:bCs w:val="0"/>
+                <w:kern w:val="0"/>
+                <w:sz w:val="24"/>
+                <w:szCs w:val="24"/>
+                <w:lang w:val="en-US" w:eastAsia="zh-CN"/>
+              </w:rPr>
+              <w:t>高吞吐矩阵乘加运算</w:t>
+            </w:r>
+            <w:r>
+              <w:rPr>
+                <w:rFonts w:hint="eastAsia" w:asciiTheme="minorEastAsia" w:hAnsiTheme="minorEastAsia" w:eastAsiaTheme="minorEastAsia" w:cstheme="minorEastAsia"/>
+                <w:b w:val="0"/>
+                <w:bCs w:val="0"/>
+                <w:kern w:val="0"/>
+                <w:sz w:val="24"/>
+                <w:szCs w:val="24"/>
+                <w:lang w:val="en-US" w:eastAsia="zh-CN"/>
+              </w:rPr>
+              <w:t>。计算核心主要由一个RISC-V CPU和 4个矩阵计算单元组成。其中CPU主要负责标量运算，能够实现</w:t>
+            </w:r>
+            <w:r>
+              <w:rPr>
+                <w:rFonts w:hint="default" w:asciiTheme="minorEastAsia" w:hAnsiTheme="minorEastAsia" w:eastAsiaTheme="minorEastAsia" w:cstheme="minorEastAsia"/>
+                <w:b w:val="0"/>
+                <w:bCs w:val="0"/>
+                <w:kern w:val="0"/>
+                <w:sz w:val="24"/>
+                <w:szCs w:val="24"/>
+                <w:lang w:val="en-US" w:eastAsia="zh-CN"/>
+              </w:rPr>
+              <w:t>以整数/定点方式实现的加、减、乘、除、缩放和对齐操作。</w:t>
+            </w:r>
+          </w:p>
+          <w:p>
+            <w:pPr>
+              <w:spacing w:line="480" w:lineRule="exact"/>
+              <w:ind w:firstLine="720" w:firstLineChars="300"/>
+              <w:rPr>
+                <w:rFonts w:hint="default" w:asciiTheme="minorEastAsia" w:hAnsiTheme="minorEastAsia" w:eastAsiaTheme="minorEastAsia" w:cstheme="minorEastAsia"/>
+                <w:b w:val="0"/>
+                <w:bCs w:val="0"/>
+                <w:kern w:val="0"/>
+                <w:sz w:val="24"/>
+                <w:szCs w:val="24"/>
+                <w:lang w:val="en-US" w:eastAsia="zh-CN"/>
+              </w:rPr>
+            </w:pPr>
+            <w:r>
+              <w:rPr>
+                <w:rFonts w:hint="eastAsia" w:asciiTheme="minorEastAsia" w:hAnsiTheme="minorEastAsia" w:eastAsiaTheme="minorEastAsia" w:cstheme="minorEastAsia"/>
+                <w:b w:val="0"/>
+                <w:bCs w:val="0"/>
+                <w:kern w:val="0"/>
+                <w:sz w:val="24"/>
+                <w:szCs w:val="24"/>
+                <w:lang w:val="en-US" w:eastAsia="zh-CN"/>
+              </w:rPr>
+              <w:t>CPU</w:t>
+            </w:r>
+            <w:r>
+              <w:rPr>
+                <w:rFonts w:hint="default" w:asciiTheme="minorEastAsia" w:hAnsiTheme="minorEastAsia" w:eastAsiaTheme="minorEastAsia" w:cstheme="minorEastAsia"/>
+                <w:b w:val="0"/>
+                <w:bCs w:val="0"/>
+                <w:kern w:val="0"/>
+                <w:sz w:val="24"/>
+                <w:szCs w:val="24"/>
+                <w:lang w:val="en-US" w:eastAsia="zh-CN"/>
+              </w:rPr>
+              <w:t>主要用于承担以下功能中的一种或多种：主元块中的</w:t>
+            </w:r>
+            <w:r>
+              <w:rPr>
+                <w:rFonts w:hint="eastAsia" w:asciiTheme="minorEastAsia" w:hAnsiTheme="minorEastAsia" w:eastAsiaTheme="minorEastAsia" w:cstheme="minorEastAsia"/>
+                <w:b w:val="0"/>
+                <w:bCs w:val="0"/>
+                <w:kern w:val="0"/>
+                <w:sz w:val="24"/>
+                <w:szCs w:val="24"/>
+                <w:lang w:val="en-US" w:eastAsia="zh-CN"/>
+              </w:rPr>
+              <w:t>块LU分解</w:t>
+            </w:r>
+            <w:r>
+              <w:rPr>
+                <w:rFonts w:hint="default" w:asciiTheme="minorEastAsia" w:hAnsiTheme="minorEastAsia" w:eastAsiaTheme="minorEastAsia" w:cstheme="minorEastAsia"/>
+                <w:b w:val="0"/>
+                <w:bCs w:val="0"/>
+                <w:kern w:val="0"/>
+                <w:sz w:val="24"/>
+                <w:szCs w:val="24"/>
+                <w:lang w:val="en-US" w:eastAsia="zh-CN"/>
+              </w:rPr>
+              <w:t>；数据对齐与缩放</w:t>
+            </w:r>
+            <w:r>
+              <w:rPr>
+                <w:rFonts w:hint="eastAsia" w:asciiTheme="minorEastAsia" w:hAnsiTheme="minorEastAsia" w:eastAsiaTheme="minorEastAsia" w:cstheme="minorEastAsia"/>
+                <w:b w:val="0"/>
+                <w:bCs w:val="0"/>
+                <w:kern w:val="0"/>
+                <w:sz w:val="24"/>
+                <w:szCs w:val="24"/>
+                <w:lang w:val="en-US" w:eastAsia="zh-CN"/>
+              </w:rPr>
+              <w:t>；</w:t>
+            </w:r>
+            <w:r>
+              <w:rPr>
+                <w:rFonts w:hint="default" w:asciiTheme="minorEastAsia" w:hAnsiTheme="minorEastAsia" w:eastAsiaTheme="minorEastAsia" w:cstheme="minorEastAsia"/>
+                <w:b w:val="0"/>
+                <w:bCs w:val="0"/>
+                <w:kern w:val="0"/>
+                <w:sz w:val="24"/>
+                <w:szCs w:val="24"/>
+                <w:lang w:val="en-US" w:eastAsia="zh-CN"/>
+              </w:rPr>
+              <w:t>update 写回前的指数协调</w:t>
+            </w:r>
+            <w:r>
+              <w:rPr>
+                <w:rFonts w:hint="eastAsia" w:asciiTheme="minorEastAsia" w:hAnsiTheme="minorEastAsia" w:eastAsiaTheme="minorEastAsia" w:cstheme="minorEastAsia"/>
+                <w:b w:val="0"/>
+                <w:bCs w:val="0"/>
+                <w:kern w:val="0"/>
+                <w:sz w:val="24"/>
+                <w:szCs w:val="24"/>
+                <w:lang w:val="en-US" w:eastAsia="zh-CN"/>
+              </w:rPr>
+              <w:t>以及</w:t>
+            </w:r>
+            <w:r>
+              <w:rPr>
+                <w:rFonts w:hint="default" w:asciiTheme="minorEastAsia" w:hAnsiTheme="minorEastAsia" w:eastAsiaTheme="minorEastAsia" w:cstheme="minorEastAsia"/>
+                <w:b w:val="0"/>
+                <w:bCs w:val="0"/>
+                <w:kern w:val="0"/>
+                <w:sz w:val="24"/>
+                <w:szCs w:val="24"/>
+                <w:lang w:val="en-US" w:eastAsia="zh-CN"/>
+              </w:rPr>
+              <w:t>需要由 Matrix Core 之外路径处理的低并行度计算。</w:t>
+            </w:r>
+          </w:p>
+          <w:p>
+            <w:pPr>
+              <w:spacing w:line="480" w:lineRule="exact"/>
+              <w:ind w:firstLine="720" w:firstLineChars="300"/>
+              <w:rPr>
+                <w:rFonts w:hint="default" w:asciiTheme="minorEastAsia" w:hAnsiTheme="minorEastAsia" w:eastAsiaTheme="minorEastAsia" w:cstheme="minorEastAsia"/>
+                <w:b w:val="0"/>
+                <w:bCs w:val="0"/>
+                <w:kern w:val="0"/>
+                <w:sz w:val="24"/>
+                <w:szCs w:val="24"/>
+                <w:lang w:val="en-US" w:eastAsia="zh-CN"/>
+              </w:rPr>
+            </w:pPr>
+            <w:r>
+              <w:rPr>
+                <w:rFonts w:hint="default" w:asciiTheme="minorEastAsia" w:hAnsiTheme="minorEastAsia" w:eastAsiaTheme="minorEastAsia" w:cstheme="minorEastAsia"/>
+                <w:b w:val="0"/>
+                <w:bCs w:val="0"/>
+                <w:kern w:val="0"/>
+                <w:sz w:val="24"/>
+                <w:szCs w:val="24"/>
+                <w:lang w:val="en-US" w:eastAsia="zh-CN"/>
+              </w:rPr>
+              <w:t>在本发明的一种实施方式中，SFU 在执行除法或乘子生成时，可根据当前数据范围动态选择左移位数</w:t>
+            </w:r>
+            <w:r>
+              <w:rPr>
+                <w:rFonts w:hint="eastAsia" w:asciiTheme="minorEastAsia" w:hAnsiTheme="minorEastAsia" w:eastAsiaTheme="minorEastAsia" w:cstheme="minorEastAsia"/>
+                <w:b w:val="0"/>
+                <w:bCs w:val="0"/>
+                <w:kern w:val="0"/>
+                <w:sz w:val="24"/>
+                <w:szCs w:val="24"/>
+                <w:lang w:val="en-US" w:eastAsia="zh-CN"/>
+              </w:rPr>
+              <w:t>t</w:t>
+            </w:r>
+            <w:r>
+              <w:rPr>
+                <w:rFonts w:hint="default" w:asciiTheme="minorEastAsia" w:hAnsiTheme="minorEastAsia" w:eastAsiaTheme="minorEastAsia" w:cstheme="minorEastAsia"/>
+                <w:b w:val="0"/>
+                <w:bCs w:val="0"/>
+                <w:kern w:val="0"/>
+                <w:sz w:val="24"/>
+                <w:szCs w:val="24"/>
+                <w:lang w:val="en-US" w:eastAsia="zh-CN"/>
+              </w:rPr>
+              <w:t>，并将该缩放信息吸收到指数项中。通过这种动态缩放机制，可降低固定定点位宽方案对不同节点数值范围的限制，使整数路径在稀疏 LU 的 TRSM 与乘子生成场景下具有更好的适应性。</w:t>
+            </w:r>
+          </w:p>
+          <w:p>
+            <w:pPr>
+              <w:spacing w:line="480" w:lineRule="exact"/>
+              <w:ind w:firstLine="720" w:firstLineChars="300"/>
+              <w:rPr>
+                <w:rFonts w:hint="eastAsia" w:asciiTheme="minorEastAsia" w:hAnsiTheme="minorEastAsia" w:eastAsiaTheme="minorEastAsia" w:cstheme="minorEastAsia"/>
+                <w:kern w:val="0"/>
+                <w:sz w:val="24"/>
+                <w:szCs w:val="24"/>
+                <w:lang w:val="en-US" w:eastAsia="zh-CN"/>
+              </w:rPr>
+            </w:pPr>
+            <w:r>
+              <w:rPr>
+                <w:rFonts w:hint="default" w:asciiTheme="minorEastAsia" w:hAnsiTheme="minorEastAsia" w:eastAsiaTheme="minorEastAsia" w:cstheme="minorEastAsia"/>
+                <w:b w:val="0"/>
+                <w:bCs w:val="0"/>
+                <w:kern w:val="0"/>
+                <w:sz w:val="24"/>
+                <w:szCs w:val="24"/>
+                <w:lang w:val="en-US" w:eastAsia="zh-CN"/>
+              </w:rPr>
+              <w:t>所述矩阵计算</w:t>
+            </w:r>
+            <w:r>
+              <w:rPr>
+                <w:rFonts w:hint="eastAsia" w:asciiTheme="minorEastAsia" w:hAnsiTheme="minorEastAsia" w:eastAsiaTheme="minorEastAsia" w:cstheme="minorEastAsia"/>
+                <w:b w:val="0"/>
+                <w:bCs w:val="0"/>
+                <w:kern w:val="0"/>
+                <w:sz w:val="24"/>
+                <w:szCs w:val="24"/>
+                <w:lang w:val="en-US" w:eastAsia="zh-CN"/>
+              </w:rPr>
+              <w:t>单元</w:t>
+            </w:r>
+            <w:r>
+              <w:rPr>
+                <w:rFonts w:hint="default" w:asciiTheme="minorEastAsia" w:hAnsiTheme="minorEastAsia" w:eastAsiaTheme="minorEastAsia" w:cstheme="minorEastAsia"/>
+                <w:b w:val="0"/>
+                <w:bCs w:val="0"/>
+                <w:kern w:val="0"/>
+                <w:sz w:val="24"/>
+                <w:szCs w:val="24"/>
+                <w:lang w:val="en-US" w:eastAsia="zh-CN"/>
+              </w:rPr>
+              <w:t>用于执行节点内高吞吐矩阵乘加运算，主要承担 Schur 更新阶段的块式更新计算。在本发明的一种实施方式中，</w:t>
+            </w:r>
+            <w:r>
+              <w:rPr>
+                <w:rFonts w:hint="eastAsia" w:asciiTheme="minorEastAsia" w:hAnsiTheme="minorEastAsia" w:eastAsiaTheme="minorEastAsia" w:cstheme="minorEastAsia"/>
+                <w:b w:val="0"/>
+                <w:bCs w:val="0"/>
+                <w:kern w:val="0"/>
+                <w:sz w:val="24"/>
+                <w:szCs w:val="24"/>
+                <w:lang w:val="en-US" w:eastAsia="zh-CN"/>
+              </w:rPr>
+              <w:t>矩阵核心</w:t>
+            </w:r>
+            <w:r>
+              <w:rPr>
+                <w:rFonts w:hint="default" w:asciiTheme="minorEastAsia" w:hAnsiTheme="minorEastAsia" w:eastAsiaTheme="minorEastAsia" w:cstheme="minorEastAsia"/>
+                <w:b w:val="0"/>
+                <w:bCs w:val="0"/>
+                <w:kern w:val="0"/>
+                <w:sz w:val="24"/>
+                <w:szCs w:val="24"/>
+                <w:lang w:val="en-US" w:eastAsia="zh-CN"/>
+              </w:rPr>
+              <w:t>支持有符号整数加、减、乘的组合运算，适于对</w:t>
+            </w:r>
+            <w:r>
+              <w:rPr>
+                <w:rFonts w:hint="eastAsia" w:asciiTheme="minorEastAsia" w:hAnsiTheme="minorEastAsia" w:eastAsiaTheme="minorEastAsia" w:cstheme="minorEastAsia"/>
+                <w:b w:val="0"/>
+                <w:bCs w:val="0"/>
+                <w:kern w:val="0"/>
+                <w:sz w:val="24"/>
+                <w:szCs w:val="24"/>
+                <w:lang w:val="en-US" w:eastAsia="zh-CN"/>
+              </w:rPr>
+              <w:t>前沿矩阵</w:t>
+            </w:r>
+            <w:r>
+              <w:rPr>
+                <w:rFonts w:hint="default" w:asciiTheme="minorEastAsia" w:hAnsiTheme="minorEastAsia" w:eastAsiaTheme="minorEastAsia" w:cstheme="minorEastAsia"/>
+                <w:b w:val="0"/>
+                <w:bCs w:val="0"/>
+                <w:kern w:val="0"/>
+                <w:sz w:val="24"/>
+                <w:szCs w:val="24"/>
+                <w:lang w:val="en-US" w:eastAsia="zh-CN"/>
+              </w:rPr>
+              <w:t>中的子块数据执行乘加累积。通过 Matrix Core，可将多前沿节点分解中占比较高的 Schur 更新部分映射为高吞吐矩阵运算，从而提升节点内数值计算效率</w:t>
+            </w:r>
+            <w:r>
+              <w:rPr>
+                <w:rFonts w:hint="eastAsia" w:asciiTheme="minorEastAsia" w:hAnsiTheme="minorEastAsia" w:eastAsiaTheme="minorEastAsia" w:cstheme="minorEastAsia"/>
+                <w:b w:val="0"/>
+                <w:bCs w:val="0"/>
+                <w:kern w:val="0"/>
+                <w:sz w:val="24"/>
+                <w:szCs w:val="24"/>
+                <w:lang w:val="en-US" w:eastAsia="zh-CN"/>
+              </w:rPr>
+              <w:t>。</w:t>
+            </w:r>
+          </w:p>
+          <w:p>
+            <w:pPr>
+              <w:numPr>
+                <w:ilvl w:val="0"/>
+                <w:numId w:val="2"/>
+              </w:numPr>
+              <w:spacing w:line="480" w:lineRule="exact"/>
+              <w:ind w:left="0" w:leftChars="0" w:firstLine="482" w:firstLineChars="200"/>
+              <w:rPr>
+                <w:rFonts w:hint="default" w:asciiTheme="minorEastAsia" w:hAnsiTheme="minorEastAsia" w:eastAsiaTheme="minorEastAsia" w:cstheme="minorEastAsia"/>
+                <w:b/>
+                <w:bCs/>
+                <w:kern w:val="0"/>
+                <w:sz w:val="24"/>
+                <w:szCs w:val="24"/>
+                <w:lang w:val="en-US" w:eastAsia="zh-CN"/>
+              </w:rPr>
+            </w:pPr>
+            <w:r>
+              <w:rPr>
+                <w:rFonts w:hint="default" w:asciiTheme="minorEastAsia" w:hAnsiTheme="minorEastAsia" w:eastAsiaTheme="minorEastAsia" w:cstheme="minorEastAsia"/>
+                <w:b/>
+                <w:bCs/>
+                <w:kern w:val="0"/>
+                <w:sz w:val="24"/>
+                <w:szCs w:val="24"/>
+                <w:lang w:val="en-US" w:eastAsia="zh-CN"/>
+              </w:rPr>
+              <w:t>依赖记分牌子模块 dep_scoreboard 的具体结构与工作流程</w:t>
+            </w:r>
+          </w:p>
+          <w:p>
+            <w:pPr>
+              <w:numPr>
+                <w:ilvl w:val="0"/>
+                <w:numId w:val="0"/>
+              </w:numPr>
+              <w:spacing w:line="480" w:lineRule="exact"/>
+              <w:ind w:firstLine="480" w:firstLineChars="200"/>
+              <w:rPr>
+                <w:rFonts w:hint="eastAsia" w:asciiTheme="minorEastAsia" w:hAnsiTheme="minorEastAsia" w:eastAsiaTheme="minorEastAsia" w:cstheme="minorEastAsia"/>
+                <w:b w:val="0"/>
+                <w:bCs w:val="0"/>
+                <w:kern w:val="0"/>
+                <w:sz w:val="24"/>
+                <w:szCs w:val="24"/>
+                <w:lang w:val="en-US" w:eastAsia="zh-CN"/>
+              </w:rPr>
+            </w:pPr>
+            <w:r>
+              <w:rPr>
+                <w:rFonts w:hint="default" w:asciiTheme="minorEastAsia" w:hAnsiTheme="minorEastAsia" w:eastAsiaTheme="minorEastAsia" w:cstheme="minorEastAsia"/>
+                <w:b w:val="0"/>
+                <w:bCs w:val="0"/>
+                <w:kern w:val="0"/>
+                <w:sz w:val="24"/>
+                <w:szCs w:val="24"/>
+                <w:lang w:val="en-US" w:eastAsia="zh-CN"/>
+              </w:rPr>
+              <w:t>所述依赖记分牌子模块 dep_scoreboard 用于对多前沿分解过程中各节点之间的父子依赖关系进行硬件化跟踪，并基于子节点 update 的完成情况对父节点的预取、加载及执行进行门控控制</w:t>
+            </w:r>
+            <w:r>
+              <w:rPr>
+                <w:rFonts w:hint="eastAsia" w:asciiTheme="minorEastAsia" w:hAnsiTheme="minorEastAsia" w:eastAsiaTheme="minorEastAsia" w:cstheme="minorEastAsia"/>
+                <w:b w:val="0"/>
+                <w:bCs w:val="0"/>
+                <w:kern w:val="0"/>
+                <w:sz w:val="24"/>
+                <w:szCs w:val="24"/>
+                <w:lang w:val="en-US" w:eastAsia="zh-CN"/>
+              </w:rPr>
+              <w:t>。在本发明中，dep_scoreboard 并非仅用于记录节点是否完成，而是作为节点生命周期控制中的关键判定单元，与 task_fetch、buffer_mgr、front_loader、micro_scheduler、scatter_engine 及 factor_writer 协同工作，用于建立“依赖完成—允许预取—允许加载—允许执行—完成写回—释放父节点”的闭环控制链路。</w:t>
+            </w:r>
+          </w:p>
+          <w:p>
+            <w:pPr>
+              <w:numPr>
+                <w:ilvl w:val="0"/>
+                <w:numId w:val="0"/>
+              </w:numPr>
+              <w:spacing w:line="480" w:lineRule="exact"/>
+              <w:ind w:firstLine="480" w:firstLineChars="200"/>
+              <w:rPr>
+                <w:rFonts w:hint="eastAsia" w:asciiTheme="minorEastAsia" w:hAnsiTheme="minorEastAsia" w:eastAsiaTheme="minorEastAsia" w:cstheme="minorEastAsia"/>
+                <w:b w:val="0"/>
+                <w:bCs w:val="0"/>
+                <w:kern w:val="0"/>
+                <w:sz w:val="24"/>
+                <w:szCs w:val="24"/>
+                <w:lang w:val="en-US" w:eastAsia="zh-CN"/>
+              </w:rPr>
+            </w:pPr>
+            <w:r>
+              <w:rPr>
+                <w:rFonts w:hint="default" w:asciiTheme="minorEastAsia" w:hAnsiTheme="minorEastAsia" w:eastAsiaTheme="minorEastAsia" w:cstheme="minorEastAsia"/>
+                <w:b w:val="0"/>
+                <w:bCs w:val="0"/>
+                <w:kern w:val="0"/>
+                <w:sz w:val="24"/>
+                <w:szCs w:val="24"/>
+                <w:lang w:val="en-US" w:eastAsia="zh-CN"/>
+              </w:rPr>
+              <w:t>在多前沿稀疏 LU 分解过程中，父节点对应的 frontal matrix 需要在其全部子节点 update 完成并写回后才能形成正确的输入数据。若缺少对该依赖关系的硬件级跟踪，则在引入预取机制时，父节点可能在子节点 update 尚未完成写回的情况下被提前装载至片上缓冲区，从而导致读取到未更新或不完整的数据，进而影响后续分解结果的正确性。</w:t>
+            </w:r>
+            <w:r>
+              <w:rPr>
+                <w:rFonts w:hint="default" w:asciiTheme="minorEastAsia" w:hAnsiTheme="minorEastAsia" w:eastAsiaTheme="minorEastAsia" w:cstheme="minorEastAsia"/>
+                <w:b w:val="0"/>
+                <w:bCs w:val="0"/>
+                <w:kern w:val="0"/>
+                <w:sz w:val="24"/>
+                <w:szCs w:val="24"/>
+                <w:lang w:val="en-US" w:eastAsia="zh-CN"/>
+              </w:rPr>
+              <w:br w:type="textWrapping"/>
+            </w:r>
+            <w:r>
+              <w:rPr>
+                <w:rFonts w:hint="default" w:asciiTheme="minorEastAsia" w:hAnsiTheme="minorEastAsia" w:eastAsiaTheme="minorEastAsia" w:cstheme="minorEastAsia"/>
+                <w:b w:val="0"/>
+                <w:bCs w:val="0"/>
+                <w:kern w:val="0"/>
+                <w:sz w:val="24"/>
+                <w:szCs w:val="24"/>
+                <w:lang w:val="en-US" w:eastAsia="zh-CN"/>
+              </w:rPr>
+              <w:t>因此，本发明通过 dep_scoreboard 在硬件侧显式维护节点依赖状态，并将该状态作为节点是否允许进入预取、装载和执行阶段的前提条件</w:t>
+            </w:r>
+            <w:r>
+              <w:rPr>
+                <w:rFonts w:hint="eastAsia" w:asciiTheme="minorEastAsia" w:hAnsiTheme="minorEastAsia" w:eastAsiaTheme="minorEastAsia" w:cstheme="minorEastAsia"/>
+                <w:b w:val="0"/>
+                <w:bCs w:val="0"/>
+                <w:kern w:val="0"/>
+                <w:sz w:val="24"/>
+                <w:szCs w:val="24"/>
+                <w:lang w:val="en-US" w:eastAsia="zh-CN"/>
+              </w:rPr>
+              <w:t>。</w:t>
+            </w:r>
+          </w:p>
+          <w:p>
+            <w:pPr>
+              <w:numPr>
+                <w:ilvl w:val="0"/>
+                <w:numId w:val="0"/>
+              </w:numPr>
+              <w:spacing w:line="480" w:lineRule="exact"/>
+              <w:ind w:firstLine="480" w:firstLineChars="200"/>
+              <w:rPr>
+                <w:rFonts w:hint="default" w:asciiTheme="minorEastAsia" w:hAnsiTheme="minorEastAsia" w:eastAsiaTheme="minorEastAsia" w:cstheme="minorEastAsia"/>
+                <w:b w:val="0"/>
+                <w:bCs w:val="0"/>
+                <w:kern w:val="0"/>
+                <w:sz w:val="24"/>
+                <w:szCs w:val="24"/>
+                <w:lang w:val="en-US" w:eastAsia="zh-CN"/>
+              </w:rPr>
+            </w:pPr>
+            <w:r>
+              <w:rPr>
+                <w:rFonts w:hint="default" w:asciiTheme="minorEastAsia" w:hAnsiTheme="minorEastAsia" w:eastAsiaTheme="minorEastAsia" w:cstheme="minorEastAsia"/>
+                <w:b w:val="0"/>
+                <w:bCs w:val="0"/>
+                <w:kern w:val="0"/>
+                <w:sz w:val="24"/>
+                <w:szCs w:val="24"/>
+                <w:lang w:val="en-US" w:eastAsia="zh-CN"/>
+              </w:rPr>
+              <w:t>在本发明的一种实施方式中，所述 dep_scoreboard 至少包括如下组成部分中的：</w:t>
+            </w:r>
+          </w:p>
+          <w:p>
+            <w:pPr>
+              <w:numPr>
+                <w:ilvl w:val="0"/>
+                <w:numId w:val="0"/>
+              </w:numPr>
+              <w:spacing w:line="480" w:lineRule="exact"/>
+              <w:ind w:firstLine="482" w:firstLineChars="200"/>
+              <w:rPr>
+                <w:rFonts w:hint="default" w:asciiTheme="minorEastAsia" w:hAnsiTheme="minorEastAsia" w:eastAsiaTheme="minorEastAsia" w:cstheme="minorEastAsia"/>
+                <w:b w:val="0"/>
+                <w:bCs w:val="0"/>
+                <w:kern w:val="0"/>
+                <w:sz w:val="24"/>
+                <w:szCs w:val="24"/>
+                <w:lang w:val="en-US" w:eastAsia="zh-CN"/>
+              </w:rPr>
+            </w:pPr>
+            <w:r>
+              <w:rPr>
+                <w:rFonts w:hint="default" w:asciiTheme="minorEastAsia" w:hAnsiTheme="minorEastAsia" w:eastAsiaTheme="minorEastAsia" w:cstheme="minorEastAsia"/>
+                <w:b/>
+                <w:bCs/>
+                <w:kern w:val="0"/>
+                <w:sz w:val="24"/>
+                <w:szCs w:val="24"/>
+                <w:lang w:val="en-US" w:eastAsia="zh-CN"/>
+              </w:rPr>
+              <w:t>节点状态表</w:t>
+            </w:r>
+            <w:r>
+              <w:rPr>
+                <w:rFonts w:hint="eastAsia" w:asciiTheme="minorEastAsia" w:hAnsiTheme="minorEastAsia" w:eastAsiaTheme="minorEastAsia" w:cstheme="minorEastAsia"/>
+                <w:b w:val="0"/>
+                <w:bCs w:val="0"/>
+                <w:kern w:val="0"/>
+                <w:sz w:val="24"/>
+                <w:szCs w:val="24"/>
+                <w:lang w:val="en-US" w:eastAsia="zh-CN"/>
+              </w:rPr>
+              <w:t>：</w:t>
+            </w:r>
+            <w:r>
+              <w:rPr>
+                <w:rFonts w:hint="default" w:asciiTheme="minorEastAsia" w:hAnsiTheme="minorEastAsia" w:eastAsiaTheme="minorEastAsia" w:cstheme="minorEastAsia"/>
+                <w:b w:val="0"/>
+                <w:bCs w:val="0"/>
+                <w:kern w:val="0"/>
+                <w:sz w:val="24"/>
+                <w:szCs w:val="24"/>
+                <w:lang w:val="en-US" w:eastAsia="zh-CN"/>
+              </w:rPr>
+              <w:t>所述节点状态表用于记录各节点当前所处的生命周期状态。在一实施方式中，所述节点状态至少包括以下状态中：未进入调度状态</w:t>
+            </w:r>
+            <w:r>
+              <w:rPr>
+                <w:rFonts w:hint="eastAsia" w:asciiTheme="minorEastAsia" w:hAnsiTheme="minorEastAsia" w:eastAsiaTheme="minorEastAsia" w:cstheme="minorEastAsia"/>
+                <w:b w:val="0"/>
+                <w:bCs w:val="0"/>
+                <w:kern w:val="0"/>
+                <w:sz w:val="24"/>
+                <w:szCs w:val="24"/>
+                <w:lang w:val="en-US" w:eastAsia="zh-CN"/>
+              </w:rPr>
+              <w:t>、</w:t>
+            </w:r>
+            <w:r>
+              <w:rPr>
+                <w:rFonts w:hint="default" w:asciiTheme="minorEastAsia" w:hAnsiTheme="minorEastAsia" w:eastAsiaTheme="minorEastAsia" w:cstheme="minorEastAsia"/>
+                <w:b w:val="0"/>
+                <w:bCs w:val="0"/>
+                <w:kern w:val="0"/>
+                <w:sz w:val="24"/>
+                <w:szCs w:val="24"/>
+                <w:lang w:val="en-US" w:eastAsia="zh-CN"/>
+              </w:rPr>
+              <w:t>等待依赖状态</w:t>
+            </w:r>
+            <w:r>
+              <w:rPr>
+                <w:rFonts w:hint="eastAsia" w:asciiTheme="minorEastAsia" w:hAnsiTheme="minorEastAsia" w:eastAsiaTheme="minorEastAsia" w:cstheme="minorEastAsia"/>
+                <w:b w:val="0"/>
+                <w:bCs w:val="0"/>
+                <w:kern w:val="0"/>
+                <w:sz w:val="24"/>
+                <w:szCs w:val="24"/>
+                <w:lang w:val="en-US" w:eastAsia="zh-CN"/>
+              </w:rPr>
+              <w:t>、</w:t>
+            </w:r>
+            <w:r>
+              <w:rPr>
+                <w:rFonts w:hint="default" w:asciiTheme="minorEastAsia" w:hAnsiTheme="minorEastAsia" w:eastAsiaTheme="minorEastAsia" w:cstheme="minorEastAsia"/>
+                <w:b w:val="0"/>
+                <w:bCs w:val="0"/>
+                <w:kern w:val="0"/>
+                <w:sz w:val="24"/>
+                <w:szCs w:val="24"/>
+                <w:lang w:val="en-US" w:eastAsia="zh-CN"/>
+              </w:rPr>
+              <w:t>允许预取状态</w:t>
+            </w:r>
+            <w:r>
+              <w:rPr>
+                <w:rFonts w:hint="eastAsia" w:asciiTheme="minorEastAsia" w:hAnsiTheme="minorEastAsia" w:eastAsiaTheme="minorEastAsia" w:cstheme="minorEastAsia"/>
+                <w:b w:val="0"/>
+                <w:bCs w:val="0"/>
+                <w:kern w:val="0"/>
+                <w:sz w:val="24"/>
+                <w:szCs w:val="24"/>
+                <w:lang w:val="en-US" w:eastAsia="zh-CN"/>
+              </w:rPr>
+              <w:t>、</w:t>
+            </w:r>
+            <w:r>
+              <w:rPr>
+                <w:rFonts w:hint="default" w:asciiTheme="minorEastAsia" w:hAnsiTheme="minorEastAsia" w:eastAsiaTheme="minorEastAsia" w:cstheme="minorEastAsia"/>
+                <w:b w:val="0"/>
+                <w:bCs w:val="0"/>
+                <w:kern w:val="0"/>
+                <w:sz w:val="24"/>
+                <w:szCs w:val="24"/>
+                <w:lang w:val="en-US" w:eastAsia="zh-CN"/>
+              </w:rPr>
+              <w:t>已加载状态</w:t>
+            </w:r>
+            <w:r>
+              <w:rPr>
+                <w:rFonts w:hint="eastAsia" w:asciiTheme="minorEastAsia" w:hAnsiTheme="minorEastAsia" w:eastAsiaTheme="minorEastAsia" w:cstheme="minorEastAsia"/>
+                <w:b w:val="0"/>
+                <w:bCs w:val="0"/>
+                <w:kern w:val="0"/>
+                <w:sz w:val="24"/>
+                <w:szCs w:val="24"/>
+                <w:lang w:val="en-US" w:eastAsia="zh-CN"/>
+              </w:rPr>
+              <w:t>、</w:t>
+            </w:r>
+            <w:r>
+              <w:rPr>
+                <w:rFonts w:hint="default" w:asciiTheme="minorEastAsia" w:hAnsiTheme="minorEastAsia" w:eastAsiaTheme="minorEastAsia" w:cstheme="minorEastAsia"/>
+                <w:b w:val="0"/>
+                <w:bCs w:val="0"/>
+                <w:kern w:val="0"/>
+                <w:sz w:val="24"/>
+                <w:szCs w:val="24"/>
+                <w:lang w:val="en-US" w:eastAsia="zh-CN"/>
+              </w:rPr>
+              <w:t>执行中状态</w:t>
+            </w:r>
+            <w:r>
+              <w:rPr>
+                <w:rFonts w:hint="eastAsia" w:asciiTheme="minorEastAsia" w:hAnsiTheme="minorEastAsia" w:eastAsiaTheme="minorEastAsia" w:cstheme="minorEastAsia"/>
+                <w:b w:val="0"/>
+                <w:bCs w:val="0"/>
+                <w:kern w:val="0"/>
+                <w:sz w:val="24"/>
+                <w:szCs w:val="24"/>
+                <w:lang w:val="en-US" w:eastAsia="zh-CN"/>
+              </w:rPr>
+              <w:t>、</w:t>
+            </w:r>
+            <w:r>
+              <w:rPr>
+                <w:rFonts w:hint="default" w:asciiTheme="minorEastAsia" w:hAnsiTheme="minorEastAsia" w:eastAsiaTheme="minorEastAsia" w:cstheme="minorEastAsia"/>
+                <w:b w:val="0"/>
+                <w:bCs w:val="0"/>
+                <w:kern w:val="0"/>
+                <w:sz w:val="24"/>
+                <w:szCs w:val="24"/>
+                <w:lang w:val="en-US" w:eastAsia="zh-CN"/>
+              </w:rPr>
+              <w:t>写回中状态</w:t>
+            </w:r>
+            <w:r>
+              <w:rPr>
+                <w:rFonts w:hint="eastAsia" w:asciiTheme="minorEastAsia" w:hAnsiTheme="minorEastAsia" w:eastAsiaTheme="minorEastAsia" w:cstheme="minorEastAsia"/>
+                <w:b w:val="0"/>
+                <w:bCs w:val="0"/>
+                <w:kern w:val="0"/>
+                <w:sz w:val="24"/>
+                <w:szCs w:val="24"/>
+                <w:lang w:val="en-US" w:eastAsia="zh-CN"/>
+              </w:rPr>
+              <w:t>和</w:t>
+            </w:r>
+            <w:r>
+              <w:rPr>
+                <w:rFonts w:hint="default" w:asciiTheme="minorEastAsia" w:hAnsiTheme="minorEastAsia" w:eastAsiaTheme="minorEastAsia" w:cstheme="minorEastAsia"/>
+                <w:b w:val="0"/>
+                <w:bCs w:val="0"/>
+                <w:kern w:val="0"/>
+                <w:sz w:val="24"/>
+                <w:szCs w:val="24"/>
+                <w:lang w:val="en-US" w:eastAsia="zh-CN"/>
+              </w:rPr>
+              <w:t>已完成状态。节点状态表用于向后续控制模块提供节点是否允许被装载和执行的状态依据。</w:t>
+            </w:r>
+          </w:p>
+          <w:p>
+            <w:pPr>
+              <w:numPr>
+                <w:ilvl w:val="0"/>
+                <w:numId w:val="0"/>
+              </w:numPr>
+              <w:spacing w:line="480" w:lineRule="exact"/>
+              <w:ind w:firstLine="482" w:firstLineChars="200"/>
+              <w:rPr>
+                <w:rFonts w:hint="default" w:asciiTheme="minorEastAsia" w:hAnsiTheme="minorEastAsia" w:eastAsiaTheme="minorEastAsia" w:cstheme="minorEastAsia"/>
+                <w:b w:val="0"/>
+                <w:bCs w:val="0"/>
+                <w:kern w:val="0"/>
+                <w:sz w:val="24"/>
+                <w:szCs w:val="24"/>
+                <w:lang w:val="en-US" w:eastAsia="zh-CN"/>
+              </w:rPr>
+            </w:pPr>
+            <w:r>
+              <w:rPr>
+                <w:rFonts w:hint="default" w:asciiTheme="minorEastAsia" w:hAnsiTheme="minorEastAsia" w:eastAsiaTheme="minorEastAsia" w:cstheme="minorEastAsia"/>
+                <w:b/>
+                <w:bCs/>
+                <w:kern w:val="0"/>
+                <w:sz w:val="24"/>
+                <w:szCs w:val="24"/>
+                <w:lang w:val="en-US" w:eastAsia="zh-CN"/>
+              </w:rPr>
+              <w:t>待完成子节点计数表</w:t>
+            </w:r>
+            <w:r>
+              <w:rPr>
+                <w:rFonts w:hint="eastAsia" w:asciiTheme="minorEastAsia" w:hAnsiTheme="minorEastAsia" w:eastAsiaTheme="minorEastAsia" w:cstheme="minorEastAsia"/>
+                <w:b/>
+                <w:bCs/>
+                <w:kern w:val="0"/>
+                <w:sz w:val="24"/>
+                <w:szCs w:val="24"/>
+                <w:lang w:val="en-US" w:eastAsia="zh-CN"/>
+              </w:rPr>
+              <w:t>：</w:t>
+            </w:r>
+            <w:r>
+              <w:rPr>
+                <w:rFonts w:hint="default" w:asciiTheme="minorEastAsia" w:hAnsiTheme="minorEastAsia" w:eastAsiaTheme="minorEastAsia" w:cstheme="minorEastAsia"/>
+                <w:b w:val="0"/>
+                <w:bCs w:val="0"/>
+                <w:kern w:val="0"/>
+                <w:sz w:val="24"/>
+                <w:szCs w:val="24"/>
+                <w:lang w:val="en-US" w:eastAsia="zh-CN"/>
+              </w:rPr>
+              <w:t>所述待完成子节点计数表用于记录每一节点尚未完成写回的子节点数量。在一实施方式中，所述待完成子节点计数表为每个节点维护 pending_children 计数值。该计数值可由软件前处理部分根据消去树结构和子节点数量进行初始化，也可由 task_fetch 在读取 NodeTask 后写入 dep_scoreboard 内部对应表项。当某一子节点完成 update 写回后，dep_scoreboard 根据完成返回信号对相应父节点的 pending_children 进行递减；当所述计数减为零时，表示当前节点的全部子节点贡献已写回完成，从而可将该节点从等待依赖状态转换为允许预取状态或允许执行状态。</w:t>
+            </w:r>
+          </w:p>
+          <w:p>
+            <w:pPr>
+              <w:numPr>
+                <w:ilvl w:val="0"/>
+                <w:numId w:val="0"/>
+              </w:numPr>
+              <w:spacing w:line="480" w:lineRule="exact"/>
+              <w:ind w:firstLine="482" w:firstLineChars="200"/>
+              <w:rPr>
+                <w:rFonts w:hint="default" w:asciiTheme="minorEastAsia" w:hAnsiTheme="minorEastAsia" w:eastAsiaTheme="minorEastAsia" w:cstheme="minorEastAsia"/>
+                <w:b w:val="0"/>
+                <w:bCs w:val="0"/>
+                <w:kern w:val="0"/>
+                <w:sz w:val="24"/>
+                <w:szCs w:val="24"/>
+                <w:lang w:val="en-US" w:eastAsia="zh-CN"/>
+              </w:rPr>
+            </w:pPr>
+            <w:r>
+              <w:rPr>
+                <w:rFonts w:hint="default" w:asciiTheme="minorEastAsia" w:hAnsiTheme="minorEastAsia" w:eastAsiaTheme="minorEastAsia" w:cstheme="minorEastAsia"/>
+                <w:b/>
+                <w:bCs/>
+                <w:kern w:val="0"/>
+                <w:sz w:val="24"/>
+                <w:szCs w:val="24"/>
+                <w:lang w:val="en-US" w:eastAsia="zh-CN"/>
+              </w:rPr>
+              <w:t>节点标识匹配与更新逻辑</w:t>
+            </w:r>
+            <w:r>
+              <w:rPr>
+                <w:rFonts w:hint="eastAsia" w:asciiTheme="minorEastAsia" w:hAnsiTheme="minorEastAsia" w:eastAsiaTheme="minorEastAsia" w:cstheme="minorEastAsia"/>
+                <w:b/>
+                <w:bCs/>
+                <w:kern w:val="0"/>
+                <w:sz w:val="24"/>
+                <w:szCs w:val="24"/>
+                <w:lang w:val="en-US" w:eastAsia="zh-CN"/>
+              </w:rPr>
+              <w:t>：</w:t>
+            </w:r>
+            <w:r>
+              <w:rPr>
+                <w:rFonts w:hint="default" w:asciiTheme="minorEastAsia" w:hAnsiTheme="minorEastAsia" w:eastAsiaTheme="minorEastAsia" w:cstheme="minorEastAsia"/>
+                <w:b w:val="0"/>
+                <w:bCs w:val="0"/>
+                <w:kern w:val="0"/>
+                <w:sz w:val="24"/>
+                <w:szCs w:val="24"/>
+                <w:lang w:val="en-US" w:eastAsia="zh-CN"/>
+              </w:rPr>
+              <w:t>所述节点标识匹配与更新逻辑用于接收子节点完成信号，并根据完成信号中的父节点标识或等效关联信息，定位待更新节点的 scoreboard 表项。在一实施方式中，scatter_engine 在完成当前节点 update 写回后，输出包含当前节点标识和父节点标识的完成通知；dep_scoreboard 根据所述父节点标识定位相应父节点的表项，并更新其待完成子节点计数与状态信息。</w:t>
+            </w:r>
+          </w:p>
+          <w:p>
+            <w:pPr>
+              <w:numPr>
+                <w:ilvl w:val="0"/>
+                <w:numId w:val="0"/>
+              </w:numPr>
+              <w:spacing w:line="480" w:lineRule="exact"/>
+              <w:ind w:firstLine="482" w:firstLineChars="200"/>
+              <w:rPr>
+                <w:rFonts w:hint="default" w:asciiTheme="minorEastAsia" w:hAnsiTheme="minorEastAsia" w:eastAsiaTheme="minorEastAsia" w:cstheme="minorEastAsia"/>
+                <w:b w:val="0"/>
+                <w:bCs w:val="0"/>
+                <w:kern w:val="0"/>
+                <w:sz w:val="24"/>
+                <w:szCs w:val="24"/>
+                <w:lang w:val="en-US" w:eastAsia="zh-CN"/>
+              </w:rPr>
+            </w:pPr>
+            <w:r>
+              <w:rPr>
+                <w:rFonts w:hint="default" w:asciiTheme="minorEastAsia" w:hAnsiTheme="minorEastAsia" w:eastAsiaTheme="minorEastAsia" w:cstheme="minorEastAsia"/>
+                <w:b/>
+                <w:bCs/>
+                <w:kern w:val="0"/>
+                <w:sz w:val="24"/>
+                <w:szCs w:val="24"/>
+                <w:lang w:val="en-US" w:eastAsia="zh-CN"/>
+              </w:rPr>
+              <w:t>预取/加载/执行许可生成逻辑</w:t>
+            </w:r>
+            <w:r>
+              <w:rPr>
+                <w:rFonts w:hint="eastAsia" w:asciiTheme="minorEastAsia" w:hAnsiTheme="minorEastAsia" w:eastAsiaTheme="minorEastAsia" w:cstheme="minorEastAsia"/>
+                <w:b/>
+                <w:bCs/>
+                <w:kern w:val="0"/>
+                <w:sz w:val="24"/>
+                <w:szCs w:val="24"/>
+                <w:lang w:val="en-US" w:eastAsia="zh-CN"/>
+              </w:rPr>
+              <w:t>：</w:t>
+            </w:r>
+            <w:r>
+              <w:rPr>
+                <w:rFonts w:hint="default" w:asciiTheme="minorEastAsia" w:hAnsiTheme="minorEastAsia" w:eastAsiaTheme="minorEastAsia" w:cstheme="minorEastAsia"/>
+                <w:b w:val="0"/>
+                <w:bCs w:val="0"/>
+                <w:kern w:val="0"/>
+                <w:sz w:val="24"/>
+                <w:szCs w:val="24"/>
+                <w:lang w:val="en-US" w:eastAsia="zh-CN"/>
+              </w:rPr>
+              <w:t>所述许可生成逻辑用于根据节点状态表和待完成子节点计数表的内容，生成节点级的预取许可、加载许可及执行许可信号。</w:t>
+            </w:r>
+          </w:p>
+          <w:p>
+            <w:pPr>
+              <w:spacing w:line="480" w:lineRule="exact"/>
+              <w:ind w:firstLine="723" w:firstLineChars="300"/>
+              <w:rPr>
+                <w:rFonts w:hint="eastAsia" w:asciiTheme="minorEastAsia" w:hAnsiTheme="minorEastAsia" w:eastAsiaTheme="minorEastAsia" w:cstheme="minorEastAsia"/>
+                <w:b w:val="0"/>
+                <w:bCs w:val="0"/>
+                <w:kern w:val="0"/>
+                <w:sz w:val="24"/>
+                <w:szCs w:val="24"/>
+                <w:lang w:val="en-US" w:eastAsia="zh-CN"/>
+              </w:rPr>
+            </w:pPr>
+            <w:r>
+              <w:rPr>
+                <w:rFonts w:hint="default" w:asciiTheme="minorEastAsia" w:hAnsiTheme="minorEastAsia" w:eastAsiaTheme="minorEastAsia" w:cstheme="minorEastAsia"/>
+                <w:b/>
+                <w:bCs/>
+                <w:kern w:val="0"/>
+                <w:sz w:val="24"/>
+                <w:szCs w:val="24"/>
+                <w:lang w:val="en-US" w:eastAsia="zh-CN"/>
+              </w:rPr>
+              <w:t>完成返回接口</w:t>
+            </w:r>
+            <w:r>
+              <w:rPr>
+                <w:rFonts w:hint="eastAsia" w:asciiTheme="minorEastAsia" w:hAnsiTheme="minorEastAsia" w:eastAsiaTheme="minorEastAsia" w:cstheme="minorEastAsia"/>
+                <w:b/>
+                <w:bCs/>
+                <w:kern w:val="0"/>
+                <w:sz w:val="24"/>
+                <w:szCs w:val="24"/>
+                <w:lang w:val="en-US" w:eastAsia="zh-CN"/>
+              </w:rPr>
+              <w:t>：</w:t>
+            </w:r>
+            <w:r>
+              <w:rPr>
+                <w:rFonts w:hint="default" w:asciiTheme="minorEastAsia" w:hAnsiTheme="minorEastAsia" w:eastAsiaTheme="minorEastAsia" w:cstheme="minorEastAsia"/>
+                <w:b w:val="0"/>
+                <w:bCs w:val="0"/>
+                <w:kern w:val="0"/>
+                <w:sz w:val="24"/>
+                <w:szCs w:val="24"/>
+                <w:lang w:val="en-US" w:eastAsia="zh-CN"/>
+              </w:rPr>
+              <w:t>所述完成返回接口用于接收来自 scatter_engine、factor_writer 或其他写回单元的完成信号。在本发明的一种实施方式中，将 update 写回完成作为释放父节点依赖的依据</w:t>
+            </w:r>
+            <w:r>
+              <w:rPr>
+                <w:rFonts w:hint="eastAsia" w:asciiTheme="minorEastAsia" w:hAnsiTheme="minorEastAsia" w:eastAsiaTheme="minorEastAsia" w:cstheme="minorEastAsia"/>
+                <w:b w:val="0"/>
+                <w:bCs w:val="0"/>
+                <w:kern w:val="0"/>
+                <w:sz w:val="24"/>
+                <w:szCs w:val="24"/>
+                <w:lang w:val="en-US" w:eastAsia="zh-CN"/>
+              </w:rPr>
+              <w:t>。</w:t>
+            </w:r>
+          </w:p>
+          <w:p>
+            <w:pPr>
+              <w:spacing w:line="480" w:lineRule="exact"/>
+              <w:ind w:firstLine="723" w:firstLineChars="300"/>
+              <w:rPr>
+                <w:rFonts w:hint="eastAsia" w:asciiTheme="minorEastAsia" w:hAnsiTheme="minorEastAsia" w:eastAsiaTheme="minorEastAsia" w:cstheme="minorEastAsia"/>
+                <w:b/>
+                <w:bCs/>
+                <w:kern w:val="0"/>
+                <w:sz w:val="24"/>
+                <w:szCs w:val="24"/>
+                <w:lang w:val="en-US" w:eastAsia="zh-CN"/>
+              </w:rPr>
+            </w:pPr>
+            <w:r>
+              <w:rPr>
+                <w:rFonts w:hint="eastAsia" w:asciiTheme="minorEastAsia" w:hAnsiTheme="minorEastAsia" w:eastAsiaTheme="minorEastAsia" w:cstheme="minorEastAsia"/>
+                <w:b/>
+                <w:bCs/>
+                <w:kern w:val="0"/>
+                <w:sz w:val="24"/>
+                <w:szCs w:val="24"/>
+                <w:lang w:val="en-US" w:eastAsia="zh-CN"/>
+              </w:rPr>
+              <w:t>双缓冲存储结构</w:t>
+            </w:r>
+          </w:p>
+          <w:p>
+            <w:pPr>
+              <w:spacing w:line="480" w:lineRule="exact"/>
+              <w:ind w:firstLine="720" w:firstLineChars="300"/>
+              <w:rPr>
+                <w:rFonts w:hint="eastAsia" w:asciiTheme="minorEastAsia" w:hAnsiTheme="minorEastAsia" w:eastAsiaTheme="minorEastAsia" w:cstheme="minorEastAsia"/>
+                <w:b w:val="0"/>
+                <w:bCs w:val="0"/>
+                <w:kern w:val="0"/>
+                <w:sz w:val="24"/>
+                <w:szCs w:val="24"/>
+                <w:lang w:val="en-US" w:eastAsia="zh-CN"/>
+              </w:rPr>
+            </w:pPr>
+            <w:r>
+              <w:rPr>
+                <w:rFonts w:hint="eastAsia" w:asciiTheme="minorEastAsia" w:hAnsiTheme="minorEastAsia" w:eastAsiaTheme="minorEastAsia" w:cstheme="minorEastAsia"/>
+                <w:b w:val="0"/>
+                <w:bCs w:val="0"/>
+                <w:kern w:val="0"/>
+                <w:sz w:val="24"/>
+                <w:szCs w:val="24"/>
+                <w:lang w:val="en-US" w:eastAsia="zh-CN"/>
+              </w:rPr>
+              <w:t>本发明通过设置双缓冲存储结构，使节点前沿数据的预取装载过程与当前节点的数值分解过程在时间上形成重叠，从而将多前沿矩阵分解中的节点执行过程由传统的串行处理方式转化为具有流水特征的分阶段并行处理方式。该结构不仅能够提高前沿数据供给的连续性，而且能够为依赖感知调度机制提供缓冲支撑，使节点级任务在满足数据一致性约束的条件下实现更高吞吐的连续执行。</w:t>
+            </w:r>
+          </w:p>
+          <w:p>
+            <w:pPr>
+              <w:spacing w:line="480" w:lineRule="exact"/>
+              <w:ind w:firstLine="720" w:firstLineChars="300"/>
+              <w:rPr>
+                <w:rFonts w:hint="eastAsia" w:asciiTheme="minorEastAsia" w:hAnsiTheme="minorEastAsia" w:eastAsiaTheme="minorEastAsia" w:cstheme="minorEastAsia"/>
+                <w:kern w:val="0"/>
+                <w:sz w:val="24"/>
+                <w:szCs w:val="24"/>
+                <w:lang w:val="en-US" w:eastAsia="zh-CN"/>
+              </w:rPr>
+            </w:pPr>
+            <w:r>
+              <w:rPr>
+                <w:rFonts w:hint="default" w:asciiTheme="minorEastAsia" w:hAnsiTheme="minorEastAsia" w:eastAsiaTheme="minorEastAsia" w:cstheme="minorEastAsia"/>
+                <w:b w:val="0"/>
+                <w:bCs w:val="0"/>
+                <w:kern w:val="0"/>
+                <w:sz w:val="24"/>
+                <w:szCs w:val="24"/>
+                <w:lang w:val="en-US" w:eastAsia="zh-CN"/>
+              </w:rPr>
+              <w:t>在本发明的一种实施方式中，双缓冲存储结构包括：第一缓冲区 Buffer A；第二缓冲区 Buffer B。Buffer A 和 Buffer B 分别</w:t>
+            </w:r>
+            <w:r>
+              <w:rPr>
+                <w:rFonts w:hint="eastAsia" w:asciiTheme="minorEastAsia" w:hAnsiTheme="minorEastAsia" w:eastAsiaTheme="minorEastAsia" w:cstheme="minorEastAsia"/>
+                <w:b w:val="0"/>
+                <w:bCs w:val="0"/>
+                <w:kern w:val="0"/>
+                <w:sz w:val="24"/>
+                <w:szCs w:val="24"/>
+                <w:lang w:val="en-US" w:eastAsia="zh-CN"/>
+              </w:rPr>
+              <w:t>主要存储NodeTask，作为</w:t>
+            </w:r>
+            <w:r>
+              <w:rPr>
+                <w:rFonts w:hint="default" w:asciiTheme="minorEastAsia" w:hAnsiTheme="minorEastAsia" w:eastAsiaTheme="minorEastAsia" w:cstheme="minorEastAsia"/>
+                <w:kern w:val="0"/>
+                <w:sz w:val="24"/>
+                <w:szCs w:val="24"/>
+                <w:lang w:val="en-US" w:eastAsia="zh-CN"/>
+              </w:rPr>
+              <w:t>micro_scheduler</w:t>
+            </w:r>
+            <w:r>
+              <w:rPr>
+                <w:rFonts w:hint="eastAsia" w:asciiTheme="minorEastAsia" w:hAnsiTheme="minorEastAsia" w:eastAsiaTheme="minorEastAsia" w:cstheme="minorEastAsia"/>
+                <w:kern w:val="0"/>
+                <w:sz w:val="24"/>
+                <w:szCs w:val="24"/>
+                <w:lang w:val="en-US" w:eastAsia="zh-CN"/>
+              </w:rPr>
+              <w:t>的信息来源。在一种典型执行方式中：当 Buffer A 存放当前执行节点的 frontal 数据并处于计算状态时；Buffer B 可在 dep_scoreboard 允许的前提下装载下一待执行节点的 frontal 数据；当前节点完成后，buffer_mgr 控制执行权切换至另一缓冲区；原执行缓冲区则可释放或重新进入下一轮预取状态。可以参考图4。</w:t>
+            </w:r>
+          </w:p>
+          <w:p>
+            <w:pPr>
+              <w:spacing w:line="480" w:lineRule="exact"/>
+              <w:ind w:firstLine="720" w:firstLineChars="300"/>
+              <w:rPr>
+                <w:rFonts w:hint="eastAsia" w:ascii="宋体" w:hAnsi="宋体" w:cs="宋体"/>
+                <w:sz w:val="24"/>
+                <w:szCs w:val="24"/>
+                <w:lang w:val="en-US" w:eastAsia="zh-CN"/>
+              </w:rPr>
+            </w:pPr>
+            <w:r>
+              <w:rPr>
+                <w:rFonts w:hint="eastAsia" w:asciiTheme="minorEastAsia" w:hAnsiTheme="minorEastAsia" w:eastAsiaTheme="minorEastAsia" w:cstheme="minorEastAsia"/>
+                <w:kern w:val="0"/>
+                <w:sz w:val="24"/>
+                <w:szCs w:val="24"/>
+                <w:lang w:val="en-US" w:eastAsia="zh-CN"/>
+              </w:rPr>
+              <w:t>本发明的双缓冲机制并非简单固定轮换，而是与 dep_scoreboard 的依赖门控结果联动。即：只有当下一候选节点满足依赖条件并被判定为允许加载时，空闲缓冲区才会接收该节点的 frontal 数据。通过这种依赖感知的双缓冲结构，可在保证父子依赖正确性的同时，使“当前节点计算”和“下一节点预取”尽可能重叠，减少因外部存储访问造成的等待周期。</w:t>
+            </w:r>
+          </w:p>
+          <w:p>
+            <w:pPr>
+              <w:spacing w:line="480" w:lineRule="exact"/>
+              <w:ind w:firstLine="720" w:firstLineChars="300"/>
+              <w:rPr>
+                <w:rFonts w:hint="eastAsia" w:ascii="宋体" w:hAnsi="宋体" w:cs="宋体"/>
+                <w:sz w:val="24"/>
+                <w:szCs w:val="24"/>
+                <w:lang w:val="en-US" w:eastAsia="zh-CN"/>
+              </w:rPr>
+            </w:pPr>
+            <w:r>
+              <w:rPr>
+                <w:rFonts w:hint="eastAsia" w:ascii="宋体" w:hAnsi="宋体" w:cs="宋体"/>
+                <w:sz w:val="24"/>
+                <w:szCs w:val="24"/>
+                <w:lang w:val="en-US" w:eastAsia="zh-CN"/>
+              </w:rPr>
+              <w:t>本发明将父子依赖关系显式融入到预取与执行控制链路中，使双缓冲预取和节点流水执行建立在“依赖已满足”的前提下，避免了父节点因提前装载而读取未更新数据的问题。</w:t>
+            </w:r>
+          </w:p>
+          <w:p>
+            <w:pPr>
+              <w:tabs>
+                <w:tab w:val="left" w:pos="616"/>
+              </w:tabs>
+              <w:spacing w:line="480" w:lineRule="exact"/>
+              <w:ind w:firstLine="720" w:firstLineChars="300"/>
+              <w:rPr>
+                <w:rFonts w:hint="eastAsia" w:ascii="宋体" w:hAnsi="宋体" w:cs="宋体"/>
+                <w:sz w:val="24"/>
+                <w:szCs w:val="24"/>
+                <w:lang w:val="en-US" w:eastAsia="zh-CN"/>
+              </w:rPr>
+            </w:pPr>
+            <w:r>
+              <w:rPr>
+                <w:rFonts w:hint="eastAsia" w:ascii="宋体" w:hAnsi="宋体" w:cs="宋体"/>
+                <w:sz w:val="24"/>
+                <w:szCs w:val="24"/>
+                <w:lang w:val="en-US" w:eastAsia="zh-CN"/>
+              </w:rPr>
+              <w:t>通过采用上述硬件加速模块，本发明至少能够获得如下技术效果：</w:t>
+            </w:r>
+          </w:p>
+          <w:p>
+            <w:pPr>
+              <w:spacing w:line="480" w:lineRule="exact"/>
+              <w:ind w:firstLine="720" w:firstLineChars="300"/>
+              <w:rPr>
+                <w:rFonts w:hint="eastAsia" w:ascii="宋体" w:hAnsi="宋体" w:cs="宋体"/>
+                <w:sz w:val="24"/>
+                <w:szCs w:val="24"/>
+                <w:lang w:val="en-US" w:eastAsia="zh-CN"/>
+              </w:rPr>
+            </w:pPr>
+            <w:r>
+              <w:rPr>
+                <w:rFonts w:hint="eastAsia" w:ascii="宋体" w:hAnsi="宋体" w:cs="宋体"/>
+                <w:sz w:val="24"/>
+                <w:szCs w:val="24"/>
+                <w:lang w:val="en-US" w:eastAsia="zh-CN"/>
+              </w:rPr>
+              <w:t>1.将节点是否允许执行由单纯顺序调度转化为依赖感知调度节点进入任务队列后，需经 dep_scoreboard 判定其依赖是否满足，避免了仅依赖静态顺序调度所带来的数据一致性风险。</w:t>
+            </w:r>
+          </w:p>
+          <w:p>
+            <w:pPr>
+              <w:spacing w:line="480" w:lineRule="exact"/>
+              <w:ind w:firstLine="720" w:firstLineChars="300"/>
+              <w:rPr>
+                <w:rFonts w:hint="eastAsia" w:ascii="宋体" w:hAnsi="宋体" w:cs="宋体"/>
+                <w:sz w:val="24"/>
+                <w:szCs w:val="24"/>
+                <w:lang w:val="en-US" w:eastAsia="zh-CN"/>
+              </w:rPr>
+            </w:pPr>
+            <w:r>
+              <w:rPr>
+                <w:rFonts w:hint="eastAsia" w:ascii="宋体" w:hAnsi="宋体" w:cs="宋体"/>
+                <w:sz w:val="24"/>
+                <w:szCs w:val="24"/>
+                <w:lang w:val="en-US" w:eastAsia="zh-CN"/>
+              </w:rPr>
+              <w:t>2.将节点内部执行流程与节点级门控流程分层组织一方面便于将主元块分解、三角求解和矩阵更新组织为清晰的数据流；另一方面便于将父子依赖与缓冲资源约束抽象为统一的门控逻辑。</w:t>
+            </w:r>
+          </w:p>
+          <w:p>
+            <w:pPr>
+              <w:spacing w:line="480" w:lineRule="exact"/>
+              <w:ind w:firstLine="720" w:firstLineChars="300"/>
+              <w:rPr>
+                <w:rFonts w:hint="eastAsia" w:ascii="宋体" w:hAnsi="宋体" w:cs="宋体"/>
+                <w:sz w:val="24"/>
+                <w:szCs w:val="24"/>
+                <w:lang w:val="en-US" w:eastAsia="zh-CN"/>
+              </w:rPr>
+            </w:pPr>
+            <w:r>
+              <w:rPr>
+                <w:rFonts w:hint="eastAsia" w:ascii="宋体" w:hAnsi="宋体" w:cs="宋体"/>
+                <w:sz w:val="24"/>
+                <w:szCs w:val="24"/>
+                <w:lang w:val="en-US" w:eastAsia="zh-CN"/>
+              </w:rPr>
+              <w:t>3.为双缓冲不断供机制提供正确性基础双缓冲可以用于重叠节点数据装载与当前节点执行，而 dep_scoreboard 则保证被预取和装载的节点是依赖已满足的节点，从而兼顾吞吐与正确性。</w:t>
+            </w:r>
+          </w:p>
+          <w:p>
+            <w:pPr>
+              <w:spacing w:line="480" w:lineRule="exact"/>
+              <w:ind w:firstLine="720" w:firstLineChars="300"/>
+              <w:rPr>
+                <w:rFonts w:hint="eastAsia" w:ascii="宋体" w:hAnsi="宋体" w:cs="宋体"/>
+                <w:sz w:val="24"/>
+                <w:szCs w:val="24"/>
+                <w:lang w:val="en-US" w:eastAsia="zh-CN"/>
+              </w:rPr>
+            </w:pPr>
+            <w:r>
+              <w:rPr>
+                <w:rFonts w:hint="eastAsia" w:ascii="宋体" w:hAnsi="宋体" w:cs="宋体"/>
+                <w:sz w:val="24"/>
+                <w:szCs w:val="24"/>
+                <w:lang w:val="en-US" w:eastAsia="zh-CN"/>
+              </w:rPr>
+              <w:t>4.支持多前沿分解自底向上的逐级释放执行当前节点完成写回后自动更新父节点依赖计数，使得整个消去树上的节点能够按照依赖关系逐步被释放并进入执行阶段。</w:t>
+            </w:r>
+          </w:p>
+          <w:p>
+            <w:pPr>
+              <w:spacing w:line="500" w:lineRule="exact"/>
+              <w:ind w:firstLine="480" w:firstLineChars="200"/>
+              <w:rPr>
+                <w:rFonts w:hint="default" w:ascii="宋体" w:hAnsi="宋体" w:eastAsia="宋体"/>
+                <w:sz w:val="24"/>
+                <w:lang w:val="en-US" w:eastAsia="zh-CN"/>
+              </w:rPr>
+            </w:pPr>
           </w:p>
         </w:tc>
       </w:tr>
@@ -1981,13 +4245,24 @@
           <w:bCs/>
           <w:color w:val="0000FF"/>
           <w:sz w:val="28"/>
+          <w:lang w:val="en-US" w:eastAsia="zh-CN"/>
         </w:rPr>
-        <w:t>四、本发明（实用新型）的有益效果或优点</w:t>
+        <w:t>五</w:t>
+      </w:r>
+      <w:r>
+        <w:rPr>
+          <w:rFonts w:hint="eastAsia" w:ascii="宋体" w:hAnsi="宋体"/>
+          <w:b/>
+          <w:bCs/>
+          <w:color w:val="0000FF"/>
+          <w:sz w:val="28"/>
+        </w:rPr>
+        <w:t>、本发明（实用新型）的有益效果或优点</w:t>
       </w:r>
     </w:p>
     <w:tbl>
       <w:tblPr>
-        <w:tblStyle w:val="12"/>
+        <w:tblStyle w:val="14"/>
         <w:tblW w:w="0" w:type="auto"/>
         <w:tblInd w:w="0" w:type="dxa"/>
         <w:tblBorders>
@@ -2037,7 +4312,7 @@
           </w:tcPr>
           <w:p>
             <w:pPr>
-              <w:pStyle w:val="5"/>
+              <w:pStyle w:val="7"/>
               <w:spacing w:line="500" w:lineRule="exact"/>
               <w:ind w:left="0" w:firstLine="480" w:firstLineChars="200"/>
               <w:rPr>
@@ -2057,7 +4332,7 @@
           </w:p>
           <w:p>
             <w:pPr>
-              <w:pStyle w:val="5"/>
+              <w:pStyle w:val="7"/>
               <w:spacing w:line="500" w:lineRule="exact"/>
               <w:ind w:left="0" w:firstLine="480" w:firstLineChars="200"/>
               <w:rPr>
@@ -2077,7 +4352,7 @@
           </w:p>
           <w:p>
             <w:pPr>
-              <w:pStyle w:val="5"/>
+              <w:pStyle w:val="7"/>
               <w:spacing w:line="500" w:lineRule="exact"/>
               <w:ind w:left="0" w:firstLine="480" w:firstLineChars="200"/>
               <w:rPr>
@@ -2097,7 +4372,7 @@
           </w:p>
           <w:p>
             <w:pPr>
-              <w:pStyle w:val="5"/>
+              <w:pStyle w:val="7"/>
               <w:spacing w:line="500" w:lineRule="exact"/>
               <w:ind w:left="0" w:firstLine="480" w:firstLineChars="200"/>
               <w:rPr>
@@ -2117,7 +4392,7 @@
           </w:p>
           <w:p>
             <w:pPr>
-              <w:pStyle w:val="5"/>
+              <w:pStyle w:val="7"/>
               <w:spacing w:line="500" w:lineRule="exact"/>
               <w:ind w:left="0" w:firstLine="480" w:firstLineChars="200"/>
               <w:rPr>
@@ -2144,121 +4419,16 @@
                 <w:kern w:val="0"/>
                 <w:sz w:val="24"/>
                 <w:szCs w:val="24"/>
-                <w:lang w:eastAsia="zh-CN"/>
-              </w:rPr>
-            </w:pPr>
-            <w:r>
-              <w:rPr>
-                <w:rFonts w:hint="eastAsia" w:asciiTheme="minorEastAsia" w:hAnsiTheme="minorEastAsia" w:eastAsiaTheme="minorEastAsia" w:cstheme="minorEastAsia"/>
-                <w:kern w:val="0"/>
-                <w:sz w:val="24"/>
-                <w:szCs w:val="24"/>
-              </w:rPr>
-              <w:t xml:space="preserve">本发明提供一种面向多前沿稀疏 LU 分解的依赖感知双缓冲硬件加速系统及其协同实现方法。该系统面向稀疏线性方程组 </w:t>
-            </w:r>
-            <m:oMath>
-              <m:r>
-                <m:rPr/>
-                <w:rPr>
-                  <w:rFonts w:hint="default" w:ascii="Cambria Math" w:hAnsi="Cambria Math" w:eastAsiaTheme="minorEastAsia" w:cstheme="minorEastAsia"/>
-                  <w:kern w:val="0"/>
-                  <w:sz w:val="24"/>
-                  <w:szCs w:val="24"/>
-                  <w:lang w:val="en-US" w:eastAsia="zh-CN" w:bidi="ar-SA"/>
-                </w:rPr>
-                <m:t>Ax=b</m:t>
-              </m:r>
-            </m:oMath>
-            <w:r>
-              <w:rPr>
-                <w:rFonts w:hint="eastAsia" w:asciiTheme="minorEastAsia" w:hAnsiTheme="minorEastAsia" w:eastAsiaTheme="minorEastAsia" w:cstheme="minorEastAsia"/>
-                <w:kern w:val="0"/>
-                <w:sz w:val="24"/>
-                <w:szCs w:val="24"/>
-              </w:rPr>
-              <w:t xml:space="preserve"> 的直接求解过程，将多前沿分解中的节点任务抽象为对 frontal matrix 的加载、装配、分解、更新及写回过程，并通过硬件侧的依赖跟踪、双缓冲管理、节点内阶段调度以及低精度/整数数值路径，实现多前沿节点的高效流水执行</w:t>
-            </w:r>
-            <w:r>
-              <w:rPr>
-                <w:rFonts w:hint="eastAsia" w:asciiTheme="minorEastAsia" w:hAnsiTheme="minorEastAsia" w:eastAsiaTheme="minorEastAsia" w:cstheme="minorEastAsia"/>
-                <w:kern w:val="0"/>
-                <w:sz w:val="24"/>
-                <w:szCs w:val="24"/>
-                <w:lang w:eastAsia="zh-CN"/>
-              </w:rPr>
-              <w:t>。</w:t>
-            </w:r>
-          </w:p>
-          <w:p>
-            <w:pPr>
-              <w:spacing w:line="480" w:lineRule="exact"/>
-              <w:ind w:left="120" w:leftChars="57" w:firstLine="315" w:firstLineChars="150"/>
-              <w:jc w:val="center"/>
-              <w:rPr>
-                <w:rFonts w:hint="eastAsia" w:asciiTheme="minorEastAsia" w:hAnsiTheme="minorEastAsia" w:eastAsiaTheme="minorEastAsia" w:cstheme="minorEastAsia"/>
-                <w:kern w:val="0"/>
-                <w:sz w:val="24"/>
-                <w:szCs w:val="24"/>
-                <w:lang w:val="en-US" w:eastAsia="zh-CN"/>
-              </w:rPr>
-            </w:pPr>
-            <w:r>
-              <w:drawing>
-                <wp:anchor distT="0" distB="0" distL="114300" distR="114300" simplePos="0" relativeHeight="251659264" behindDoc="0" locked="0" layoutInCell="1" allowOverlap="1">
-                  <wp:simplePos x="0" y="0"/>
-                  <wp:positionH relativeFrom="column">
-                    <wp:posOffset>30480</wp:posOffset>
-                  </wp:positionH>
-                  <wp:positionV relativeFrom="paragraph">
-                    <wp:posOffset>53340</wp:posOffset>
-                  </wp:positionV>
-                  <wp:extent cx="6113145" cy="1851025"/>
-                  <wp:effectExtent l="0" t="0" r="13335" b="8255"/>
-                  <wp:wrapTopAndBottom/>
-                  <wp:docPr id="2" name="图片 2"/>
-                  <wp:cNvGraphicFramePr>
-                    <a:graphicFrameLocks xmlns:a="http://schemas.openxmlformats.org/drawingml/2006/main" noChangeAspect="1"/>
-                  </wp:cNvGraphicFramePr>
-                  <a:graphic xmlns:a="http://schemas.openxmlformats.org/drawingml/2006/main">
-                    <a:graphicData uri="http://schemas.openxmlformats.org/drawingml/2006/picture">
-                      <pic:pic xmlns:pic="http://schemas.openxmlformats.org/drawingml/2006/picture">
-                        <pic:nvPicPr>
-                          <pic:cNvPr id="2" name="图片 2"/>
-                          <pic:cNvPicPr>
-                            <a:picLocks noChangeAspect="1"/>
-                          </pic:cNvPicPr>
-                        </pic:nvPicPr>
-                        <pic:blipFill>
-                          <a:blip r:embed="rId5"/>
-                          <a:stretch>
-                            <a:fillRect/>
-                          </a:stretch>
-                        </pic:blipFill>
-                        <pic:spPr>
-                          <a:xfrm>
-                            <a:off x="0" y="0"/>
-                            <a:ext cx="6113145" cy="1851025"/>
-                          </a:xfrm>
-                          <a:prstGeom prst="rect">
-                            <a:avLst/>
-                          </a:prstGeom>
-                          <a:noFill/>
-                          <a:ln>
-                            <a:noFill/>
-                          </a:ln>
-                        </pic:spPr>
-                      </pic:pic>
-                    </a:graphicData>
-                  </a:graphic>
-                </wp:anchor>
-              </w:drawing>
-            </w:r>
-            <w:r>
-              <w:rPr>
-                <w:rFonts w:hint="eastAsia"/>
-                <w:lang w:val="en-US" w:eastAsia="zh-CN"/>
-              </w:rPr>
-              <w:t>图1 系统整体架构</w:t>
+              </w:rPr>
+            </w:pPr>
+            <w:r>
+              <w:rPr>
+                <w:rFonts w:hint="eastAsia" w:asciiTheme="minorEastAsia" w:hAnsiTheme="minorEastAsia" w:eastAsiaTheme="minorEastAsia" w:cstheme="minorEastAsia"/>
+                <w:kern w:val="0"/>
+                <w:sz w:val="24"/>
+                <w:szCs w:val="24"/>
+              </w:rPr>
+              <w:t>与现有技术相比，本发明至少具有如下有益效果：</w:t>
             </w:r>
           </w:p>
           <w:p>
@@ -2270,18 +4440,16 @@
                 <w:kern w:val="0"/>
                 <w:sz w:val="24"/>
                 <w:szCs w:val="24"/>
-                <w:lang w:val="en-US" w:eastAsia="zh-CN"/>
-              </w:rPr>
-            </w:pPr>
-            <w:r>
-              <w:rPr>
-                <w:rFonts w:hint="eastAsia" w:asciiTheme="minorEastAsia" w:hAnsiTheme="minorEastAsia" w:eastAsiaTheme="minorEastAsia" w:cstheme="minorEastAsia"/>
-                <w:kern w:val="0"/>
-                <w:sz w:val="24"/>
-                <w:szCs w:val="24"/>
-                <w:lang w:val="en-US" w:eastAsia="zh-CN"/>
-              </w:rPr>
-              <w:t>本发明的整体方案包括软件前处理部分、外部存储部分以及硬件加速器部分。其中软件前处理部分用于完成稀疏矩阵输入、置换管理、符号分析、节点任务生成、映射表生成、前沿矩阵初始化及量化编码。所述外部存储部分用于存放节点任务描述信息、子节点到父节点的映射关系、前沿矩阵整数尾数数据、指数数据、因子写回区域及 update 写回区域。而硬件加速器部分用于读取节点任务并执行对应的 frontal matrix 分解、更新与求解操作。整体架构如图1所示。</w:t>
+              </w:rPr>
+            </w:pPr>
+            <w:r>
+              <w:rPr>
+                <w:rFonts w:hint="eastAsia" w:asciiTheme="minorEastAsia" w:hAnsiTheme="minorEastAsia" w:eastAsiaTheme="minorEastAsia" w:cstheme="minorEastAsia"/>
+                <w:kern w:val="0"/>
+                <w:sz w:val="24"/>
+                <w:szCs w:val="24"/>
+              </w:rPr>
+              <w:t>首先，本发明针对多前沿稀疏 LU 分解中父子节点之间存在严格依赖关系这一特点，在硬件侧引入了依赖记分牌机制，使节点是否允许进入预取、加载和执行阶段不再仅由任务顺序决定，而是由其子节点贡献是否全部完成写回进行约束。通过这种依赖感知的执行门控方式，可有效避免父节点在依赖未满足时被提前装载并读取到未更新数据的问题，从而提高多前沿分解过程中的执行正确性和数据一致性。</w:t>
             </w:r>
           </w:p>
           <w:p>
@@ -2289,101 +4457,41 @@
               <w:spacing w:line="480" w:lineRule="exact"/>
               <w:ind w:left="120" w:leftChars="57" w:firstLine="360" w:firstLineChars="150"/>
               <w:rPr>
-                <w:rFonts w:hint="default" w:asciiTheme="minorEastAsia" w:hAnsiTheme="minorEastAsia" w:eastAsiaTheme="minorEastAsia" w:cstheme="minorEastAsia"/>
-                <w:b/>
-                <w:bCs/>
-                <w:kern w:val="0"/>
-                <w:sz w:val="24"/>
-                <w:szCs w:val="24"/>
-                <w:lang w:val="en-US" w:eastAsia="zh-CN"/>
-              </w:rPr>
-            </w:pPr>
-            <w:r>
-              <w:rPr>
-                <w:rFonts w:hint="eastAsia" w:asciiTheme="minorEastAsia" w:hAnsiTheme="minorEastAsia" w:eastAsiaTheme="minorEastAsia" w:cstheme="minorEastAsia"/>
-                <w:kern w:val="0"/>
-                <w:sz w:val="24"/>
-                <w:szCs w:val="24"/>
-                <w:lang w:val="en-US" w:eastAsia="zh-CN"/>
-              </w:rPr>
-              <w:t>1.</w:t>
-            </w:r>
-            <w:r>
-              <w:rPr>
-                <w:rFonts w:hint="eastAsia" w:asciiTheme="minorEastAsia" w:hAnsiTheme="minorEastAsia" w:eastAsiaTheme="minorEastAsia" w:cstheme="minorEastAsia"/>
-                <w:b/>
-                <w:bCs/>
-                <w:kern w:val="0"/>
-                <w:sz w:val="24"/>
-                <w:szCs w:val="24"/>
-                <w:lang w:val="en-US" w:eastAsia="zh-CN"/>
-              </w:rPr>
-              <w:t>软件前处理</w:t>
-            </w:r>
-            <w:bookmarkStart w:id="2" w:name="_GoBack"/>
-            <w:bookmarkEnd w:id="2"/>
+                <w:rFonts w:hint="eastAsia" w:asciiTheme="minorEastAsia" w:hAnsiTheme="minorEastAsia" w:eastAsiaTheme="minorEastAsia" w:cstheme="minorEastAsia"/>
+                <w:kern w:val="0"/>
+                <w:sz w:val="24"/>
+                <w:szCs w:val="24"/>
+              </w:rPr>
+            </w:pPr>
+            <w:r>
+              <w:rPr>
+                <w:rFonts w:hint="eastAsia" w:asciiTheme="minorEastAsia" w:hAnsiTheme="minorEastAsia" w:eastAsiaTheme="minorEastAsia" w:cstheme="minorEastAsia"/>
+                <w:kern w:val="0"/>
+                <w:sz w:val="24"/>
+                <w:szCs w:val="24"/>
+              </w:rPr>
+              <w:t>其次，本发明在硬件加速器中引入双缓冲存储结构，并使其与依赖门控机制相结合，使节点前沿数据的预取装载能够与当前节点的分解计算过程形成阶段重叠，从而将原本串行的“数据加载—节点执行—结果写回”过程组织为具有流水特征的节点级执行过程。由此，可减少外部存储访问延迟对计算单元造成的停顿，提高前沿数据供给连续性和硬件资源利用率，进而提升整体矩阵分解吞吐。</w:t>
+            </w:r>
           </w:p>
           <w:p>
             <w:pPr>
               <w:spacing w:line="480" w:lineRule="exact"/>
               <w:ind w:left="120" w:leftChars="57" w:firstLine="360" w:firstLineChars="150"/>
               <w:rPr>
-                <w:rFonts w:hint="default" w:asciiTheme="minorEastAsia" w:hAnsiTheme="minorEastAsia" w:eastAsiaTheme="minorEastAsia" w:cstheme="minorEastAsia"/>
-                <w:kern w:val="0"/>
-                <w:sz w:val="24"/>
-                <w:szCs w:val="24"/>
-                <w:lang w:val="en-US" w:eastAsia="zh-CN"/>
-              </w:rPr>
-            </w:pPr>
-            <w:r>
-              <w:rPr>
-                <w:rFonts w:hint="default" w:asciiTheme="minorEastAsia" w:hAnsiTheme="minorEastAsia" w:eastAsiaTheme="minorEastAsia" w:cstheme="minorEastAsia"/>
-                <w:kern w:val="0"/>
-                <w:sz w:val="24"/>
-                <w:szCs w:val="24"/>
-                <w:lang w:val="en-US" w:eastAsia="zh-CN"/>
-              </w:rPr>
-              <w:t>本软件前处理部分负责将输入的稀疏矩阵转化为一系列可供专用硬件高效执行的计算任务与数据。其流程始于矩阵输入与置换管理模块</w:t>
-            </w:r>
-            <w:r>
-              <w:rPr>
-                <w:rFonts w:hint="eastAsia" w:asciiTheme="minorEastAsia" w:hAnsiTheme="minorEastAsia" w:eastAsiaTheme="minorEastAsia" w:cstheme="minorEastAsia"/>
-                <w:kern w:val="0"/>
-                <w:sz w:val="24"/>
-                <w:szCs w:val="24"/>
-                <w:lang w:val="en-US" w:eastAsia="zh-CN"/>
-              </w:rPr>
-              <w:t>，在实施方式中，输入矩阵可采用 CSR、CSC、MTX 或其他等效稀疏存储格式表示。矩阵输入模块维护原始矩阵索引与重排后矩阵索引之间的映射关系，以支持后续节点划分、前沿矩阵装配及求解结果回映射</w:t>
-            </w:r>
-            <w:r>
-              <w:rPr>
-                <w:rFonts w:hint="default" w:asciiTheme="minorEastAsia" w:hAnsiTheme="minorEastAsia" w:eastAsiaTheme="minorEastAsia" w:cstheme="minorEastAsia"/>
-                <w:kern w:val="0"/>
-                <w:sz w:val="24"/>
-                <w:szCs w:val="24"/>
-                <w:lang w:val="en-US" w:eastAsia="zh-CN"/>
-              </w:rPr>
-              <w:t>。所述矩阵重排模块用于对输入稀疏矩阵执行重排，以降低分解过程中产生的填充（fill-in）并改善后续多前沿节点结构。在本发明的一种实施方式中，矩阵重排模块采用 AMD（Approximate Minimum Degree）算法对矩阵进行重排，得到对应的置换向量</w:t>
-            </w:r>
-            <w:r>
-              <w:rPr>
-                <w:rFonts w:hint="eastAsia" w:asciiTheme="minorEastAsia" w:hAnsiTheme="minorEastAsia" w:eastAsiaTheme="minorEastAsia" w:cstheme="minorEastAsia"/>
-                <w:kern w:val="0"/>
-                <w:sz w:val="24"/>
-                <w:szCs w:val="24"/>
-                <w:lang w:val="en-US" w:eastAsia="zh-CN"/>
-              </w:rPr>
-              <w:t>P</w:t>
-            </w:r>
-            <w:r>
-              <w:rPr>
-                <w:rFonts w:hint="default" w:asciiTheme="minorEastAsia" w:hAnsiTheme="minorEastAsia" w:eastAsiaTheme="minorEastAsia" w:cstheme="minorEastAsia"/>
-                <w:kern w:val="0"/>
-                <w:sz w:val="24"/>
-                <w:szCs w:val="24"/>
-                <w:lang w:val="en-US" w:eastAsia="zh-CN"/>
-              </w:rPr>
-              <w:t>，并据此形成重排后的矩阵结构。</w:t>
+                <w:rFonts w:hint="eastAsia" w:asciiTheme="minorEastAsia" w:hAnsiTheme="minorEastAsia" w:eastAsiaTheme="minorEastAsia" w:cstheme="minorEastAsia"/>
+                <w:kern w:val="0"/>
+                <w:sz w:val="24"/>
+                <w:szCs w:val="24"/>
+              </w:rPr>
+            </w:pPr>
+            <w:r>
+              <w:rPr>
+                <w:rFonts w:hint="eastAsia" w:asciiTheme="minorEastAsia" w:hAnsiTheme="minorEastAsia" w:eastAsiaTheme="minorEastAsia" w:cstheme="minorEastAsia"/>
+                <w:kern w:val="0"/>
+                <w:sz w:val="24"/>
+                <w:szCs w:val="24"/>
+              </w:rPr>
+              <w:t>再次，本发明针对多前沿方法中 update 写回父节点 frontal matrix 时存在的不规则装配问题，在硬件侧设置映射表驱动的散射装配路径，并结合辅助跟踪单元对行置换和地址更新进行逻辑重定向处理，从而将传统实现中容易演化为高开销数据搬移的过程，转化为以索引更新和受控写回为主的处理方式。通过这种方式，可降低不规则访存和数据重排带来的额外开销，提高节点更新阶段的实现效率。</w:t>
             </w:r>
           </w:p>
           <w:p>
@@ -2391,175 +4499,111 @@
               <w:spacing w:line="480" w:lineRule="exact"/>
               <w:ind w:left="120" w:leftChars="57" w:firstLine="360" w:firstLineChars="150"/>
               <w:rPr>
-                <w:rFonts w:hint="default" w:asciiTheme="minorEastAsia" w:hAnsiTheme="minorEastAsia" w:eastAsiaTheme="minorEastAsia" w:cstheme="minorEastAsia"/>
-                <w:kern w:val="0"/>
-                <w:sz w:val="24"/>
-                <w:szCs w:val="24"/>
-                <w:lang w:val="en-US" w:eastAsia="zh-CN"/>
-              </w:rPr>
-            </w:pPr>
-            <w:r>
-              <w:rPr>
-                <w:rFonts w:hint="default" w:asciiTheme="minorEastAsia" w:hAnsiTheme="minorEastAsia" w:eastAsiaTheme="minorEastAsia" w:cstheme="minorEastAsia"/>
-                <w:kern w:val="0"/>
-                <w:sz w:val="24"/>
-                <w:szCs w:val="24"/>
-                <w:lang w:val="en-US" w:eastAsia="zh-CN"/>
-              </w:rPr>
-              <w:t>在此基础上，符号分析模块对重排后的矩阵结构进行符号层面的解析，包括构建消去树、划分计算节点（超节点），并确定每个节点对应的前沿矩阵结构。</w:t>
-            </w:r>
-            <w:r>
-              <w:rPr>
-                <w:rFonts w:hint="eastAsia" w:asciiTheme="minorEastAsia" w:hAnsiTheme="minorEastAsia" w:eastAsiaTheme="minorEastAsia" w:cstheme="minorEastAsia"/>
-                <w:kern w:val="0"/>
-                <w:sz w:val="24"/>
-                <w:szCs w:val="24"/>
-                <w:lang w:val="en-US" w:eastAsia="zh-CN"/>
-              </w:rPr>
-              <w:t>所谓超节点，是</w:t>
-            </w:r>
-            <w:r>
-              <w:rPr>
-                <w:rFonts w:ascii="宋体" w:hAnsi="宋体" w:eastAsia="宋体" w:cs="宋体"/>
-                <w:sz w:val="24"/>
-                <w:szCs w:val="24"/>
-              </w:rPr>
-              <w:t>在稀疏直接法中，为提高计算局部性并增加密集子块运算比例，通常可将具有相同或相近非零结构模式的一组连续列归并为一个超节点（supernode）进行处理。通过引入超节点，可使节点对应的</w:t>
-            </w:r>
-            <w:r>
+                <w:rFonts w:hint="eastAsia" w:asciiTheme="minorEastAsia" w:hAnsiTheme="minorEastAsia" w:eastAsiaTheme="minorEastAsia" w:cstheme="minorEastAsia"/>
+                <w:kern w:val="0"/>
+                <w:sz w:val="24"/>
+                <w:szCs w:val="24"/>
+              </w:rPr>
+            </w:pPr>
+            <w:r>
+              <w:rPr>
+                <w:rFonts w:hint="eastAsia" w:asciiTheme="minorEastAsia" w:hAnsiTheme="minorEastAsia" w:eastAsiaTheme="minorEastAsia" w:cstheme="minorEastAsia"/>
+                <w:kern w:val="0"/>
+                <w:sz w:val="24"/>
+                <w:szCs w:val="24"/>
+              </w:rPr>
+              <w:t>此外，本发明采用适配硬件实现的低精度/整数数值路径，通过块浮点/定点混合数据组织方式以及相应的缩放、对齐和写回控制，使矩阵分解过程中的前沿数据装载、三角求解、矩阵更新和结果写回能够在较低带宽和较低实现复杂度条件下完成。该方案有利于降低硬件面积与外部带宽压力，并提高系统在 FPGA/ASIC 场景下的工程实现可行性。</w:t>
+            </w:r>
+          </w:p>
+          <w:p>
+            <w:pPr>
+              <w:spacing w:line="480" w:lineRule="exact"/>
+              <w:ind w:left="120" w:leftChars="57" w:firstLine="360" w:firstLineChars="150"/>
+              <w:rPr>
+                <w:rFonts w:hint="eastAsia" w:asciiTheme="minorEastAsia" w:hAnsiTheme="minorEastAsia" w:eastAsiaTheme="minorEastAsia" w:cstheme="minorEastAsia"/>
+                <w:kern w:val="0"/>
+                <w:sz w:val="28"/>
+                <w:szCs w:val="28"/>
+              </w:rPr>
+            </w:pPr>
+            <w:r>
+              <w:rPr>
+                <w:rFonts w:hint="eastAsia" w:asciiTheme="minorEastAsia" w:hAnsiTheme="minorEastAsia" w:eastAsiaTheme="minorEastAsia" w:cstheme="minorEastAsia"/>
+                <w:kern w:val="0"/>
+                <w:sz w:val="24"/>
+                <w:szCs w:val="24"/>
+              </w:rPr>
+              <w:t>综上，本发明不仅能够实现面向多前沿稀疏 LU 分解的节点级硬件加速，而且能够在保证父子依赖正确性的前提下，提高节点执行过程的连续性、降低访存与数据搬移开销，并增强低精度/整数路径下的硬件适配能力，因而具有较好的工程应用价值</w:t>
+            </w:r>
+          </w:p>
+          <w:p>
+            <w:pPr>
+              <w:spacing w:line="480" w:lineRule="exact"/>
+              <w:ind w:firstLine="720" w:firstLineChars="300"/>
               <w:rPr>
                 <w:rFonts w:hint="eastAsia" w:ascii="宋体" w:hAnsi="宋体" w:cs="宋体"/>
                 <w:sz w:val="24"/>
                 <w:szCs w:val="24"/>
                 <w:lang w:val="en-US" w:eastAsia="zh-CN"/>
               </w:rPr>
-              <w:t>前沿矩阵</w:t>
-            </w:r>
-            <w:r>
-              <w:rPr>
-                <w:rFonts w:ascii="宋体" w:hAnsi="宋体" w:eastAsia="宋体" w:cs="宋体"/>
-                <w:sz w:val="24"/>
-                <w:szCs w:val="24"/>
-              </w:rPr>
-              <w:t>在行列组织上具有更强的块特性，从而提高后续硬件侧矩阵核和缓冲管理机制的适配性，并为 NodeTask 的粒度划分提供更稳定的结构基础</w:t>
-            </w:r>
-            <w:r>
+            </w:pPr>
+          </w:p>
+          <w:p>
+            <w:pPr>
+              <w:spacing w:line="480" w:lineRule="exact"/>
+              <w:ind w:firstLine="720" w:firstLineChars="300"/>
               <w:rPr>
                 <w:rFonts w:hint="eastAsia" w:ascii="宋体" w:hAnsi="宋体" w:cs="宋体"/>
                 <w:sz w:val="24"/>
                 <w:szCs w:val="24"/>
-                <w:lang w:eastAsia="zh-CN"/>
-              </w:rPr>
-              <w:t>。</w:t>
-            </w:r>
-            <w:r>
-              <w:rPr>
-                <w:rFonts w:ascii="宋体" w:hAnsi="宋体" w:eastAsia="宋体" w:cs="宋体"/>
-                <w:sz w:val="24"/>
-                <w:szCs w:val="24"/>
-              </w:rPr>
-              <w:t>与逐列处理方式相比，超节点技术能够将原本较为细粒度、离散的稀疏操作组织为较大粒度的块式运算，从而有利于后续三角求解、Schur 更新以及多前沿装配过程中的数据复用与访存优化。</w:t>
-            </w:r>
-          </w:p>
-          <w:p>
-            <w:pPr>
-              <w:spacing w:line="480" w:lineRule="exact"/>
-              <w:ind w:left="120" w:leftChars="57" w:firstLine="360" w:firstLineChars="150"/>
-              <w:rPr>
-                <w:rFonts w:hint="default" w:asciiTheme="minorEastAsia" w:hAnsiTheme="minorEastAsia" w:eastAsiaTheme="minorEastAsia" w:cstheme="minorEastAsia"/>
-                <w:kern w:val="0"/>
-                <w:sz w:val="24"/>
-                <w:szCs w:val="24"/>
-                <w:lang w:val="en-US" w:eastAsia="zh-CN"/>
-              </w:rPr>
-            </w:pPr>
-            <w:r>
-              <w:rPr>
-                <w:rFonts w:hint="default" w:asciiTheme="minorEastAsia" w:hAnsiTheme="minorEastAsia" w:eastAsiaTheme="minorEastAsia" w:cstheme="minorEastAsia"/>
-                <w:kern w:val="0"/>
-                <w:sz w:val="24"/>
-                <w:szCs w:val="24"/>
-                <w:lang w:val="en-US" w:eastAsia="zh-CN"/>
-              </w:rPr>
-              <w:t>分析完成后，节点任务生成模块为每一个计算节点生成一个结构化的任务描述（NodeTask），其中封装了节点ID、父子关系、矩阵维度、主元信息以及关键数据（如前沿矩阵、因子矩阵）在内存中的地址指针。</w:t>
-            </w:r>
-          </w:p>
-          <w:p>
-            <w:pPr>
-              <w:spacing w:line="480" w:lineRule="exact"/>
-              <w:ind w:left="120" w:leftChars="57" w:firstLine="360" w:firstLineChars="150"/>
-              <w:rPr>
-                <w:rFonts w:hint="default" w:asciiTheme="minorEastAsia" w:hAnsiTheme="minorEastAsia" w:eastAsiaTheme="minorEastAsia" w:cstheme="minorEastAsia"/>
-                <w:kern w:val="0"/>
-                <w:sz w:val="24"/>
-                <w:szCs w:val="24"/>
-                <w:lang w:val="en-US" w:eastAsia="zh-CN"/>
-              </w:rPr>
-            </w:pPr>
-            <w:r>
-              <w:rPr>
-                <w:rFonts w:hint="default" w:asciiTheme="minorEastAsia" w:hAnsiTheme="minorEastAsia" w:eastAsiaTheme="minorEastAsia" w:cstheme="minorEastAsia"/>
-                <w:kern w:val="0"/>
-                <w:sz w:val="24"/>
-                <w:szCs w:val="24"/>
-                <w:lang w:val="en-US" w:eastAsia="zh-CN"/>
-              </w:rPr>
-              <w:t>为支持节点间的数据传递，映射表生成模块会生成专门的映射表，精确描述了子节点的更新矩阵应如何累加（extend-add操作）到其父节点的前沿矩阵中。同时，初始化与量化模块负责将归属于该节点的原始矩阵数值装配到前沿矩阵中，并将其从浮点数转换为硬件优化的块浮点或定点格式，以提升计算效率。</w:t>
-            </w:r>
-          </w:p>
-          <w:p>
-            <w:pPr>
-              <w:spacing w:line="480" w:lineRule="exact"/>
-              <w:ind w:left="120" w:leftChars="57" w:firstLine="360" w:firstLineChars="150"/>
-              <w:rPr>
-                <w:rFonts w:hint="default" w:asciiTheme="minorEastAsia" w:hAnsiTheme="minorEastAsia" w:eastAsiaTheme="minorEastAsia" w:cstheme="minorEastAsia"/>
-                <w:kern w:val="0"/>
-                <w:sz w:val="24"/>
-                <w:szCs w:val="24"/>
-                <w:lang w:val="en-US" w:eastAsia="zh-CN"/>
-              </w:rPr>
-            </w:pPr>
-            <w:r>
-              <w:rPr>
-                <w:rFonts w:hint="default" w:asciiTheme="minorEastAsia" w:hAnsiTheme="minorEastAsia" w:eastAsiaTheme="minorEastAsia" w:cstheme="minorEastAsia"/>
-                <w:kern w:val="0"/>
-                <w:sz w:val="24"/>
-                <w:szCs w:val="24"/>
-                <w:lang w:val="en-US" w:eastAsia="zh-CN"/>
-              </w:rPr>
-              <w:t>最后，ABI序列化模块将上述所有信息（任务描述、映射表及已量化的矩阵数据）进行序列化，打包成符合特定应用二进制接口规范的连续数据块，以便输出到外部存储器或直接交付给后端计算硬件进行加载和执行。</w:t>
-            </w:r>
-          </w:p>
-          <w:p>
-            <w:pPr>
-              <w:spacing w:line="480" w:lineRule="exact"/>
-              <w:ind w:left="120" w:leftChars="57" w:firstLine="360" w:firstLineChars="150"/>
-              <w:rPr>
-                <w:rFonts w:hint="default" w:asciiTheme="minorEastAsia" w:hAnsiTheme="minorEastAsia" w:eastAsiaTheme="minorEastAsia" w:cstheme="minorEastAsia"/>
-                <w:kern w:val="0"/>
-                <w:sz w:val="24"/>
-                <w:szCs w:val="24"/>
-                <w:lang w:val="en-US" w:eastAsia="zh-CN"/>
-              </w:rPr>
-            </w:pPr>
-          </w:p>
-          <w:p>
-            <w:pPr>
-              <w:spacing w:line="480" w:lineRule="exact"/>
-              <w:ind w:left="120" w:leftChars="57" w:firstLine="360" w:firstLineChars="150"/>
-              <w:rPr>
-                <w:rFonts w:hint="default" w:asciiTheme="minorEastAsia" w:hAnsiTheme="minorEastAsia" w:eastAsiaTheme="minorEastAsia" w:cstheme="minorEastAsia"/>
-                <w:kern w:val="0"/>
-                <w:sz w:val="24"/>
-                <w:szCs w:val="24"/>
-                <w:lang w:val="en-US" w:eastAsia="zh-CN"/>
-              </w:rPr>
-            </w:pPr>
-          </w:p>
-          <w:p>
-            <w:pPr>
-              <w:spacing w:line="480" w:lineRule="exact"/>
-              <w:ind w:left="120" w:leftChars="57" w:firstLine="360" w:firstLineChars="150"/>
+                <w:lang w:val="en-US" w:eastAsia="zh-CN"/>
+              </w:rPr>
+            </w:pPr>
+          </w:p>
+          <w:p>
+            <w:pPr>
+              <w:spacing w:line="480" w:lineRule="exact"/>
+              <w:ind w:firstLine="720" w:firstLineChars="300"/>
+              <w:rPr>
+                <w:rFonts w:hint="eastAsia" w:ascii="宋体" w:hAnsi="宋体" w:cs="宋体"/>
+                <w:sz w:val="24"/>
+                <w:szCs w:val="24"/>
+                <w:lang w:val="en-US" w:eastAsia="zh-CN"/>
+              </w:rPr>
+            </w:pPr>
+          </w:p>
+          <w:p>
+            <w:pPr>
+              <w:spacing w:line="480" w:lineRule="exact"/>
+              <w:ind w:firstLine="720" w:firstLineChars="300"/>
+              <w:rPr>
+                <w:rFonts w:hint="default" w:asciiTheme="minorEastAsia" w:hAnsiTheme="minorEastAsia" w:eastAsiaTheme="minorEastAsia" w:cstheme="minorEastAsia"/>
+                <w:b w:val="0"/>
+                <w:bCs w:val="0"/>
+                <w:kern w:val="0"/>
+                <w:sz w:val="24"/>
+                <w:szCs w:val="24"/>
+                <w:lang w:val="en-US" w:eastAsia="zh-CN"/>
+              </w:rPr>
+            </w:pPr>
+          </w:p>
+          <w:p>
+            <w:pPr>
+              <w:spacing w:line="480" w:lineRule="exact"/>
+              <w:ind w:firstLine="720" w:firstLineChars="300"/>
+              <w:rPr>
+                <w:rFonts w:hint="default" w:asciiTheme="minorEastAsia" w:hAnsiTheme="minorEastAsia" w:eastAsiaTheme="minorEastAsia" w:cstheme="minorEastAsia"/>
+                <w:kern w:val="0"/>
+                <w:sz w:val="24"/>
+                <w:szCs w:val="24"/>
+                <w:lang w:val="en-US" w:eastAsia="zh-CN"/>
+              </w:rPr>
+            </w:pPr>
+          </w:p>
+          <w:p>
+            <w:pPr>
+              <w:spacing w:line="480" w:lineRule="exact"/>
+              <w:ind w:firstLine="720" w:firstLineChars="300"/>
               <w:rPr>
                 <w:rFonts w:hint="default" w:asciiTheme="minorEastAsia" w:hAnsiTheme="minorEastAsia" w:eastAsiaTheme="minorEastAsia" w:cstheme="minorEastAsia"/>
                 <w:kern w:val="0"/>
@@ -2574,7 +4618,7 @@
     </w:tbl>
     <w:p>
       <w:pPr>
-        <w:pStyle w:val="4"/>
+        <w:pStyle w:val="6"/>
         <w:rPr>
           <w:rFonts w:hint="eastAsia" w:ascii="宋体" w:hAnsi="宋体" w:eastAsia="宋体"/>
           <w:color w:val="0000FF"/>
@@ -2583,7 +4627,7 @@
     </w:p>
     <w:p>
       <w:pPr>
-        <w:pStyle w:val="4"/>
+        <w:pStyle w:val="6"/>
         <w:rPr>
           <w:rFonts w:hint="eastAsia" w:ascii="宋体" w:hAnsi="宋体" w:eastAsia="宋体"/>
           <w:color w:val="0000FF"/>
@@ -2593,13 +4637,21 @@
         <w:rPr>
           <w:rFonts w:hint="eastAsia" w:ascii="宋体" w:hAnsi="宋体" w:eastAsia="宋体"/>
           <w:color w:val="0000FF"/>
+          <w:lang w:val="en-US" w:eastAsia="zh-CN"/>
         </w:rPr>
-        <w:t>五、附图说明</w:t>
+        <w:t>六</w:t>
+      </w:r>
+      <w:r>
+        <w:rPr>
+          <w:rFonts w:hint="eastAsia" w:ascii="宋体" w:hAnsi="宋体" w:eastAsia="宋体"/>
+          <w:color w:val="0000FF"/>
+        </w:rPr>
+        <w:t>、附图说明</w:t>
       </w:r>
     </w:p>
     <w:tbl>
       <w:tblPr>
-        <w:tblStyle w:val="12"/>
+        <w:tblStyle w:val="14"/>
         <w:tblW w:w="0" w:type="auto"/>
         <w:tblInd w:w="0" w:type="dxa"/>
         <w:tblBorders>
@@ -2619,7 +4671,7 @@
         </w:tblCellMar>
       </w:tblPr>
       <w:tblGrid>
-        <w:gridCol w:w="9828"/>
+        <w:gridCol w:w="9853"/>
       </w:tblGrid>
       <w:tr>
         <w:tblPrEx>
@@ -2686,29 +4738,1404 @@
               <w:spacing w:line="500" w:lineRule="exact"/>
               <w:ind w:firstLine="480" w:firstLineChars="200"/>
               <w:rPr>
-                <w:rFonts w:ascii="ˎ̥" w:hAnsi="ˎ̥" w:cs="宋体"/>
+                <w:rFonts w:hint="eastAsia" w:ascii="黑体" w:hAnsi="黑体" w:eastAsia="黑体" w:cs="黑体"/>
+                <w:lang w:val="en-US" w:eastAsia="zh-CN"/>
+              </w:rPr>
+            </w:pPr>
+            <w:r>
+              <w:rPr>
+                <w:rFonts w:hint="eastAsia"/>
+                <w:sz w:val="24"/>
+              </w:rPr>
+              <w:t>1——ZVZCS移相谐振软开关逆变全桥电路，  2——整流电路，  3——DSP高速数字处理电路。</w:t>
+            </w:r>
+          </w:p>
+          <w:p>
+            <w:pPr>
+              <w:spacing w:line="240" w:lineRule="auto"/>
+              <w:ind w:left="120" w:leftChars="57" w:firstLine="315" w:firstLineChars="150"/>
+              <w:jc w:val="center"/>
+              <w:rPr>
+                <w:rFonts w:hint="eastAsia" w:ascii="黑体" w:hAnsi="黑体" w:eastAsia="黑体" w:cs="黑体"/>
+                <w:lang w:val="en-US" w:eastAsia="zh-CN"/>
+              </w:rPr>
+            </w:pPr>
+            <w:r>
+              <w:rPr>
+                <w:rFonts w:hint="eastAsia" w:ascii="黑体" w:hAnsi="黑体" w:eastAsia="黑体" w:cs="黑体"/>
+                <w:lang w:val="en-US" w:eastAsia="zh-CN"/>
+              </w:rPr>
+              <w:drawing>
+                <wp:inline distT="0" distB="0" distL="114300" distR="114300">
+                  <wp:extent cx="6096635" cy="1798955"/>
+                  <wp:effectExtent l="0" t="0" r="14605" b="14605"/>
+                  <wp:docPr id="11" name="图片 11" descr="Snipaste_2026-03-19_15-34-13"/>
+                  <wp:cNvGraphicFramePr>
+                    <a:graphicFrameLocks xmlns:a="http://schemas.openxmlformats.org/drawingml/2006/main" noChangeAspect="1"/>
+                  </wp:cNvGraphicFramePr>
+                  <a:graphic xmlns:a="http://schemas.openxmlformats.org/drawingml/2006/main">
+                    <a:graphicData uri="http://schemas.openxmlformats.org/drawingml/2006/picture">
+                      <pic:pic xmlns:pic="http://schemas.openxmlformats.org/drawingml/2006/picture">
+                        <pic:nvPicPr>
+                          <pic:cNvPr id="11" name="图片 11" descr="Snipaste_2026-03-19_15-34-13"/>
+                          <pic:cNvPicPr>
+                            <a:picLocks noChangeAspect="1"/>
+                          </pic:cNvPicPr>
+                        </pic:nvPicPr>
+                        <pic:blipFill>
+                          <a:blip r:embed="rId5"/>
+                          <a:stretch>
+                            <a:fillRect/>
+                          </a:stretch>
+                        </pic:blipFill>
+                        <pic:spPr>
+                          <a:xfrm>
+                            <a:off x="0" y="0"/>
+                            <a:ext cx="6096635" cy="1798955"/>
+                          </a:xfrm>
+                          <a:prstGeom prst="rect">
+                            <a:avLst/>
+                          </a:prstGeom>
+                        </pic:spPr>
+                      </pic:pic>
+                    </a:graphicData>
+                  </a:graphic>
+                </wp:inline>
+              </w:drawing>
+            </w:r>
+          </w:p>
+          <w:p>
+            <w:pPr>
+              <w:spacing w:line="480" w:lineRule="exact"/>
+              <w:ind w:left="120" w:leftChars="57" w:firstLine="315" w:firstLineChars="150"/>
+              <w:jc w:val="center"/>
+              <w:rPr>
+                <w:rFonts w:hint="eastAsia" w:ascii="黑体" w:hAnsi="黑体" w:eastAsia="黑体" w:cs="黑体"/>
+                <w:lang w:val="en-US" w:eastAsia="zh-CN"/>
+              </w:rPr>
+            </w:pPr>
+            <w:r>
+              <w:rPr>
+                <w:rFonts w:hint="eastAsia" w:ascii="黑体" w:hAnsi="黑体" w:eastAsia="黑体" w:cs="黑体"/>
+                <w:lang w:val="en-US" w:eastAsia="zh-CN"/>
+              </w:rPr>
+              <w:t>图1 系统整体架构</w:t>
+            </w:r>
+          </w:p>
+          <w:p>
+            <w:pPr>
+              <w:spacing w:line="240" w:lineRule="auto"/>
+              <w:ind w:left="120" w:leftChars="57" w:firstLine="315" w:firstLineChars="150"/>
+              <w:jc w:val="center"/>
+              <w:rPr>
+                <w:rFonts w:hint="eastAsia" w:ascii="黑体" w:hAnsi="黑体" w:eastAsia="黑体" w:cs="黑体"/>
+                <w:lang w:val="en-US" w:eastAsia="zh-CN"/>
+              </w:rPr>
+            </w:pPr>
+            <w:r>
+              <w:rPr>
+                <w:rFonts w:hint="eastAsia" w:ascii="黑体" w:hAnsi="黑体" w:eastAsia="黑体" w:cs="黑体"/>
+                <w:lang w:val="en-US" w:eastAsia="zh-CN"/>
+              </w:rPr>
+              <w:drawing>
+                <wp:inline distT="0" distB="0" distL="114300" distR="114300">
+                  <wp:extent cx="2758440" cy="4107180"/>
+                  <wp:effectExtent l="0" t="0" r="0" b="7620"/>
+                  <wp:docPr id="12" name="图片 12" descr="Snipaste_2026-03-19_15-35-12"/>
+                  <wp:cNvGraphicFramePr>
+                    <a:graphicFrameLocks xmlns:a="http://schemas.openxmlformats.org/drawingml/2006/main" noChangeAspect="1"/>
+                  </wp:cNvGraphicFramePr>
+                  <a:graphic xmlns:a="http://schemas.openxmlformats.org/drawingml/2006/main">
+                    <a:graphicData uri="http://schemas.openxmlformats.org/drawingml/2006/picture">
+                      <pic:pic xmlns:pic="http://schemas.openxmlformats.org/drawingml/2006/picture">
+                        <pic:nvPicPr>
+                          <pic:cNvPr id="12" name="图片 12" descr="Snipaste_2026-03-19_15-35-12"/>
+                          <pic:cNvPicPr>
+                            <a:picLocks noChangeAspect="1"/>
+                          </pic:cNvPicPr>
+                        </pic:nvPicPr>
+                        <pic:blipFill>
+                          <a:blip r:embed="rId6"/>
+                          <a:stretch>
+                            <a:fillRect/>
+                          </a:stretch>
+                        </pic:blipFill>
+                        <pic:spPr>
+                          <a:xfrm>
+                            <a:off x="0" y="0"/>
+                            <a:ext cx="2758440" cy="4107180"/>
+                          </a:xfrm>
+                          <a:prstGeom prst="rect">
+                            <a:avLst/>
+                          </a:prstGeom>
+                        </pic:spPr>
+                      </pic:pic>
+                    </a:graphicData>
+                  </a:graphic>
+                </wp:inline>
+              </w:drawing>
+            </w:r>
+          </w:p>
+          <w:p>
+            <w:pPr>
+              <w:spacing w:line="480" w:lineRule="exact"/>
+              <w:ind w:left="120" w:leftChars="57" w:firstLine="315" w:firstLineChars="150"/>
+              <w:jc w:val="center"/>
+              <w:rPr>
+                <w:rFonts w:hint="eastAsia" w:ascii="黑体" w:hAnsi="黑体" w:eastAsia="黑体" w:cs="黑体"/>
+                <w:kern w:val="0"/>
+                <w:sz w:val="21"/>
+                <w:szCs w:val="21"/>
+                <w:lang w:val="en-US" w:eastAsia="zh-CN"/>
+              </w:rPr>
+            </w:pPr>
+            <w:r>
+              <w:rPr>
+                <w:rFonts w:hint="eastAsia" w:ascii="黑体" w:hAnsi="黑体" w:eastAsia="黑体" w:cs="黑体"/>
+                <w:kern w:val="0"/>
+                <w:sz w:val="21"/>
+                <w:szCs w:val="21"/>
+                <w:lang w:val="en-US" w:eastAsia="zh-CN"/>
+              </w:rPr>
+              <w:t xml:space="preserve"> 图2. 存储区域划分</w:t>
+            </w:r>
+          </w:p>
+          <w:p>
+            <w:pPr>
+              <w:spacing w:line="240" w:lineRule="auto"/>
+              <w:ind w:left="120" w:leftChars="57" w:firstLine="315" w:firstLineChars="150"/>
+              <w:jc w:val="center"/>
+              <w:rPr>
+                <w:rFonts w:hint="eastAsia" w:ascii="黑体" w:hAnsi="黑体" w:eastAsia="黑体" w:cs="黑体"/>
+                <w:kern w:val="0"/>
+                <w:sz w:val="21"/>
+                <w:szCs w:val="21"/>
+                <w:lang w:val="en-US" w:eastAsia="zh-CN"/>
+              </w:rPr>
+            </w:pPr>
+            <w:r>
+              <w:rPr>
+                <w:rFonts w:hint="eastAsia" w:ascii="黑体" w:hAnsi="黑体" w:eastAsia="黑体" w:cs="黑体"/>
+                <w:kern w:val="0"/>
+                <w:sz w:val="21"/>
+                <w:szCs w:val="21"/>
+                <w:lang w:val="en-US" w:eastAsia="zh-CN"/>
+              </w:rPr>
+              <w:drawing>
+                <wp:inline distT="0" distB="0" distL="114300" distR="114300">
+                  <wp:extent cx="5794375" cy="3026410"/>
+                  <wp:effectExtent l="0" t="0" r="12065" b="6350"/>
+                  <wp:docPr id="13" name="图片 13" descr="Snipaste_2026-03-19_15-37-29"/>
+                  <wp:cNvGraphicFramePr>
+                    <a:graphicFrameLocks xmlns:a="http://schemas.openxmlformats.org/drawingml/2006/main" noChangeAspect="1"/>
+                  </wp:cNvGraphicFramePr>
+                  <a:graphic xmlns:a="http://schemas.openxmlformats.org/drawingml/2006/main">
+                    <a:graphicData uri="http://schemas.openxmlformats.org/drawingml/2006/picture">
+                      <pic:pic xmlns:pic="http://schemas.openxmlformats.org/drawingml/2006/picture">
+                        <pic:nvPicPr>
+                          <pic:cNvPr id="13" name="图片 13" descr="Snipaste_2026-03-19_15-37-29"/>
+                          <pic:cNvPicPr>
+                            <a:picLocks noChangeAspect="1"/>
+                          </pic:cNvPicPr>
+                        </pic:nvPicPr>
+                        <pic:blipFill>
+                          <a:blip r:embed="rId7"/>
+                          <a:stretch>
+                            <a:fillRect/>
+                          </a:stretch>
+                        </pic:blipFill>
+                        <pic:spPr>
+                          <a:xfrm>
+                            <a:off x="0" y="0"/>
+                            <a:ext cx="5794375" cy="3026410"/>
+                          </a:xfrm>
+                          <a:prstGeom prst="rect">
+                            <a:avLst/>
+                          </a:prstGeom>
+                        </pic:spPr>
+                      </pic:pic>
+                    </a:graphicData>
+                  </a:graphic>
+                </wp:inline>
+              </w:drawing>
+            </w:r>
+          </w:p>
+          <w:p>
+            <w:pPr>
+              <w:numPr>
+                <w:ilvl w:val="0"/>
+                <w:numId w:val="0"/>
+              </w:numPr>
+              <w:spacing w:line="480" w:lineRule="exact"/>
+              <w:jc w:val="center"/>
+              <w:rPr>
+                <w:rFonts w:hint="eastAsia" w:ascii="黑体" w:hAnsi="黑体" w:eastAsia="黑体" w:cs="黑体"/>
+                <w:kern w:val="0"/>
+                <w:sz w:val="21"/>
+                <w:szCs w:val="21"/>
+                <w:lang w:val="en-US" w:eastAsia="zh-CN"/>
+              </w:rPr>
+            </w:pPr>
+            <w:r>
+              <w:rPr>
+                <w:rFonts w:hint="eastAsia" w:ascii="黑体" w:hAnsi="黑体" w:eastAsia="黑体" w:cs="黑体"/>
+                <w:kern w:val="0"/>
+                <w:sz w:val="21"/>
+                <w:szCs w:val="21"/>
+                <w:lang w:val="en-US" w:eastAsia="zh-CN"/>
+              </w:rPr>
+              <w:t>图3 硬件架构</w:t>
+            </w:r>
+          </w:p>
+          <w:p>
+            <w:pPr>
+              <w:numPr>
+                <w:ilvl w:val="0"/>
+                <w:numId w:val="0"/>
+              </w:numPr>
+              <w:spacing w:line="240" w:lineRule="auto"/>
+              <w:jc w:val="center"/>
+              <w:rPr>
+                <w:rFonts w:hint="eastAsia" w:ascii="黑体" w:hAnsi="黑体" w:eastAsia="黑体" w:cs="黑体"/>
+                <w:kern w:val="0"/>
+                <w:sz w:val="21"/>
+                <w:szCs w:val="21"/>
+                <w:lang w:val="en-US" w:eastAsia="zh-CN"/>
+              </w:rPr>
+            </w:pPr>
+            <w:r>
+              <w:rPr>
+                <w:rFonts w:hint="eastAsia" w:ascii="黑体" w:hAnsi="黑体" w:eastAsia="黑体" w:cs="黑体"/>
+                <w:kern w:val="0"/>
+                <w:sz w:val="21"/>
+                <w:szCs w:val="21"/>
+                <w:lang w:val="en-US" w:eastAsia="zh-CN"/>
+              </w:rPr>
+              <w:drawing>
+                <wp:inline distT="0" distB="0" distL="114300" distR="114300">
+                  <wp:extent cx="6115050" cy="3101340"/>
+                  <wp:effectExtent l="0" t="0" r="11430" b="7620"/>
+                  <wp:docPr id="14" name="图片 14" descr="Snipaste_2026-03-19_15-39-31"/>
+                  <wp:cNvGraphicFramePr>
+                    <a:graphicFrameLocks xmlns:a="http://schemas.openxmlformats.org/drawingml/2006/main" noChangeAspect="1"/>
+                  </wp:cNvGraphicFramePr>
+                  <a:graphic xmlns:a="http://schemas.openxmlformats.org/drawingml/2006/main">
+                    <a:graphicData uri="http://schemas.openxmlformats.org/drawingml/2006/picture">
+                      <pic:pic xmlns:pic="http://schemas.openxmlformats.org/drawingml/2006/picture">
+                        <pic:nvPicPr>
+                          <pic:cNvPr id="14" name="图片 14" descr="Snipaste_2026-03-19_15-39-31"/>
+                          <pic:cNvPicPr>
+                            <a:picLocks noChangeAspect="1"/>
+                          </pic:cNvPicPr>
+                        </pic:nvPicPr>
+                        <pic:blipFill>
+                          <a:blip r:embed="rId8"/>
+                          <a:stretch>
+                            <a:fillRect/>
+                          </a:stretch>
+                        </pic:blipFill>
+                        <pic:spPr>
+                          <a:xfrm>
+                            <a:off x="0" y="0"/>
+                            <a:ext cx="6115050" cy="3101340"/>
+                          </a:xfrm>
+                          <a:prstGeom prst="rect">
+                            <a:avLst/>
+                          </a:prstGeom>
+                        </pic:spPr>
+                      </pic:pic>
+                    </a:graphicData>
+                  </a:graphic>
+                </wp:inline>
+              </w:drawing>
+            </w:r>
+          </w:p>
+          <w:p>
+            <w:pPr>
+              <w:spacing w:line="480" w:lineRule="exact"/>
+              <w:ind w:firstLine="630" w:firstLineChars="300"/>
+              <w:jc w:val="center"/>
+              <w:rPr>
+                <w:rFonts w:hint="eastAsia" w:ascii="黑体" w:hAnsi="黑体" w:eastAsia="黑体" w:cs="黑体"/>
+                <w:b w:val="0"/>
+                <w:bCs w:val="0"/>
+                <w:kern w:val="0"/>
+                <w:sz w:val="24"/>
+                <w:szCs w:val="24"/>
+                <w:lang w:val="en-US" w:eastAsia="zh-CN"/>
+              </w:rPr>
+            </w:pPr>
+            <w:r>
+              <w:rPr>
+                <w:rFonts w:hint="eastAsia" w:ascii="黑体" w:hAnsi="黑体" w:eastAsia="黑体" w:cs="黑体"/>
+                <w:b w:val="0"/>
+                <w:bCs w:val="0"/>
+                <w:kern w:val="0"/>
+                <w:sz w:val="21"/>
+                <w:szCs w:val="21"/>
+                <w:lang w:val="en-US" w:eastAsia="zh-CN"/>
+              </w:rPr>
+              <w:t>图4.节点执行数据流</w:t>
+            </w:r>
+          </w:p>
+          <w:p>
+            <w:pPr>
+              <w:spacing w:line="240" w:lineRule="auto"/>
+              <w:ind w:firstLine="560" w:firstLineChars="200"/>
+              <w:jc w:val="center"/>
+              <w:rPr>
+                <w:rFonts w:hint="eastAsia" w:ascii="ˎ̥" w:hAnsi="ˎ̥" w:eastAsia="宋体" w:cs="宋体"/>
                 <w:kern w:val="0"/>
                 <w:sz w:val="28"/>
                 <w:szCs w:val="28"/>
-              </w:rPr>
-            </w:pPr>
-            <w:r>
-              <w:rPr>
-                <w:rFonts w:hint="eastAsia"/>
-                <w:sz w:val="24"/>
-              </w:rPr>
-              <w:t>1——ZVZCS移相谐振软开关逆变全桥电路，  2——整流电路，  3——DSP高速数字处理电路。</w:t>
+                <w:lang w:eastAsia="zh-CN"/>
+              </w:rPr>
+            </w:pPr>
+            <w:r>
+              <w:rPr>
+                <w:rFonts w:hint="eastAsia" w:ascii="ˎ̥" w:hAnsi="ˎ̥" w:eastAsia="宋体" w:cs="宋体"/>
+                <w:kern w:val="0"/>
+                <w:sz w:val="28"/>
+                <w:szCs w:val="28"/>
+                <w:lang w:eastAsia="zh-CN"/>
+              </w:rPr>
+              <w:drawing>
+                <wp:inline distT="0" distB="0" distL="114300" distR="114300">
+                  <wp:extent cx="5963920" cy="4561205"/>
+                  <wp:effectExtent l="0" t="0" r="10160" b="10795"/>
+                  <wp:docPr id="15" name="图片 15" descr="Snipaste_2026-03-19_15-42-50"/>
+                  <wp:cNvGraphicFramePr>
+                    <a:graphicFrameLocks xmlns:a="http://schemas.openxmlformats.org/drawingml/2006/main" noChangeAspect="1"/>
+                  </wp:cNvGraphicFramePr>
+                  <a:graphic xmlns:a="http://schemas.openxmlformats.org/drawingml/2006/main">
+                    <a:graphicData uri="http://schemas.openxmlformats.org/drawingml/2006/picture">
+                      <pic:pic xmlns:pic="http://schemas.openxmlformats.org/drawingml/2006/picture">
+                        <pic:nvPicPr>
+                          <pic:cNvPr id="15" name="图片 15" descr="Snipaste_2026-03-19_15-42-50"/>
+                          <pic:cNvPicPr>
+                            <a:picLocks noChangeAspect="1"/>
+                          </pic:cNvPicPr>
+                        </pic:nvPicPr>
+                        <pic:blipFill>
+                          <a:blip r:embed="rId9"/>
+                          <a:stretch>
+                            <a:fillRect/>
+                          </a:stretch>
+                        </pic:blipFill>
+                        <pic:spPr>
+                          <a:xfrm>
+                            <a:off x="0" y="0"/>
+                            <a:ext cx="5963920" cy="4561205"/>
+                          </a:xfrm>
+                          <a:prstGeom prst="rect">
+                            <a:avLst/>
+                          </a:prstGeom>
+                        </pic:spPr>
+                      </pic:pic>
+                    </a:graphicData>
+                  </a:graphic>
+                </wp:inline>
+              </w:drawing>
+            </w:r>
+          </w:p>
+          <w:p>
+            <w:pPr>
+              <w:spacing w:line="480" w:lineRule="exact"/>
+              <w:ind w:firstLine="630" w:firstLineChars="300"/>
+              <w:jc w:val="center"/>
+              <w:rPr>
+                <w:rFonts w:hint="eastAsia" w:ascii="黑体" w:hAnsi="黑体" w:eastAsia="黑体" w:cs="黑体"/>
+                <w:color w:val="000000"/>
+                <w:sz w:val="21"/>
+                <w:szCs w:val="11"/>
+                <w:lang w:val="zh-CN"/>
+              </w:rPr>
+            </w:pPr>
+            <w:r>
+              <w:rPr>
+                <w:rFonts w:hint="eastAsia" w:ascii="黑体" w:hAnsi="黑体" w:eastAsia="黑体" w:cs="黑体"/>
+                <w:sz w:val="21"/>
+                <w:szCs w:val="21"/>
+                <w:lang w:val="en-US" w:eastAsia="zh-CN"/>
+              </w:rPr>
+              <w:t xml:space="preserve">图5 </w:t>
+            </w:r>
+            <w:r>
+              <w:rPr>
+                <w:rFonts w:hint="eastAsia" w:ascii="黑体" w:hAnsi="黑体" w:eastAsia="黑体" w:cs="黑体"/>
+                <w:color w:val="000000"/>
+                <w:sz w:val="21"/>
+                <w:szCs w:val="11"/>
+                <w:lang w:val="zh-CN"/>
+              </w:rPr>
+              <w:t>依赖感知的预取与执行门控</w:t>
+            </w:r>
+          </w:p>
+          <w:p>
+            <w:pPr>
+              <w:spacing w:line="240" w:lineRule="auto"/>
+              <w:ind w:firstLine="630" w:firstLineChars="300"/>
+              <w:jc w:val="center"/>
+              <w:rPr>
+                <w:rFonts w:hint="default" w:ascii="黑体" w:hAnsi="黑体" w:eastAsia="黑体" w:cs="黑体"/>
+                <w:color w:val="000000"/>
+                <w:sz w:val="21"/>
+                <w:szCs w:val="11"/>
+                <w:lang w:val="en-US" w:eastAsia="zh-CN"/>
+              </w:rPr>
+            </w:pPr>
+            <w:r>
+              <w:rPr>
+                <w:rFonts w:hint="default" w:ascii="黑体" w:hAnsi="黑体" w:eastAsia="黑体" w:cs="黑体"/>
+                <w:color w:val="000000"/>
+                <w:sz w:val="21"/>
+                <w:szCs w:val="11"/>
+                <w:lang w:val="en-US" w:eastAsia="zh-CN"/>
+              </w:rPr>
+              <w:drawing>
+                <wp:inline distT="0" distB="0" distL="114300" distR="114300">
+                  <wp:extent cx="5832475" cy="1893570"/>
+                  <wp:effectExtent l="0" t="0" r="4445" b="11430"/>
+                  <wp:docPr id="16" name="图片 16" descr="Snipaste_2026-03-19_15-44-31"/>
+                  <wp:cNvGraphicFramePr>
+                    <a:graphicFrameLocks xmlns:a="http://schemas.openxmlformats.org/drawingml/2006/main" noChangeAspect="1"/>
+                  </wp:cNvGraphicFramePr>
+                  <a:graphic xmlns:a="http://schemas.openxmlformats.org/drawingml/2006/main">
+                    <a:graphicData uri="http://schemas.openxmlformats.org/drawingml/2006/picture">
+                      <pic:pic xmlns:pic="http://schemas.openxmlformats.org/drawingml/2006/picture">
+                        <pic:nvPicPr>
+                          <pic:cNvPr id="16" name="图片 16" descr="Snipaste_2026-03-19_15-44-31"/>
+                          <pic:cNvPicPr>
+                            <a:picLocks noChangeAspect="1"/>
+                          </pic:cNvPicPr>
+                        </pic:nvPicPr>
+                        <pic:blipFill>
+                          <a:blip r:embed="rId10"/>
+                          <a:stretch>
+                            <a:fillRect/>
+                          </a:stretch>
+                        </pic:blipFill>
+                        <pic:spPr>
+                          <a:xfrm>
+                            <a:off x="0" y="0"/>
+                            <a:ext cx="5832475" cy="1893570"/>
+                          </a:xfrm>
+                          <a:prstGeom prst="rect">
+                            <a:avLst/>
+                          </a:prstGeom>
+                        </pic:spPr>
+                      </pic:pic>
+                    </a:graphicData>
+                  </a:graphic>
+                </wp:inline>
+              </w:drawing>
+            </w:r>
+          </w:p>
+          <w:p>
+            <w:pPr>
+              <w:spacing w:line="480" w:lineRule="exact"/>
+              <w:ind w:firstLine="630" w:firstLineChars="300"/>
+              <w:jc w:val="center"/>
+              <w:rPr>
+                <w:rFonts w:hint="eastAsia" w:ascii="黑体" w:hAnsi="黑体" w:eastAsia="黑体" w:cs="黑体"/>
+                <w:b w:val="0"/>
+                <w:bCs w:val="0"/>
+                <w:kern w:val="0"/>
+                <w:sz w:val="24"/>
+                <w:szCs w:val="24"/>
+                <w:lang w:val="en-US" w:eastAsia="zh-CN"/>
+              </w:rPr>
+            </w:pPr>
+            <w:r>
+              <w:rPr>
+                <w:rFonts w:hint="eastAsia" w:ascii="黑体" w:hAnsi="黑体" w:eastAsia="黑体" w:cs="黑体"/>
+                <w:b w:val="0"/>
+                <w:bCs w:val="0"/>
+                <w:kern w:val="0"/>
+                <w:sz w:val="21"/>
+                <w:szCs w:val="21"/>
+                <w:lang w:val="en-US" w:eastAsia="zh-CN"/>
+              </w:rPr>
+              <w:t>图6 双缓冲重叠执行时序示意图</w:t>
             </w:r>
           </w:p>
           <w:p>
             <w:pPr>
               <w:spacing w:line="500" w:lineRule="exact"/>
               <w:ind w:firstLine="560" w:firstLineChars="200"/>
+              <w:jc w:val="center"/>
               <w:rPr>
                 <w:rFonts w:hint="eastAsia" w:ascii="ˎ̥" w:hAnsi="ˎ̥" w:cs="宋体"/>
                 <w:kern w:val="0"/>
                 <w:sz w:val="28"/>
                 <w:szCs w:val="28"/>
+              </w:rPr>
+            </w:pPr>
+          </w:p>
+          <w:p>
+            <w:pPr>
+              <w:spacing w:line="500" w:lineRule="exact"/>
+              <w:ind w:firstLine="560" w:firstLineChars="200"/>
+              <w:rPr>
+                <w:rFonts w:hint="eastAsia" w:ascii="ˎ̥" w:hAnsi="ˎ̥" w:cs="宋体"/>
+                <w:kern w:val="0"/>
+                <w:sz w:val="28"/>
+                <w:szCs w:val="28"/>
+              </w:rPr>
+            </w:pPr>
+          </w:p>
+          <w:p>
+            <w:pPr>
+              <w:spacing w:line="500" w:lineRule="exact"/>
+              <w:ind w:firstLine="560" w:firstLineChars="200"/>
+              <w:rPr>
+                <w:rFonts w:hint="eastAsia" w:ascii="ˎ̥" w:hAnsi="ˎ̥" w:cs="宋体"/>
+                <w:kern w:val="0"/>
+                <w:sz w:val="28"/>
+                <w:szCs w:val="28"/>
+              </w:rPr>
+            </w:pPr>
+          </w:p>
+          <w:p>
+            <w:pPr>
+              <w:spacing w:line="240" w:lineRule="auto"/>
+              <w:ind w:firstLine="560" w:firstLineChars="200"/>
+              <w:jc w:val="center"/>
+              <w:rPr>
+                <w:rFonts w:hint="eastAsia" w:ascii="ˎ̥" w:hAnsi="ˎ̥" w:eastAsia="宋体" w:cs="宋体"/>
+                <w:kern w:val="0"/>
+                <w:sz w:val="28"/>
+                <w:szCs w:val="28"/>
+                <w:lang w:eastAsia="zh-CN"/>
+              </w:rPr>
+            </w:pPr>
+            <w:r>
+              <w:rPr>
+                <w:rFonts w:hint="eastAsia" w:ascii="ˎ̥" w:hAnsi="ˎ̥" w:eastAsia="宋体" w:cs="宋体"/>
+                <w:kern w:val="0"/>
+                <w:sz w:val="28"/>
+                <w:szCs w:val="28"/>
+                <w:lang w:eastAsia="zh-CN"/>
+              </w:rPr>
+              <w:drawing>
+                <wp:inline distT="0" distB="0" distL="114300" distR="114300">
+                  <wp:extent cx="3164840" cy="2011045"/>
+                  <wp:effectExtent l="0" t="0" r="0" b="0"/>
+                  <wp:docPr id="1" name="图片 1" descr="图片1"/>
+                  <wp:cNvGraphicFramePr>
+                    <a:graphicFrameLocks xmlns:a="http://schemas.openxmlformats.org/drawingml/2006/main" noChangeAspect="1"/>
+                  </wp:cNvGraphicFramePr>
+                  <a:graphic xmlns:a="http://schemas.openxmlformats.org/drawingml/2006/main">
+                    <a:graphicData uri="http://schemas.openxmlformats.org/drawingml/2006/picture">
+                      <pic:pic xmlns:pic="http://schemas.openxmlformats.org/drawingml/2006/picture">
+                        <pic:nvPicPr>
+                          <pic:cNvPr id="1" name="图片 1" descr="图片1"/>
+                          <pic:cNvPicPr>
+                            <a:picLocks noChangeAspect="1"/>
+                          </pic:cNvPicPr>
+                        </pic:nvPicPr>
+                        <pic:blipFill>
+                          <a:blip r:embed="rId11"/>
+                          <a:stretch>
+                            <a:fillRect/>
+                          </a:stretch>
+                        </pic:blipFill>
+                        <pic:spPr>
+                          <a:xfrm>
+                            <a:off x="0" y="0"/>
+                            <a:ext cx="3164840" cy="2011045"/>
+                          </a:xfrm>
+                          <a:prstGeom prst="rect">
+                            <a:avLst/>
+                          </a:prstGeom>
+                        </pic:spPr>
+                      </pic:pic>
+                    </a:graphicData>
+                  </a:graphic>
+                </wp:inline>
+              </w:drawing>
+            </w:r>
+          </w:p>
+          <w:p>
+            <w:pPr>
+              <w:spacing w:line="500" w:lineRule="exact"/>
+              <w:ind w:firstLine="420" w:firstLineChars="200"/>
+              <w:jc w:val="center"/>
+              <w:rPr>
+                <w:rFonts w:hint="default" w:ascii="ˎ̥" w:hAnsi="ˎ̥" w:eastAsia="宋体" w:cs="宋体"/>
+                <w:kern w:val="0"/>
+                <w:sz w:val="21"/>
+                <w:szCs w:val="21"/>
+                <w:lang w:val="en-US" w:eastAsia="zh-CN"/>
+              </w:rPr>
+            </w:pPr>
+            <w:r>
+              <w:rPr>
+                <w:rFonts w:hint="eastAsia" w:ascii="ˎ̥" w:hAnsi="ˎ̥" w:cs="宋体"/>
+                <w:kern w:val="0"/>
+                <w:sz w:val="21"/>
+                <w:szCs w:val="21"/>
+                <w:lang w:val="en-US" w:eastAsia="zh-CN"/>
+              </w:rPr>
+              <w:t xml:space="preserve">图7  </w:t>
+            </w:r>
+            <w:r>
+              <w:rPr>
+                <w:rFonts w:hint="eastAsia" w:ascii="宋体" w:hAnsi="宋体" w:eastAsia="宋体" w:cs="Times New Roman"/>
+                <w:iCs/>
+                <w:kern w:val="2"/>
+                <w:sz w:val="21"/>
+                <w:szCs w:val="21"/>
+                <w:lang w:val="en-US" w:eastAsia="zh-CN"/>
+              </w:rPr>
+              <w:t>Click异步控制器</w:t>
+            </w:r>
+          </w:p>
+          <w:p>
+            <w:pPr>
+              <w:spacing w:line="500" w:lineRule="exact"/>
+              <w:ind w:firstLine="560" w:firstLineChars="200"/>
+              <w:jc w:val="center"/>
+              <w:rPr>
+                <w:rFonts w:hint="eastAsia" w:ascii="ˎ̥" w:hAnsi="ˎ̥" w:cs="宋体"/>
+                <w:kern w:val="0"/>
+                <w:sz w:val="28"/>
+                <w:szCs w:val="28"/>
+              </w:rPr>
+            </w:pPr>
+          </w:p>
+          <w:p>
+            <w:pPr>
+              <w:spacing w:line="240" w:lineRule="auto"/>
+              <w:ind w:firstLine="560" w:firstLineChars="200"/>
+              <w:jc w:val="center"/>
+              <w:rPr>
+                <w:rFonts w:hint="eastAsia" w:ascii="ˎ̥" w:hAnsi="ˎ̥" w:eastAsia="宋体" w:cs="宋体"/>
+                <w:kern w:val="0"/>
+                <w:sz w:val="28"/>
+                <w:szCs w:val="28"/>
+                <w:lang w:eastAsia="zh-CN"/>
+              </w:rPr>
+            </w:pPr>
+            <w:r>
+              <w:rPr>
+                <w:rFonts w:hint="eastAsia" w:ascii="ˎ̥" w:hAnsi="ˎ̥" w:eastAsia="宋体" w:cs="宋体"/>
+                <w:kern w:val="0"/>
+                <w:sz w:val="28"/>
+                <w:szCs w:val="28"/>
+                <w:lang w:eastAsia="zh-CN"/>
+              </w:rPr>
+              <w:drawing>
+                <wp:inline distT="0" distB="0" distL="114300" distR="114300">
+                  <wp:extent cx="5619750" cy="1827530"/>
+                  <wp:effectExtent l="0" t="0" r="3810" b="1270"/>
+                  <wp:docPr id="2" name="图片 2" descr="图片2"/>
+                  <wp:cNvGraphicFramePr>
+                    <a:graphicFrameLocks xmlns:a="http://schemas.openxmlformats.org/drawingml/2006/main" noChangeAspect="1"/>
+                  </wp:cNvGraphicFramePr>
+                  <a:graphic xmlns:a="http://schemas.openxmlformats.org/drawingml/2006/main">
+                    <a:graphicData uri="http://schemas.openxmlformats.org/drawingml/2006/picture">
+                      <pic:pic xmlns:pic="http://schemas.openxmlformats.org/drawingml/2006/picture">
+                        <pic:nvPicPr>
+                          <pic:cNvPr id="2" name="图片 2" descr="图片2"/>
+                          <pic:cNvPicPr>
+                            <a:picLocks noChangeAspect="1"/>
+                          </pic:cNvPicPr>
+                        </pic:nvPicPr>
+                        <pic:blipFill>
+                          <a:blip r:embed="rId12"/>
+                          <a:stretch>
+                            <a:fillRect/>
+                          </a:stretch>
+                        </pic:blipFill>
+                        <pic:spPr>
+                          <a:xfrm>
+                            <a:off x="0" y="0"/>
+                            <a:ext cx="5619750" cy="1827530"/>
+                          </a:xfrm>
+                          <a:prstGeom prst="rect">
+                            <a:avLst/>
+                          </a:prstGeom>
+                        </pic:spPr>
+                      </pic:pic>
+                    </a:graphicData>
+                  </a:graphic>
+                </wp:inline>
+              </w:drawing>
+            </w:r>
+          </w:p>
+          <w:p>
+            <w:pPr>
+              <w:spacing w:line="240" w:lineRule="auto"/>
+              <w:ind w:firstLine="420" w:firstLineChars="200"/>
+              <w:jc w:val="center"/>
+              <w:rPr>
+                <w:rFonts w:hint="eastAsia" w:ascii="宋体" w:hAnsi="宋体" w:eastAsia="宋体" w:cs="Times New Roman"/>
+                <w:iCs/>
+                <w:kern w:val="2"/>
+                <w:sz w:val="21"/>
+                <w:szCs w:val="21"/>
+                <w:lang w:val="en-US" w:eastAsia="zh-CN"/>
+              </w:rPr>
+            </w:pPr>
+            <w:r>
+              <w:rPr>
+                <w:rFonts w:hint="eastAsia" w:ascii="ˎ̥" w:hAnsi="ˎ̥" w:cs="宋体"/>
+                <w:kern w:val="0"/>
+                <w:sz w:val="21"/>
+                <w:szCs w:val="21"/>
+                <w:lang w:val="en-US" w:eastAsia="zh-CN"/>
+              </w:rPr>
+              <w:t xml:space="preserve">图8 </w:t>
+            </w:r>
+            <w:r>
+              <w:rPr>
+                <w:rFonts w:hint="eastAsia" w:ascii="宋体" w:hAnsi="宋体" w:eastAsia="宋体" w:cs="Times New Roman"/>
+                <w:iCs/>
+                <w:kern w:val="2"/>
+                <w:sz w:val="21"/>
+                <w:szCs w:val="21"/>
+                <w:lang w:val="en-US" w:eastAsia="zh-CN"/>
+              </w:rPr>
+              <w:t>异步微流水线</w:t>
+            </w:r>
+          </w:p>
+          <w:p>
+            <w:pPr>
+              <w:spacing w:line="240" w:lineRule="auto"/>
+              <w:ind w:firstLine="420" w:firstLineChars="200"/>
+              <w:jc w:val="center"/>
+              <w:rPr>
+                <w:rFonts w:hint="default" w:ascii="宋体" w:hAnsi="宋体" w:eastAsia="宋体" w:cs="Times New Roman"/>
+                <w:iCs/>
+                <w:kern w:val="2"/>
+                <w:sz w:val="21"/>
+                <w:szCs w:val="21"/>
+                <w:lang w:val="en-US" w:eastAsia="zh-CN"/>
+              </w:rPr>
+            </w:pPr>
+            <w:r>
+              <w:rPr>
+                <w:rFonts w:hint="default" w:ascii="宋体" w:hAnsi="宋体" w:eastAsia="宋体" w:cs="Times New Roman"/>
+                <w:iCs/>
+                <w:kern w:val="2"/>
+                <w:sz w:val="21"/>
+                <w:szCs w:val="21"/>
+                <w:lang w:val="en-US" w:eastAsia="zh-CN"/>
+              </w:rPr>
+              <w:drawing>
+                <wp:inline distT="0" distB="0" distL="114300" distR="114300">
+                  <wp:extent cx="4480560" cy="4914900"/>
+                  <wp:effectExtent l="0" t="0" r="0" b="7620"/>
+                  <wp:docPr id="3" name="图片 3" descr="图片3"/>
+                  <wp:cNvGraphicFramePr>
+                    <a:graphicFrameLocks xmlns:a="http://schemas.openxmlformats.org/drawingml/2006/main" noChangeAspect="1"/>
+                  </wp:cNvGraphicFramePr>
+                  <a:graphic xmlns:a="http://schemas.openxmlformats.org/drawingml/2006/main">
+                    <a:graphicData uri="http://schemas.openxmlformats.org/drawingml/2006/picture">
+                      <pic:pic xmlns:pic="http://schemas.openxmlformats.org/drawingml/2006/picture">
+                        <pic:nvPicPr>
+                          <pic:cNvPr id="3" name="图片 3" descr="图片3"/>
+                          <pic:cNvPicPr>
+                            <a:picLocks noChangeAspect="1"/>
+                          </pic:cNvPicPr>
+                        </pic:nvPicPr>
+                        <pic:blipFill>
+                          <a:blip r:embed="rId13"/>
+                          <a:stretch>
+                            <a:fillRect/>
+                          </a:stretch>
+                        </pic:blipFill>
+                        <pic:spPr>
+                          <a:xfrm>
+                            <a:off x="0" y="0"/>
+                            <a:ext cx="4480560" cy="4914900"/>
+                          </a:xfrm>
+                          <a:prstGeom prst="rect">
+                            <a:avLst/>
+                          </a:prstGeom>
+                        </pic:spPr>
+                      </pic:pic>
+                    </a:graphicData>
+                  </a:graphic>
+                </wp:inline>
+              </w:drawing>
+            </w:r>
+          </w:p>
+          <w:p>
+            <w:pPr>
+              <w:spacing w:line="240" w:lineRule="auto"/>
+              <w:ind w:firstLine="420" w:firstLineChars="200"/>
+              <w:jc w:val="center"/>
+              <w:rPr>
+                <w:rFonts w:hint="eastAsia" w:ascii="宋体" w:hAnsi="宋体" w:eastAsia="宋体" w:cs="Times New Roman"/>
+                <w:iCs/>
+                <w:kern w:val="2"/>
+                <w:lang w:val="en-US" w:eastAsia="zh-CN"/>
+              </w:rPr>
+            </w:pPr>
+            <w:r>
+              <w:rPr>
+                <w:rFonts w:hint="eastAsia" w:ascii="宋体" w:hAnsi="宋体" w:cs="Times New Roman"/>
+                <w:iCs/>
+                <w:kern w:val="2"/>
+                <w:sz w:val="21"/>
+                <w:szCs w:val="21"/>
+                <w:lang w:val="en-US" w:eastAsia="zh-CN"/>
+              </w:rPr>
+              <w:t xml:space="preserve">图9 </w:t>
+            </w:r>
+            <w:r>
+              <w:rPr>
+                <w:rFonts w:hint="eastAsia" w:ascii="宋体" w:hAnsi="宋体" w:eastAsia="宋体" w:cs="Times New Roman"/>
+                <w:iCs/>
+                <w:kern w:val="2"/>
+                <w:lang w:val="en-US" w:eastAsia="zh-CN"/>
+              </w:rPr>
+              <w:t>异步微流水线结构子</w:t>
+            </w:r>
+          </w:p>
+          <w:p>
+            <w:pPr>
+              <w:spacing w:line="240" w:lineRule="auto"/>
+              <w:ind w:firstLine="420" w:firstLineChars="200"/>
+              <w:jc w:val="center"/>
+              <w:rPr>
+                <w:rFonts w:hint="eastAsia" w:ascii="宋体" w:hAnsi="宋体" w:eastAsia="宋体" w:cs="Times New Roman"/>
+                <w:iCs/>
+                <w:kern w:val="2"/>
+                <w:lang w:val="en-US" w:eastAsia="zh-CN"/>
+              </w:rPr>
+            </w:pPr>
+          </w:p>
+          <w:p>
+            <w:pPr>
+              <w:spacing w:line="240" w:lineRule="auto"/>
+              <w:ind w:firstLine="420" w:firstLineChars="200"/>
+              <w:jc w:val="both"/>
+              <w:rPr>
+                <w:rFonts w:hint="default" w:ascii="宋体" w:hAnsi="宋体" w:eastAsia="宋体" w:cs="Times New Roman"/>
+                <w:iCs/>
+                <w:kern w:val="2"/>
+                <w:lang w:val="en-US" w:eastAsia="zh-CN"/>
+              </w:rPr>
+            </w:pPr>
+            <w:r>
+              <w:rPr>
+                <w:rFonts w:hint="default" w:ascii="宋体" w:hAnsi="宋体" w:eastAsia="宋体" w:cs="Times New Roman"/>
+                <w:iCs/>
+                <w:kern w:val="2"/>
+                <w:lang w:val="en-US" w:eastAsia="zh-CN"/>
+              </w:rPr>
+              <w:drawing>
+                <wp:inline distT="0" distB="0" distL="114300" distR="114300">
+                  <wp:extent cx="5621655" cy="1796415"/>
+                  <wp:effectExtent l="0" t="0" r="1905" b="1905"/>
+                  <wp:docPr id="4" name="图片 4" descr="Snipaste_2026-03-23_10-30-23"/>
+                  <wp:cNvGraphicFramePr>
+                    <a:graphicFrameLocks xmlns:a="http://schemas.openxmlformats.org/drawingml/2006/main" noChangeAspect="1"/>
+                  </wp:cNvGraphicFramePr>
+                  <a:graphic xmlns:a="http://schemas.openxmlformats.org/drawingml/2006/main">
+                    <a:graphicData uri="http://schemas.openxmlformats.org/drawingml/2006/picture">
+                      <pic:pic xmlns:pic="http://schemas.openxmlformats.org/drawingml/2006/picture">
+                        <pic:nvPicPr>
+                          <pic:cNvPr id="4" name="图片 4" descr="Snipaste_2026-03-23_10-30-23"/>
+                          <pic:cNvPicPr>
+                            <a:picLocks noChangeAspect="1"/>
+                          </pic:cNvPicPr>
+                        </pic:nvPicPr>
+                        <pic:blipFill>
+                          <a:blip r:embed="rId14"/>
+                          <a:stretch>
+                            <a:fillRect/>
+                          </a:stretch>
+                        </pic:blipFill>
+                        <pic:spPr>
+                          <a:xfrm>
+                            <a:off x="0" y="0"/>
+                            <a:ext cx="5621655" cy="1796415"/>
+                          </a:xfrm>
+                          <a:prstGeom prst="rect">
+                            <a:avLst/>
+                          </a:prstGeom>
+                        </pic:spPr>
+                      </pic:pic>
+                    </a:graphicData>
+                  </a:graphic>
+                </wp:inline>
+              </w:drawing>
+            </w:r>
+          </w:p>
+          <w:p>
+            <w:pPr>
+              <w:spacing w:line="240" w:lineRule="auto"/>
+              <w:ind w:firstLine="420" w:firstLineChars="200"/>
+              <w:jc w:val="center"/>
+              <w:rPr>
+                <w:rFonts w:hint="eastAsia" w:ascii="宋体" w:hAnsi="宋体" w:cs="Times New Roman"/>
+                <w:iCs/>
+                <w:kern w:val="2"/>
+                <w:lang w:val="en-US" w:eastAsia="zh-CN"/>
+              </w:rPr>
+            </w:pPr>
+            <w:r>
+              <w:rPr>
+                <w:rFonts w:hint="eastAsia" w:ascii="宋体" w:hAnsi="宋体" w:cs="Times New Roman"/>
+                <w:iCs/>
+                <w:kern w:val="2"/>
+                <w:lang w:val="en-US" w:eastAsia="zh-CN"/>
+              </w:rPr>
+              <w:t>图10 地址变化单元控制链设计图</w:t>
+            </w:r>
+          </w:p>
+          <w:p>
+            <w:pPr>
+              <w:spacing w:line="240" w:lineRule="auto"/>
+              <w:ind w:firstLine="420" w:firstLineChars="200"/>
+              <w:jc w:val="center"/>
+              <w:rPr>
+                <w:rFonts w:hint="default" w:ascii="宋体" w:hAnsi="宋体" w:cs="Times New Roman"/>
+                <w:iCs/>
+                <w:kern w:val="2"/>
+                <w:lang w:val="en-US" w:eastAsia="zh-CN"/>
+              </w:rPr>
+            </w:pPr>
+            <w:r>
+              <w:rPr>
+                <w:rFonts w:hint="default" w:ascii="宋体" w:hAnsi="宋体" w:cs="Times New Roman"/>
+                <w:iCs/>
+                <w:kern w:val="2"/>
+                <w:lang w:val="en-US" w:eastAsia="zh-CN"/>
+              </w:rPr>
+              <w:drawing>
+                <wp:inline distT="0" distB="0" distL="114300" distR="114300">
+                  <wp:extent cx="5725160" cy="2245360"/>
+                  <wp:effectExtent l="0" t="0" r="5080" b="10160"/>
+                  <wp:docPr id="5" name="图片 5" descr="Snipaste_2026-03-23_10-32-08"/>
+                  <wp:cNvGraphicFramePr>
+                    <a:graphicFrameLocks xmlns:a="http://schemas.openxmlformats.org/drawingml/2006/main" noChangeAspect="1"/>
+                  </wp:cNvGraphicFramePr>
+                  <a:graphic xmlns:a="http://schemas.openxmlformats.org/drawingml/2006/main">
+                    <a:graphicData uri="http://schemas.openxmlformats.org/drawingml/2006/picture">
+                      <pic:pic xmlns:pic="http://schemas.openxmlformats.org/drawingml/2006/picture">
+                        <pic:nvPicPr>
+                          <pic:cNvPr id="5" name="图片 5" descr="Snipaste_2026-03-23_10-32-08"/>
+                          <pic:cNvPicPr>
+                            <a:picLocks noChangeAspect="1"/>
+                          </pic:cNvPicPr>
+                        </pic:nvPicPr>
+                        <pic:blipFill>
+                          <a:blip r:embed="rId15"/>
+                          <a:stretch>
+                            <a:fillRect/>
+                          </a:stretch>
+                        </pic:blipFill>
+                        <pic:spPr>
+                          <a:xfrm>
+                            <a:off x="0" y="0"/>
+                            <a:ext cx="5725160" cy="2245360"/>
+                          </a:xfrm>
+                          <a:prstGeom prst="rect">
+                            <a:avLst/>
+                          </a:prstGeom>
+                        </pic:spPr>
+                      </pic:pic>
+                    </a:graphicData>
+                  </a:graphic>
+                </wp:inline>
+              </w:drawing>
+            </w:r>
+          </w:p>
+          <w:p>
+            <w:pPr>
+              <w:spacing w:line="240" w:lineRule="auto"/>
+              <w:ind w:firstLine="420" w:firstLineChars="200"/>
+              <w:jc w:val="center"/>
+              <w:rPr>
+                <w:rFonts w:hint="eastAsia" w:ascii="宋体" w:hAnsi="宋体" w:cs="Times New Roman"/>
+                <w:iCs/>
+                <w:kern w:val="2"/>
+                <w:lang w:val="en-US" w:eastAsia="zh-CN"/>
+              </w:rPr>
+            </w:pPr>
+            <w:r>
+              <w:rPr>
+                <w:rFonts w:hint="eastAsia" w:ascii="宋体" w:hAnsi="宋体" w:cs="Times New Roman"/>
+                <w:iCs/>
+                <w:kern w:val="2"/>
+                <w:lang w:val="en-US" w:eastAsia="zh-CN"/>
+              </w:rPr>
+              <w:t>图11 层级主元单元控制链设计图</w:t>
+            </w:r>
+          </w:p>
+          <w:p>
+            <w:pPr>
+              <w:spacing w:line="240" w:lineRule="auto"/>
+              <w:ind w:firstLine="420" w:firstLineChars="200"/>
+              <w:jc w:val="center"/>
+              <w:rPr>
+                <w:rFonts w:hint="eastAsia" w:ascii="宋体" w:hAnsi="宋体" w:cs="Times New Roman"/>
+                <w:iCs/>
+                <w:kern w:val="2"/>
+                <w:lang w:val="en-US" w:eastAsia="zh-CN"/>
+              </w:rPr>
+            </w:pPr>
+          </w:p>
+          <w:p>
+            <w:pPr>
+              <w:spacing w:line="240" w:lineRule="auto"/>
+              <w:ind w:firstLine="420" w:firstLineChars="200"/>
+              <w:jc w:val="center"/>
+              <w:rPr>
+                <w:rFonts w:hint="default" w:ascii="宋体" w:hAnsi="宋体" w:cs="Times New Roman"/>
+                <w:iCs/>
+                <w:kern w:val="2"/>
+                <w:lang w:val="en-US" w:eastAsia="zh-CN"/>
+              </w:rPr>
+            </w:pPr>
+            <w:r>
+              <w:rPr>
+                <w:rFonts w:hint="default" w:ascii="宋体" w:hAnsi="宋体" w:cs="Times New Roman"/>
+                <w:iCs/>
+                <w:kern w:val="2"/>
+                <w:lang w:val="en-US" w:eastAsia="zh-CN"/>
+              </w:rPr>
+              <w:drawing>
+                <wp:inline distT="0" distB="0" distL="114300" distR="114300">
+                  <wp:extent cx="5744845" cy="2844165"/>
+                  <wp:effectExtent l="0" t="0" r="635" b="5715"/>
+                  <wp:docPr id="6" name="图片 6" descr="Snipaste_2026-03-23_10-36-03"/>
+                  <wp:cNvGraphicFramePr>
+                    <a:graphicFrameLocks xmlns:a="http://schemas.openxmlformats.org/drawingml/2006/main" noChangeAspect="1"/>
+                  </wp:cNvGraphicFramePr>
+                  <a:graphic xmlns:a="http://schemas.openxmlformats.org/drawingml/2006/main">
+                    <a:graphicData uri="http://schemas.openxmlformats.org/drawingml/2006/picture">
+                      <pic:pic xmlns:pic="http://schemas.openxmlformats.org/drawingml/2006/picture">
+                        <pic:nvPicPr>
+                          <pic:cNvPr id="6" name="图片 6" descr="Snipaste_2026-03-23_10-36-03"/>
+                          <pic:cNvPicPr>
+                            <a:picLocks noChangeAspect="1"/>
+                          </pic:cNvPicPr>
+                        </pic:nvPicPr>
+                        <pic:blipFill>
+                          <a:blip r:embed="rId16"/>
+                          <a:stretch>
+                            <a:fillRect/>
+                          </a:stretch>
+                        </pic:blipFill>
+                        <pic:spPr>
+                          <a:xfrm>
+                            <a:off x="0" y="0"/>
+                            <a:ext cx="5744845" cy="2844165"/>
+                          </a:xfrm>
+                          <a:prstGeom prst="rect">
+                            <a:avLst/>
+                          </a:prstGeom>
+                        </pic:spPr>
+                      </pic:pic>
+                    </a:graphicData>
+                  </a:graphic>
+                </wp:inline>
+              </w:drawing>
+            </w:r>
+          </w:p>
+          <w:p>
+            <w:pPr>
+              <w:spacing w:line="240" w:lineRule="auto"/>
+              <w:ind w:firstLine="420" w:firstLineChars="200"/>
+              <w:jc w:val="center"/>
+              <w:rPr>
+                <w:rFonts w:hint="eastAsia" w:ascii="宋体" w:hAnsi="宋体" w:cs="Times New Roman"/>
+                <w:iCs/>
+                <w:kern w:val="2"/>
+                <w:lang w:val="en-US" w:eastAsia="zh-CN"/>
+              </w:rPr>
+            </w:pPr>
+            <w:r>
+              <w:rPr>
+                <w:rFonts w:hint="eastAsia" w:ascii="宋体" w:hAnsi="宋体" w:cs="Times New Roman"/>
+                <w:iCs/>
+                <w:kern w:val="2"/>
+                <w:lang w:val="en-US" w:eastAsia="zh-CN"/>
+              </w:rPr>
+              <w:t>图12 缓冲管理子模块控制链设计图</w:t>
+            </w:r>
+          </w:p>
+          <w:p>
+            <w:pPr>
+              <w:spacing w:line="240" w:lineRule="auto"/>
+              <w:ind w:firstLine="420" w:firstLineChars="200"/>
+              <w:jc w:val="center"/>
+              <w:rPr>
+                <w:rFonts w:hint="eastAsia" w:ascii="宋体" w:hAnsi="宋体" w:cs="Times New Roman"/>
+                <w:iCs/>
+                <w:kern w:val="2"/>
+                <w:lang w:val="en-US" w:eastAsia="zh-CN"/>
+              </w:rPr>
+            </w:pPr>
+          </w:p>
+          <w:p>
+            <w:pPr>
+              <w:spacing w:line="240" w:lineRule="auto"/>
+              <w:ind w:firstLine="420" w:firstLineChars="200"/>
+              <w:jc w:val="center"/>
+              <w:rPr>
+                <w:rFonts w:hint="default" w:ascii="宋体" w:hAnsi="宋体" w:cs="Times New Roman"/>
+                <w:iCs/>
+                <w:kern w:val="2"/>
+                <w:lang w:val="en-US" w:eastAsia="zh-CN"/>
+              </w:rPr>
+            </w:pPr>
+            <w:r>
+              <w:rPr>
+                <w:rFonts w:hint="default" w:ascii="宋体" w:hAnsi="宋体" w:cs="Times New Roman"/>
+                <w:iCs/>
+                <w:kern w:val="2"/>
+                <w:lang w:val="en-US" w:eastAsia="zh-CN"/>
+              </w:rPr>
+              <w:drawing>
+                <wp:inline distT="0" distB="0" distL="114300" distR="114300">
+                  <wp:extent cx="5759450" cy="2086610"/>
+                  <wp:effectExtent l="0" t="0" r="1270" b="1270"/>
+                  <wp:docPr id="7" name="图片 7" descr="Snipaste_2026-03-23_10-40-32"/>
+                  <wp:cNvGraphicFramePr>
+                    <a:graphicFrameLocks xmlns:a="http://schemas.openxmlformats.org/drawingml/2006/main" noChangeAspect="1"/>
+                  </wp:cNvGraphicFramePr>
+                  <a:graphic xmlns:a="http://schemas.openxmlformats.org/drawingml/2006/main">
+                    <a:graphicData uri="http://schemas.openxmlformats.org/drawingml/2006/picture">
+                      <pic:pic xmlns:pic="http://schemas.openxmlformats.org/drawingml/2006/picture">
+                        <pic:nvPicPr>
+                          <pic:cNvPr id="7" name="图片 7" descr="Snipaste_2026-03-23_10-40-32"/>
+                          <pic:cNvPicPr>
+                            <a:picLocks noChangeAspect="1"/>
+                          </pic:cNvPicPr>
+                        </pic:nvPicPr>
+                        <pic:blipFill>
+                          <a:blip r:embed="rId17"/>
+                          <a:stretch>
+                            <a:fillRect/>
+                          </a:stretch>
+                        </pic:blipFill>
+                        <pic:spPr>
+                          <a:xfrm>
+                            <a:off x="0" y="0"/>
+                            <a:ext cx="5759450" cy="2086610"/>
+                          </a:xfrm>
+                          <a:prstGeom prst="rect">
+                            <a:avLst/>
+                          </a:prstGeom>
+                        </pic:spPr>
+                      </pic:pic>
+                    </a:graphicData>
+                  </a:graphic>
+                </wp:inline>
+              </w:drawing>
+            </w:r>
+          </w:p>
+          <w:p>
+            <w:pPr>
+              <w:spacing w:line="240" w:lineRule="auto"/>
+              <w:ind w:firstLine="420" w:firstLineChars="200"/>
+              <w:jc w:val="center"/>
+              <w:rPr>
+                <w:rFonts w:hint="eastAsia" w:ascii="宋体" w:hAnsi="宋体" w:cs="Times New Roman"/>
+                <w:iCs/>
+                <w:kern w:val="2"/>
+                <w:lang w:val="en-US" w:eastAsia="zh-CN"/>
+              </w:rPr>
+            </w:pPr>
+            <w:r>
+              <w:rPr>
+                <w:rFonts w:hint="eastAsia" w:ascii="宋体" w:hAnsi="宋体" w:cs="Times New Roman"/>
+                <w:iCs/>
+                <w:kern w:val="2"/>
+                <w:lang w:val="en-US" w:eastAsia="zh-CN"/>
+              </w:rPr>
+              <w:t>图13 依赖记分牌子模块控制链设计图</w:t>
+            </w:r>
+          </w:p>
+          <w:p>
+            <w:pPr>
+              <w:spacing w:line="240" w:lineRule="auto"/>
+              <w:ind w:firstLine="420" w:firstLineChars="200"/>
+              <w:jc w:val="center"/>
+              <w:rPr>
+                <w:rFonts w:hint="default" w:ascii="宋体" w:hAnsi="宋体" w:cs="Times New Roman"/>
+                <w:iCs/>
+                <w:kern w:val="2"/>
+                <w:lang w:val="en-US" w:eastAsia="zh-CN"/>
+              </w:rPr>
+            </w:pPr>
+            <w:r>
+              <w:rPr>
+                <w:rFonts w:hint="default" w:ascii="宋体" w:hAnsi="宋体" w:cs="Times New Roman"/>
+                <w:iCs/>
+                <w:kern w:val="2"/>
+                <w:lang w:val="en-US" w:eastAsia="zh-CN"/>
+              </w:rPr>
+              <w:drawing>
+                <wp:inline distT="0" distB="0" distL="114300" distR="114300">
+                  <wp:extent cx="5633720" cy="1448435"/>
+                  <wp:effectExtent l="0" t="0" r="5080" b="14605"/>
+                  <wp:docPr id="8" name="图片 8" descr="Snipaste_2026-03-23_10-49-52"/>
+                  <wp:cNvGraphicFramePr>
+                    <a:graphicFrameLocks xmlns:a="http://schemas.openxmlformats.org/drawingml/2006/main" noChangeAspect="1"/>
+                  </wp:cNvGraphicFramePr>
+                  <a:graphic xmlns:a="http://schemas.openxmlformats.org/drawingml/2006/main">
+                    <a:graphicData uri="http://schemas.openxmlformats.org/drawingml/2006/picture">
+                      <pic:pic xmlns:pic="http://schemas.openxmlformats.org/drawingml/2006/picture">
+                        <pic:nvPicPr>
+                          <pic:cNvPr id="8" name="图片 8" descr="Snipaste_2026-03-23_10-49-52"/>
+                          <pic:cNvPicPr>
+                            <a:picLocks noChangeAspect="1"/>
+                          </pic:cNvPicPr>
+                        </pic:nvPicPr>
+                        <pic:blipFill>
+                          <a:blip r:embed="rId18"/>
+                          <a:stretch>
+                            <a:fillRect/>
+                          </a:stretch>
+                        </pic:blipFill>
+                        <pic:spPr>
+                          <a:xfrm>
+                            <a:off x="0" y="0"/>
+                            <a:ext cx="5633720" cy="1448435"/>
+                          </a:xfrm>
+                          <a:prstGeom prst="rect">
+                            <a:avLst/>
+                          </a:prstGeom>
+                        </pic:spPr>
+                      </pic:pic>
+                    </a:graphicData>
+                  </a:graphic>
+                </wp:inline>
+              </w:drawing>
+            </w:r>
+          </w:p>
+          <w:p>
+            <w:pPr>
+              <w:spacing w:line="240" w:lineRule="auto"/>
+              <w:ind w:firstLine="420" w:firstLineChars="200"/>
+              <w:jc w:val="center"/>
+              <w:rPr>
+                <w:rFonts w:hint="eastAsia" w:ascii="宋体" w:hAnsi="宋体" w:cs="Times New Roman"/>
+                <w:iCs/>
+                <w:kern w:val="2"/>
+                <w:lang w:val="en-US" w:eastAsia="zh-CN"/>
+              </w:rPr>
+            </w:pPr>
+            <w:r>
+              <w:rPr>
+                <w:rFonts w:hint="eastAsia" w:ascii="宋体" w:hAnsi="宋体" w:cs="Times New Roman"/>
+                <w:iCs/>
+                <w:kern w:val="2"/>
+                <w:lang w:val="en-US" w:eastAsia="zh-CN"/>
+              </w:rPr>
+              <w:t>图14 任务读取子模块</w:t>
+            </w:r>
+          </w:p>
+          <w:p>
+            <w:pPr>
+              <w:spacing w:line="240" w:lineRule="auto"/>
+              <w:ind w:firstLine="420" w:firstLineChars="200"/>
+              <w:jc w:val="both"/>
+              <w:rPr>
+                <w:rFonts w:hint="default" w:ascii="宋体" w:hAnsi="宋体" w:cs="Times New Roman"/>
+                <w:iCs/>
+                <w:kern w:val="2"/>
+                <w:lang w:val="en-US" w:eastAsia="zh-CN"/>
+              </w:rPr>
+            </w:pPr>
+            <w:r>
+              <w:rPr>
+                <w:rFonts w:hint="default" w:ascii="宋体" w:hAnsi="宋体" w:cs="Times New Roman"/>
+                <w:iCs/>
+                <w:kern w:val="2"/>
+                <w:lang w:val="en-US" w:eastAsia="zh-CN"/>
+              </w:rPr>
+              <w:drawing>
+                <wp:inline distT="0" distB="0" distL="114300" distR="114300">
+                  <wp:extent cx="5758180" cy="2607310"/>
+                  <wp:effectExtent l="0" t="0" r="2540" b="13970"/>
+                  <wp:docPr id="9" name="图片 9" descr="Snipaste_2026-03-23_11-06-10"/>
+                  <wp:cNvGraphicFramePr>
+                    <a:graphicFrameLocks xmlns:a="http://schemas.openxmlformats.org/drawingml/2006/main" noChangeAspect="1"/>
+                  </wp:cNvGraphicFramePr>
+                  <a:graphic xmlns:a="http://schemas.openxmlformats.org/drawingml/2006/main">
+                    <a:graphicData uri="http://schemas.openxmlformats.org/drawingml/2006/picture">
+                      <pic:pic xmlns:pic="http://schemas.openxmlformats.org/drawingml/2006/picture">
+                        <pic:nvPicPr>
+                          <pic:cNvPr id="9" name="图片 9" descr="Snipaste_2026-03-23_11-06-10"/>
+                          <pic:cNvPicPr>
+                            <a:picLocks noChangeAspect="1"/>
+                          </pic:cNvPicPr>
+                        </pic:nvPicPr>
+                        <pic:blipFill>
+                          <a:blip r:embed="rId19"/>
+                          <a:stretch>
+                            <a:fillRect/>
+                          </a:stretch>
+                        </pic:blipFill>
+                        <pic:spPr>
+                          <a:xfrm>
+                            <a:off x="0" y="0"/>
+                            <a:ext cx="5758180" cy="2607310"/>
+                          </a:xfrm>
+                          <a:prstGeom prst="rect">
+                            <a:avLst/>
+                          </a:prstGeom>
+                        </pic:spPr>
+                      </pic:pic>
+                    </a:graphicData>
+                  </a:graphic>
+                </wp:inline>
+              </w:drawing>
+            </w:r>
+          </w:p>
+          <w:p>
+            <w:pPr>
+              <w:spacing w:line="240" w:lineRule="auto"/>
+              <w:ind w:firstLine="420" w:firstLineChars="200"/>
+              <w:jc w:val="center"/>
+              <w:rPr>
+                <w:rFonts w:hint="default" w:asciiTheme="minorEastAsia" w:hAnsiTheme="minorEastAsia" w:eastAsiaTheme="minorEastAsia" w:cstheme="minorEastAsia"/>
+                <w:kern w:val="0"/>
+                <w:sz w:val="21"/>
+                <w:szCs w:val="21"/>
+                <w:lang w:val="en-US" w:eastAsia="zh-CN"/>
+              </w:rPr>
+            </w:pPr>
+            <w:r>
+              <w:rPr>
+                <w:rFonts w:hint="eastAsia" w:ascii="宋体" w:hAnsi="宋体" w:cs="Times New Roman"/>
+                <w:iCs/>
+                <w:kern w:val="2"/>
+                <w:lang w:val="en-US" w:eastAsia="zh-CN"/>
+              </w:rPr>
+              <w:t xml:space="preserve">图15 </w:t>
+            </w:r>
+            <w:r>
+              <w:rPr>
+                <w:rFonts w:hint="default" w:asciiTheme="minorEastAsia" w:hAnsiTheme="minorEastAsia" w:eastAsiaTheme="minorEastAsia" w:cstheme="minorEastAsia"/>
+                <w:kern w:val="0"/>
+                <w:sz w:val="21"/>
+                <w:szCs w:val="21"/>
+                <w:lang w:val="en-US" w:eastAsia="zh-CN"/>
+              </w:rPr>
+              <w:t>微调度子模块</w:t>
+            </w:r>
+          </w:p>
+          <w:p>
+            <w:pPr>
+              <w:spacing w:line="240" w:lineRule="auto"/>
+              <w:ind w:firstLine="420" w:firstLineChars="200"/>
+              <w:jc w:val="center"/>
+              <w:rPr>
+                <w:rFonts w:hint="default" w:asciiTheme="minorEastAsia" w:hAnsiTheme="minorEastAsia" w:eastAsiaTheme="minorEastAsia" w:cstheme="minorEastAsia"/>
+                <w:kern w:val="0"/>
+                <w:sz w:val="21"/>
+                <w:szCs w:val="21"/>
+                <w:lang w:val="en-US" w:eastAsia="zh-CN"/>
               </w:rPr>
             </w:pPr>
           </w:p>
@@ -2717,7 +6144,7 @@
     </w:tbl>
     <w:p>
       <w:pPr>
-        <w:pStyle w:val="4"/>
+        <w:pStyle w:val="6"/>
         <w:rPr>
           <w:rFonts w:hint="eastAsia" w:ascii="宋体" w:hAnsi="宋体" w:eastAsia="宋体"/>
           <w:color w:val="0000FF"/>
@@ -2728,8 +6155,16 @@
         <w:rPr>
           <w:rFonts w:hint="eastAsia" w:ascii="宋体" w:hAnsi="宋体" w:eastAsia="宋体"/>
           <w:color w:val="0000FF"/>
+          <w:lang w:val="en-US" w:eastAsia="zh-CN"/>
         </w:rPr>
-        <w:t>六、</w:t>
+        <w:t>七</w:t>
+      </w:r>
+      <w:r>
+        <w:rPr>
+          <w:rFonts w:hint="eastAsia" w:ascii="宋体" w:hAnsi="宋体" w:eastAsia="宋体"/>
+          <w:color w:val="0000FF"/>
+        </w:rPr>
+        <w:t>、</w:t>
       </w:r>
       <w:r>
         <w:rPr>
@@ -2742,7 +6177,7 @@
     </w:p>
     <w:tbl>
       <w:tblPr>
-        <w:tblStyle w:val="12"/>
+        <w:tblStyle w:val="14"/>
         <w:tblW w:w="0" w:type="auto"/>
         <w:tblInd w:w="0" w:type="dxa"/>
         <w:tblBorders>
@@ -2860,11 +6295,1957 @@
           </w:p>
           <w:p>
             <w:pPr>
-              <w:rPr>
-                <w:rFonts w:hint="eastAsia" w:ascii="ˎ̥" w:hAnsi="ˎ̥" w:cs="宋体"/>
+              <w:pStyle w:val="13"/>
+              <w:spacing w:before="0" w:beforeAutospacing="0" w:after="0" w:afterAutospacing="0" w:line="520" w:lineRule="exact"/>
+              <w:ind w:firstLine="480" w:firstLineChars="200"/>
+              <w:rPr>
+                <w:rFonts w:hint="eastAsia" w:ascii="宋体" w:hAnsi="宋体" w:eastAsia="宋体" w:cs="Times New Roman"/>
+                <w:iCs/>
+                <w:kern w:val="2"/>
+                <w:lang w:val="en-US" w:eastAsia="zh-CN"/>
+              </w:rPr>
+            </w:pPr>
+            <w:r>
+              <w:rPr>
+                <w:rFonts w:hint="eastAsia" w:ascii="宋体" w:hAnsi="宋体" w:eastAsia="宋体" w:cs="Times New Roman"/>
+                <w:iCs/>
+                <w:kern w:val="2"/>
+                <w:lang w:val="en-US" w:eastAsia="zh-CN"/>
+              </w:rPr>
+              <w:t>本次电路设计采用了无时钟的全异步微流水线结构，并基于“约束数据绑定”（BBD）模型进行实现。该模型通过严格约束数据路径与对应控制信号的时序关系，有效保障了异步电路在实现层面的时序正确性。同时，BBD模型天然具备良好的层次化特性，为设计者提供了清晰、结构化的设计思路。</w:t>
+            </w:r>
+          </w:p>
+          <w:p>
+            <w:pPr>
+              <w:pStyle w:val="13"/>
+              <w:numPr>
+                <w:ilvl w:val="0"/>
+                <w:numId w:val="0"/>
+              </w:numPr>
+              <w:spacing w:before="0" w:beforeAutospacing="0" w:after="0" w:afterAutospacing="0" w:line="520" w:lineRule="exact"/>
+              <w:ind w:firstLine="480" w:firstLineChars="200"/>
+              <w:rPr>
+                <w:rFonts w:hint="eastAsia" w:ascii="宋体" w:hAnsi="宋体" w:eastAsia="宋体" w:cs="Times New Roman"/>
+                <w:iCs/>
+                <w:kern w:val="2"/>
+                <w:lang w:val="en-US" w:eastAsia="zh-CN"/>
+              </w:rPr>
+            </w:pPr>
+            <w:r>
+              <w:rPr>
+                <w:rFonts w:hint="eastAsia" w:eastAsia="宋体" w:cs="Times New Roman"/>
+                <w:iCs/>
+                <w:kern w:val="2"/>
+                <w:lang w:val="en-US" w:eastAsia="zh-CN"/>
+              </w:rPr>
+              <w:t xml:space="preserve">1. </w:t>
+            </w:r>
+            <w:r>
+              <w:rPr>
+                <w:rFonts w:hint="eastAsia" w:ascii="宋体" w:hAnsi="宋体" w:eastAsia="宋体" w:cs="Times New Roman"/>
+                <w:iCs/>
+                <w:kern w:val="2"/>
+                <w:lang w:val="en-US" w:eastAsia="zh-CN"/>
+              </w:rPr>
+              <w:t>Click异步控制器</w:t>
+            </w:r>
+          </w:p>
+          <w:p>
+            <w:pPr>
+              <w:pStyle w:val="13"/>
+              <w:spacing w:before="0" w:beforeAutospacing="0" w:after="0" w:afterAutospacing="0" w:line="520" w:lineRule="exact"/>
+              <w:ind w:firstLine="480" w:firstLineChars="200"/>
+              <w:rPr>
+                <w:rFonts w:hint="eastAsia" w:ascii="宋体" w:hAnsi="宋体" w:eastAsia="宋体" w:cs="Times New Roman"/>
+                <w:iCs/>
+                <w:kern w:val="2"/>
+                <w:lang w:val="en-US" w:eastAsia="zh-CN"/>
+              </w:rPr>
+            </w:pPr>
+            <w:r>
+              <w:rPr>
+                <w:rFonts w:hint="eastAsia" w:ascii="宋体" w:hAnsi="宋体" w:eastAsia="宋体" w:cs="Times New Roman"/>
+                <w:iCs/>
+                <w:kern w:val="2"/>
+                <w:lang w:val="en-US" w:eastAsia="zh-CN"/>
+              </w:rPr>
+              <w:t>Click异步控制器是遵循两相握手协议的主流控制器，多个控制器之间通过Req（请求）和Ack（应答）进行握手通讯，并且用fire（激发）信号现实功能模块间的数据传输。</w:t>
+            </w:r>
+          </w:p>
+          <w:p>
+            <w:pPr>
+              <w:pStyle w:val="13"/>
+              <w:spacing w:before="0" w:beforeAutospacing="0" w:after="0" w:afterAutospacing="0" w:line="520" w:lineRule="exact"/>
+              <w:ind w:firstLine="480" w:firstLineChars="200"/>
+              <w:rPr>
+                <w:rFonts w:hint="eastAsia" w:ascii="宋体" w:hAnsi="宋体" w:eastAsia="宋体" w:cs="Times New Roman"/>
+                <w:iCs/>
+                <w:kern w:val="2"/>
+                <w:lang w:val="en-US" w:eastAsia="zh-CN"/>
+              </w:rPr>
+            </w:pPr>
+            <w:r>
+              <w:rPr>
+                <w:rFonts w:hint="eastAsia" w:ascii="宋体" w:hAnsi="宋体" w:eastAsia="宋体" w:cs="Times New Roman"/>
+                <w:iCs/>
+                <w:kern w:val="2"/>
+                <w:lang w:val="en-US" w:eastAsia="zh-CN"/>
+              </w:rPr>
+              <w:t>Click异步控制器的实现原理如图7所示，其模块包含两对输入/输出端，其目的是配合上下两级的异步控制单元，其中左边的输入（in_R）和输出（in_A）用于和上级的Click模块进行通讯，右边的输入（out_A）和输出（out_R）连接与下级Click模块。当上级请求信号inR升高之后，信号通过异或门之后将变高，此时右边的同或门的输出默认值为高电平，二者共同通过中间的与门，因此其结果输出高电平。与门的输出一方面将作为电路的局部触发信号fire，另一方面将激活D触发器工作，其输出值分别作用于应答上级的控制器（inA）、下级控制器的请求信号（outR）以及右侧同或门的输入端。完成上述工作机制之后，上下两级的Click模块将会重置此模块的inA和outR两个信号，并同时取消局部激活信号fire。在局部信号fire的激活和取消的时间区间内，功能模块将进行事务的处理。</w:t>
+            </w:r>
+          </w:p>
+          <w:p>
+            <w:pPr>
+              <w:pStyle w:val="13"/>
+              <w:numPr>
+                <w:ilvl w:val="0"/>
+                <w:numId w:val="0"/>
+              </w:numPr>
+              <w:spacing w:before="0" w:beforeAutospacing="0" w:after="0" w:afterAutospacing="0" w:line="520" w:lineRule="exact"/>
+              <w:ind w:firstLine="480" w:firstLineChars="200"/>
+              <w:rPr>
+                <w:rFonts w:hint="default" w:ascii="宋体" w:hAnsi="宋体" w:eastAsia="宋体" w:cs="Times New Roman"/>
+                <w:iCs/>
+                <w:kern w:val="2"/>
+                <w:lang w:val="en-US" w:eastAsia="zh-CN"/>
+              </w:rPr>
+            </w:pPr>
+            <w:r>
+              <w:rPr>
+                <w:rFonts w:hint="eastAsia" w:eastAsia="宋体" w:cs="Times New Roman"/>
+                <w:iCs/>
+                <w:kern w:val="2"/>
+                <w:lang w:val="en-US" w:eastAsia="zh-CN"/>
+              </w:rPr>
+              <w:t xml:space="preserve">2. </w:t>
+            </w:r>
+            <w:r>
+              <w:rPr>
+                <w:rFonts w:hint="eastAsia" w:ascii="宋体" w:hAnsi="宋体" w:eastAsia="宋体" w:cs="Times New Roman"/>
+                <w:iCs/>
+                <w:kern w:val="2"/>
+                <w:lang w:val="en-US" w:eastAsia="zh-CN"/>
+              </w:rPr>
+              <w:t>异步微流水线</w:t>
+            </w:r>
+          </w:p>
+          <w:p>
+            <w:pPr>
+              <w:pStyle w:val="13"/>
+              <w:spacing w:before="0" w:beforeAutospacing="0" w:after="0" w:afterAutospacing="0" w:line="520" w:lineRule="exact"/>
+              <w:ind w:firstLine="480" w:firstLineChars="200"/>
+              <w:rPr>
+                <w:rFonts w:hint="eastAsia" w:ascii="宋体" w:hAnsi="宋体" w:eastAsia="宋体" w:cs="Times New Roman"/>
+                <w:iCs/>
+                <w:kern w:val="2"/>
+                <w:lang w:val="en-US" w:eastAsia="zh-CN"/>
+              </w:rPr>
+            </w:pPr>
+            <w:r>
+              <w:rPr>
+                <w:rFonts w:hint="eastAsia" w:ascii="宋体" w:hAnsi="宋体" w:eastAsia="宋体" w:cs="Times New Roman"/>
+                <w:iCs/>
+                <w:kern w:val="2"/>
+                <w:lang w:val="en-US" w:eastAsia="zh-CN"/>
+              </w:rPr>
+              <w:t>异步微流水线结构在控制机制上，与依赖全局时钟树进行同步的同步电路有着根本性的区别。在异步设计中，不存在统一的全局时钟信号，取而代之的是由专门的异步控制器构建的分布式控制网络，如图8是由异步控制器构成的一个简单的异步微流水线结构。这些控制器通过精密的握手协议在流水段之间传递控制信息，实现步调的协同。每个控制器在完成本地握手后，会生成一个关键的Fire信号。这个Fire信号严格地控制着与其关联的数据寄存器的更新时机。这种机制至关重要，它确保了数据在流水线中流动时，总是与其相关的事件精确地绑定和匹配，从而维持了数据的完整性和流水线的正确性。</w:t>
+            </w:r>
+          </w:p>
+          <w:p>
+            <w:pPr>
+              <w:pStyle w:val="13"/>
+              <w:numPr>
+                <w:ilvl w:val="0"/>
+                <w:numId w:val="0"/>
+              </w:numPr>
+              <w:spacing w:before="0" w:beforeAutospacing="0" w:after="0" w:afterAutospacing="0" w:line="520" w:lineRule="exact"/>
+              <w:ind w:firstLine="480" w:firstLineChars="200"/>
+              <w:rPr>
+                <w:rFonts w:hint="default" w:ascii="宋体" w:hAnsi="宋体" w:eastAsia="宋体" w:cs="Times New Roman"/>
+                <w:iCs/>
+                <w:kern w:val="2"/>
+                <w:lang w:val="en-US" w:eastAsia="zh-CN"/>
+              </w:rPr>
+            </w:pPr>
+            <w:r>
+              <w:rPr>
+                <w:rFonts w:hint="eastAsia" w:eastAsia="宋体" w:cs="Times New Roman"/>
+                <w:iCs/>
+                <w:kern w:val="2"/>
+                <w:lang w:val="en-US" w:eastAsia="zh-CN"/>
+              </w:rPr>
+              <w:t xml:space="preserve">3. </w:t>
+            </w:r>
+            <w:r>
+              <w:rPr>
+                <w:rFonts w:hint="eastAsia" w:ascii="宋体" w:hAnsi="宋体" w:eastAsia="宋体" w:cs="Times New Roman"/>
+                <w:iCs/>
+                <w:kern w:val="2"/>
+                <w:lang w:val="en-US" w:eastAsia="zh-CN"/>
+              </w:rPr>
+              <w:t>异步微流水线控制器</w:t>
+            </w:r>
+          </w:p>
+          <w:p>
+            <w:pPr>
+              <w:pStyle w:val="13"/>
+              <w:spacing w:before="0" w:beforeAutospacing="0" w:after="0" w:afterAutospacing="0" w:line="520" w:lineRule="exact"/>
+              <w:ind w:firstLine="480" w:firstLineChars="200"/>
+              <w:rPr>
+                <w:rFonts w:hint="eastAsia" w:ascii="宋体" w:hAnsi="宋体"/>
+                <w:sz w:val="24"/>
+              </w:rPr>
+            </w:pPr>
+            <w:r>
+              <w:rPr>
+                <w:rFonts w:hint="default" w:ascii="宋体" w:hAnsi="宋体" w:eastAsia="宋体" w:cs="Times New Roman"/>
+                <w:iCs/>
+                <w:kern w:val="2"/>
+                <w:lang w:val="en-US" w:eastAsia="zh-CN"/>
+              </w:rPr>
+              <w:t>本发明基于Click异步控制器和“发射-中继-接收”模型，组合形成了基于数据流的异步微流水线结构部件，</w:t>
+            </w:r>
+            <w:r>
+              <w:rPr>
+                <w:rFonts w:hint="eastAsia" w:eastAsia="宋体" w:cs="Times New Roman"/>
+                <w:iCs/>
+                <w:kern w:val="2"/>
+                <w:lang w:val="en-US" w:eastAsia="zh-CN"/>
+              </w:rPr>
+              <w:t>如图9所示，</w:t>
+            </w:r>
+            <w:r>
+              <w:rPr>
+                <w:rFonts w:hint="default" w:ascii="宋体" w:hAnsi="宋体" w:eastAsia="宋体" w:cs="Times New Roman"/>
+                <w:iCs/>
+                <w:kern w:val="2"/>
+                <w:lang w:val="en-US" w:eastAsia="zh-CN"/>
+              </w:rPr>
+              <w:t>这些部件是本发明对后续</w:t>
+            </w:r>
+            <w:r>
+              <w:rPr>
+                <w:rFonts w:hint="eastAsia" w:eastAsia="宋体" w:cs="Times New Roman"/>
+                <w:iCs/>
+                <w:kern w:val="2"/>
+                <w:lang w:val="en-US" w:eastAsia="zh-CN"/>
+              </w:rPr>
+              <w:t>AMMU</w:t>
+            </w:r>
+            <w:r>
+              <w:rPr>
+                <w:rFonts w:hint="default" w:ascii="宋体" w:hAnsi="宋体" w:eastAsia="宋体" w:cs="Times New Roman"/>
+                <w:iCs/>
+                <w:kern w:val="2"/>
+                <w:lang w:val="en-US" w:eastAsia="zh-CN"/>
+              </w:rPr>
+              <w:t>模块进行设计的基础，也是异步微流水线技术较为精髓的内容之一，其结构子主要分为F</w:t>
+            </w:r>
+            <w:r>
+              <w:rPr>
+                <w:rFonts w:hint="eastAsia" w:eastAsia="宋体" w:cs="Times New Roman"/>
+                <w:iCs/>
+                <w:kern w:val="2"/>
+                <w:lang w:val="en-US" w:eastAsia="zh-CN"/>
+              </w:rPr>
+              <w:t>ifo</w:t>
+            </w:r>
+            <w:r>
+              <w:rPr>
+                <w:rFonts w:hint="default" w:ascii="宋体" w:hAnsi="宋体" w:eastAsia="宋体" w:cs="Times New Roman"/>
+                <w:iCs/>
+                <w:kern w:val="2"/>
+                <w:lang w:val="en-US" w:eastAsia="zh-CN"/>
+              </w:rPr>
+              <w:t>、融合结构和分支结构三大类，除此之外，还有作为异步流程起始与终止节点的事件源和事件阱</w:t>
+            </w:r>
+            <w:r>
+              <w:rPr>
+                <w:rFonts w:hint="eastAsia" w:eastAsia="宋体" w:cs="Times New Roman"/>
+                <w:iCs/>
+                <w:kern w:val="2"/>
+                <w:lang w:val="en-US" w:eastAsia="zh-CN"/>
+              </w:rPr>
+              <w:t>。</w:t>
+            </w:r>
+            <w:r>
+              <w:rPr>
+                <w:rFonts w:hint="default" w:ascii="宋体" w:hAnsi="宋体" w:eastAsia="宋体" w:cs="Times New Roman"/>
+                <w:iCs/>
+                <w:kern w:val="2"/>
+                <w:lang w:val="en-US" w:eastAsia="zh-CN"/>
+              </w:rPr>
+              <w:t>各类结构子具体功能如下：</w:t>
+            </w:r>
+            <w:r>
+              <w:rPr>
+                <w:rFonts w:hint="eastAsia" w:eastAsia="宋体" w:cs="Times New Roman"/>
+                <w:iCs/>
+                <w:kern w:val="2"/>
+                <w:lang w:val="en-US" w:eastAsia="zh-CN"/>
+              </w:rPr>
+              <w:t>（1）</w:t>
+            </w:r>
+            <w:r>
+              <w:rPr>
+                <w:rFonts w:hint="default" w:ascii="宋体" w:hAnsi="宋体" w:eastAsia="宋体" w:cs="Times New Roman"/>
+                <w:iCs/>
+                <w:kern w:val="2"/>
+                <w:lang w:val="en-US" w:eastAsia="zh-CN"/>
+              </w:rPr>
+              <w:t>Fifo结构收到激活事件后会依次产生多个脉冲信号控制数据流动，最后一个脉冲事件产生后经一定延迟会产生给上一个微流水线的应答和给下一个微流水线的请求；</w:t>
+            </w:r>
+            <w:r>
+              <w:rPr>
+                <w:rFonts w:hint="eastAsia" w:eastAsia="宋体" w:cs="Times New Roman"/>
+                <w:iCs/>
+                <w:kern w:val="2"/>
+                <w:lang w:val="en-US" w:eastAsia="zh-CN"/>
+              </w:rPr>
+              <w:t>（2）</w:t>
+            </w:r>
+            <w:r>
+              <w:rPr>
+                <w:rFonts w:hint="default" w:ascii="宋体" w:hAnsi="宋体" w:eastAsia="宋体" w:cs="Times New Roman"/>
+                <w:iCs/>
+                <w:kern w:val="2"/>
+                <w:lang w:val="en-US" w:eastAsia="zh-CN"/>
+              </w:rPr>
+              <w:t>融合结构对应Merge类结构，以2路结构为典型，主要包含</w:t>
+            </w:r>
+            <w:r>
+              <w:rPr>
+                <w:rFonts w:hint="eastAsia" w:eastAsia="宋体" w:cs="Times New Roman"/>
+                <w:iCs/>
+                <w:kern w:val="2"/>
+                <w:lang w:val="en-US" w:eastAsia="zh-CN"/>
+              </w:rPr>
+              <w:t>互斥</w:t>
+            </w:r>
+            <w:r>
+              <w:rPr>
+                <w:rFonts w:hint="default" w:ascii="宋体" w:hAnsi="宋体" w:eastAsia="宋体" w:cs="Times New Roman"/>
+                <w:iCs/>
+                <w:kern w:val="2"/>
+                <w:lang w:val="en-US" w:eastAsia="zh-CN"/>
+              </w:rPr>
+              <w:t>、</w:t>
+            </w:r>
+            <w:r>
+              <w:rPr>
+                <w:rFonts w:hint="eastAsia" w:eastAsia="宋体" w:cs="Times New Roman"/>
+                <w:iCs/>
+                <w:kern w:val="2"/>
+                <w:lang w:val="en-US" w:eastAsia="zh-CN"/>
+              </w:rPr>
+              <w:t>汇聚</w:t>
+            </w:r>
+            <w:r>
+              <w:rPr>
+                <w:rFonts w:hint="default" w:ascii="宋体" w:hAnsi="宋体" w:eastAsia="宋体" w:cs="Times New Roman"/>
+                <w:iCs/>
+                <w:kern w:val="2"/>
+                <w:lang w:val="en-US" w:eastAsia="zh-CN"/>
+              </w:rPr>
+              <w:t>和</w:t>
+            </w:r>
+            <w:r>
+              <w:rPr>
+                <w:rFonts w:hint="eastAsia" w:eastAsia="宋体" w:cs="Times New Roman"/>
+                <w:iCs/>
+                <w:kern w:val="2"/>
+                <w:lang w:val="en-US" w:eastAsia="zh-CN"/>
+              </w:rPr>
+              <w:t>仲裁</w:t>
+            </w:r>
+            <w:r>
+              <w:rPr>
+                <w:rFonts w:hint="default" w:ascii="宋体" w:hAnsi="宋体" w:eastAsia="宋体" w:cs="Times New Roman"/>
+                <w:iCs/>
+                <w:kern w:val="2"/>
+                <w:lang w:val="en-US" w:eastAsia="zh-CN"/>
+              </w:rPr>
+              <w:t>三种，分别实现各路输入互斥传输、多路事件同步汇聚、多路输入优先级有序输出的功能；</w:t>
+            </w:r>
+            <w:r>
+              <w:rPr>
+                <w:rFonts w:hint="eastAsia" w:eastAsia="宋体" w:cs="Times New Roman"/>
+                <w:iCs/>
+                <w:kern w:val="2"/>
+                <w:lang w:val="en-US" w:eastAsia="zh-CN"/>
+              </w:rPr>
+              <w:t>（3）</w:t>
+            </w:r>
+            <w:r>
+              <w:rPr>
+                <w:rFonts w:hint="default" w:ascii="宋体" w:hAnsi="宋体" w:eastAsia="宋体" w:cs="Times New Roman"/>
+                <w:iCs/>
+                <w:kern w:val="2"/>
+                <w:lang w:val="en-US" w:eastAsia="zh-CN"/>
+              </w:rPr>
+              <w:t>分支结构对应Split类结构，同样以2路结构为典型，主要包含</w:t>
+            </w:r>
+            <w:r>
+              <w:rPr>
+                <w:rFonts w:hint="eastAsia" w:eastAsia="宋体" w:cs="Times New Roman"/>
+                <w:iCs/>
+                <w:kern w:val="2"/>
+                <w:lang w:val="en-US" w:eastAsia="zh-CN"/>
+              </w:rPr>
+              <w:t>分流</w:t>
+            </w:r>
+            <w:r>
+              <w:rPr>
+                <w:rFonts w:hint="default" w:ascii="宋体" w:hAnsi="宋体" w:eastAsia="宋体" w:cs="Times New Roman"/>
+                <w:iCs/>
+                <w:kern w:val="2"/>
+                <w:lang w:val="en-US" w:eastAsia="zh-CN"/>
+              </w:rPr>
+              <w:t>和</w:t>
+            </w:r>
+            <w:r>
+              <w:rPr>
+                <w:rFonts w:hint="eastAsia" w:eastAsia="宋体" w:cs="Times New Roman"/>
+                <w:iCs/>
+                <w:kern w:val="2"/>
+                <w:lang w:val="en-US" w:eastAsia="zh-CN"/>
+              </w:rPr>
+              <w:t>择路</w:t>
+            </w:r>
+            <w:r>
+              <w:rPr>
+                <w:rFonts w:hint="default" w:ascii="宋体" w:hAnsi="宋体" w:eastAsia="宋体" w:cs="Times New Roman"/>
+                <w:iCs/>
+                <w:kern w:val="2"/>
+                <w:lang w:val="en-US" w:eastAsia="zh-CN"/>
+              </w:rPr>
+              <w:t>两种，其中</w:t>
+            </w:r>
+            <w:r>
+              <w:rPr>
+                <w:rFonts w:hint="eastAsia" w:eastAsia="宋体" w:cs="Times New Roman"/>
+                <w:iCs/>
+                <w:kern w:val="2"/>
+                <w:lang w:val="en-US" w:eastAsia="zh-CN"/>
+              </w:rPr>
+              <w:t>分流</w:t>
+            </w:r>
+            <w:r>
+              <w:rPr>
+                <w:rFonts w:hint="default" w:ascii="宋体" w:hAnsi="宋体" w:eastAsia="宋体" w:cs="Times New Roman"/>
+                <w:iCs/>
+                <w:kern w:val="2"/>
+                <w:lang w:val="en-US" w:eastAsia="zh-CN"/>
+              </w:rPr>
+              <w:t>负责将一路数据和事件复制传输到多个分支，</w:t>
+            </w:r>
+            <w:r>
+              <w:rPr>
+                <w:rFonts w:hint="eastAsia" w:eastAsia="宋体" w:cs="Times New Roman"/>
+                <w:iCs/>
+                <w:kern w:val="2"/>
+                <w:lang w:val="en-US" w:eastAsia="zh-CN"/>
+              </w:rPr>
+              <w:t>择路</w:t>
+            </w:r>
+            <w:r>
+              <w:rPr>
+                <w:rFonts w:hint="default" w:ascii="宋体" w:hAnsi="宋体" w:eastAsia="宋体" w:cs="Times New Roman"/>
+                <w:iCs/>
+                <w:kern w:val="2"/>
+                <w:lang w:val="en-US" w:eastAsia="zh-CN"/>
+              </w:rPr>
+              <w:t>则通过有效信号实现条件分流，仅从</w:t>
+            </w:r>
+            <w:r>
+              <w:rPr>
+                <w:rFonts w:hint="eastAsia" w:eastAsia="宋体" w:cs="Times New Roman"/>
+                <w:iCs/>
+                <w:kern w:val="2"/>
+                <w:lang w:val="en-US" w:eastAsia="zh-CN"/>
+              </w:rPr>
+              <w:t>有效信号</w:t>
+            </w:r>
+            <w:r>
+              <w:rPr>
+                <w:rFonts w:hint="default" w:ascii="宋体" w:hAnsi="宋体" w:eastAsia="宋体" w:cs="Times New Roman"/>
+                <w:iCs/>
+                <w:kern w:val="2"/>
+                <w:lang w:val="en-US" w:eastAsia="zh-CN"/>
+              </w:rPr>
+              <w:t>为1的分支传输出去</w:t>
+            </w:r>
+            <w:r>
+              <w:rPr>
+                <w:rFonts w:hint="eastAsia" w:eastAsia="宋体" w:cs="Times New Roman"/>
+                <w:iCs/>
+                <w:kern w:val="2"/>
+                <w:lang w:val="en-US" w:eastAsia="zh-CN"/>
+              </w:rPr>
+              <w:t>。除上述三大类基本结构子外，</w:t>
+            </w:r>
+            <w:r>
+              <w:rPr>
+                <w:rFonts w:hint="default" w:ascii="宋体" w:hAnsi="宋体" w:eastAsia="宋体" w:cs="Times New Roman"/>
+                <w:iCs/>
+                <w:kern w:val="2"/>
+                <w:lang w:val="en-US" w:eastAsia="zh-CN"/>
+              </w:rPr>
+              <w:t>事件源作为整个异步流程的起始节点，负责产生初始触发事件</w:t>
+            </w:r>
+            <w:r>
+              <w:rPr>
+                <w:rFonts w:hint="eastAsia" w:eastAsia="宋体" w:cs="Times New Roman"/>
+                <w:iCs/>
+                <w:kern w:val="2"/>
+                <w:lang w:val="en-US" w:eastAsia="zh-CN"/>
+              </w:rPr>
+              <w:t>；</w:t>
+            </w:r>
+            <w:r>
+              <w:rPr>
+                <w:rFonts w:hint="default" w:ascii="宋体" w:hAnsi="宋体" w:eastAsia="宋体" w:cs="Times New Roman"/>
+                <w:iCs/>
+                <w:kern w:val="2"/>
+                <w:lang w:val="en-US" w:eastAsia="zh-CN"/>
+              </w:rPr>
+              <w:t>事件阱作为异步流程的终止节点，确保事件完整结束</w:t>
+            </w:r>
+            <w:r>
+              <w:rPr>
+                <w:rFonts w:hint="eastAsia" w:eastAsia="宋体" w:cs="Times New Roman"/>
+                <w:iCs/>
+                <w:kern w:val="2"/>
+                <w:lang w:val="en-US" w:eastAsia="zh-CN"/>
+              </w:rPr>
+              <w:t>。</w:t>
+            </w:r>
+            <w:r>
+              <w:rPr>
+                <w:rFonts w:hint="default" w:ascii="宋体" w:hAnsi="宋体" w:eastAsia="宋体" w:cs="Times New Roman"/>
+                <w:iCs/>
+                <w:kern w:val="2"/>
+                <w:lang w:val="en-US" w:eastAsia="zh-CN"/>
+              </w:rPr>
+              <w:t>这些结构子共同构成了异步微流水线结构部件的系统级设计表现形式，能在模块化设计时更直观地展现模块行为和功能，简化设计后编码阶段的工作。</w:t>
+            </w:r>
+          </w:p>
+          <w:p>
+            <w:pPr>
+              <w:spacing w:line="480" w:lineRule="exact"/>
+              <w:ind w:left="120" w:leftChars="57" w:firstLine="360" w:firstLineChars="150"/>
+              <w:rPr>
+                <w:rFonts w:hint="eastAsia" w:asciiTheme="minorEastAsia" w:hAnsiTheme="minorEastAsia" w:eastAsiaTheme="minorEastAsia" w:cstheme="minorEastAsia"/>
+                <w:kern w:val="0"/>
+                <w:sz w:val="24"/>
+                <w:szCs w:val="24"/>
+                <w:lang w:val="en-US" w:eastAsia="zh-CN"/>
+              </w:rPr>
+            </w:pPr>
+            <w:r>
+              <w:rPr>
+                <w:rFonts w:hint="eastAsia" w:asciiTheme="minorEastAsia" w:hAnsiTheme="minorEastAsia" w:eastAsiaTheme="minorEastAsia" w:cstheme="minorEastAsia"/>
+                <w:kern w:val="0"/>
+                <w:sz w:val="24"/>
+                <w:szCs w:val="24"/>
+                <w:lang w:val="en-US" w:eastAsia="zh-CN"/>
+              </w:rPr>
+              <w:t>本发明的整体实施方案包括软件前处理部分、外部存储部分以及硬件加速器部分。其中软件前处理部分用于完成稀疏矩阵输入、置换管理、符号分析、节点任务生成、映射表生成、前沿矩阵初始化及量化编码。所述外部存储部分用于存放节点任务描述信息、子节点到父节点的映射关系、前沿矩阵整数尾数数据、指数数据、因子写回区域及 update 写回区域。而硬件加速器部分用于读取节点任务并执行对应的 frontal matrix 分解、更新与求解操作。</w:t>
+            </w:r>
+          </w:p>
+          <w:p>
+            <w:pPr>
+              <w:spacing w:line="480" w:lineRule="exact"/>
+              <w:ind w:left="120" w:leftChars="57" w:firstLine="361" w:firstLineChars="150"/>
+              <w:rPr>
+                <w:rFonts w:hint="default" w:asciiTheme="minorEastAsia" w:hAnsiTheme="minorEastAsia" w:eastAsiaTheme="minorEastAsia" w:cstheme="minorEastAsia"/>
+                <w:b/>
+                <w:bCs/>
+                <w:kern w:val="0"/>
+                <w:sz w:val="24"/>
+                <w:szCs w:val="24"/>
+                <w:lang w:val="en-US" w:eastAsia="zh-CN"/>
+              </w:rPr>
+            </w:pPr>
+            <w:r>
+              <w:rPr>
+                <w:rFonts w:hint="eastAsia" w:asciiTheme="minorEastAsia" w:hAnsiTheme="minorEastAsia" w:eastAsiaTheme="minorEastAsia" w:cstheme="minorEastAsia"/>
+                <w:b/>
+                <w:bCs/>
+                <w:kern w:val="0"/>
+                <w:sz w:val="24"/>
+                <w:szCs w:val="24"/>
+                <w:lang w:val="en-US" w:eastAsia="zh-CN"/>
+              </w:rPr>
+              <w:t>软件前处理</w:t>
+            </w:r>
+          </w:p>
+          <w:p>
+            <w:pPr>
+              <w:spacing w:line="480" w:lineRule="exact"/>
+              <w:ind w:left="120" w:leftChars="57" w:firstLine="360" w:firstLineChars="150"/>
+              <w:rPr>
+                <w:rFonts w:hint="default" w:asciiTheme="minorEastAsia" w:hAnsiTheme="minorEastAsia" w:eastAsiaTheme="minorEastAsia" w:cstheme="minorEastAsia"/>
+                <w:kern w:val="0"/>
+                <w:sz w:val="24"/>
+                <w:szCs w:val="24"/>
+                <w:lang w:val="en-US" w:eastAsia="zh-CN"/>
+              </w:rPr>
+            </w:pPr>
+            <w:r>
+              <w:rPr>
+                <w:rFonts w:hint="default" w:asciiTheme="minorEastAsia" w:hAnsiTheme="minorEastAsia" w:eastAsiaTheme="minorEastAsia" w:cstheme="minorEastAsia"/>
+                <w:kern w:val="0"/>
+                <w:sz w:val="24"/>
+                <w:szCs w:val="24"/>
+                <w:lang w:val="en-US" w:eastAsia="zh-CN"/>
+              </w:rPr>
+              <w:t>本软件前处理部分负责将输入的稀疏矩阵转化为一系列可供专用硬件高效执行的计算任务与数据。其流程始于矩阵输入与置换管理模块</w:t>
+            </w:r>
+            <w:r>
+              <w:rPr>
+                <w:rFonts w:hint="eastAsia" w:asciiTheme="minorEastAsia" w:hAnsiTheme="minorEastAsia" w:eastAsiaTheme="minorEastAsia" w:cstheme="minorEastAsia"/>
+                <w:kern w:val="0"/>
+                <w:sz w:val="24"/>
+                <w:szCs w:val="24"/>
+                <w:lang w:val="en-US" w:eastAsia="zh-CN"/>
+              </w:rPr>
+              <w:t>，在实施方式中，输入矩阵可采用 CSR、CSC、MTX 或其他等效稀疏存储格式表示。矩阵输入模块维护原始矩阵索引与重排后矩阵索引之间的映射关系，以支持后续节点划分、前沿矩阵装配及求解结果回映射</w:t>
+            </w:r>
+            <w:r>
+              <w:rPr>
+                <w:rFonts w:hint="default" w:asciiTheme="minorEastAsia" w:hAnsiTheme="minorEastAsia" w:eastAsiaTheme="minorEastAsia" w:cstheme="minorEastAsia"/>
+                <w:kern w:val="0"/>
+                <w:sz w:val="24"/>
+                <w:szCs w:val="24"/>
+                <w:lang w:val="en-US" w:eastAsia="zh-CN"/>
+              </w:rPr>
+              <w:t>。所述矩阵重排模块用于对输入稀疏矩阵执行重排，以降低分解过程中产生的填充（fill-in）并改善后续多前沿节点结构。在本发明的一种实施方式中，矩阵重排模块采用 AMD（Approximate Minimum Degree）算法对矩阵进行重排，得到对应的置换向量</w:t>
+            </w:r>
+            <w:r>
+              <w:rPr>
+                <w:rFonts w:hint="eastAsia" w:asciiTheme="minorEastAsia" w:hAnsiTheme="minorEastAsia" w:eastAsiaTheme="minorEastAsia" w:cstheme="minorEastAsia"/>
+                <w:kern w:val="0"/>
+                <w:sz w:val="24"/>
+                <w:szCs w:val="24"/>
+                <w:lang w:val="en-US" w:eastAsia="zh-CN"/>
+              </w:rPr>
+              <w:t>P</w:t>
+            </w:r>
+            <w:r>
+              <w:rPr>
+                <w:rFonts w:hint="default" w:asciiTheme="minorEastAsia" w:hAnsiTheme="minorEastAsia" w:eastAsiaTheme="minorEastAsia" w:cstheme="minorEastAsia"/>
+                <w:kern w:val="0"/>
+                <w:sz w:val="24"/>
+                <w:szCs w:val="24"/>
+                <w:lang w:val="en-US" w:eastAsia="zh-CN"/>
+              </w:rPr>
+              <w:t>，并据此形成重排后的矩阵结构。</w:t>
+            </w:r>
+          </w:p>
+          <w:p>
+            <w:pPr>
+              <w:spacing w:line="480" w:lineRule="exact"/>
+              <w:ind w:left="120" w:leftChars="57" w:firstLine="360" w:firstLineChars="150"/>
+              <w:rPr>
+                <w:rFonts w:hint="default" w:asciiTheme="minorEastAsia" w:hAnsiTheme="minorEastAsia" w:eastAsiaTheme="minorEastAsia" w:cstheme="minorEastAsia"/>
+                <w:kern w:val="0"/>
+                <w:sz w:val="24"/>
+                <w:szCs w:val="24"/>
+                <w:lang w:val="en-US" w:eastAsia="zh-CN"/>
+              </w:rPr>
+            </w:pPr>
+            <w:r>
+              <w:rPr>
+                <w:rFonts w:hint="default" w:asciiTheme="minorEastAsia" w:hAnsiTheme="minorEastAsia" w:eastAsiaTheme="minorEastAsia" w:cstheme="minorEastAsia"/>
+                <w:kern w:val="0"/>
+                <w:sz w:val="24"/>
+                <w:szCs w:val="24"/>
+                <w:lang w:val="en-US" w:eastAsia="zh-CN"/>
+              </w:rPr>
+              <w:t>在此基础上，符号分析模块对重排后的矩阵结构进行符号层面的解析，包括构建消去树、划分计算节点（超节点），并确定每个节点对应的前沿矩阵结构。</w:t>
+            </w:r>
+            <w:r>
+              <w:rPr>
+                <w:rFonts w:hint="eastAsia" w:asciiTheme="minorEastAsia" w:hAnsiTheme="minorEastAsia" w:eastAsiaTheme="minorEastAsia" w:cstheme="minorEastAsia"/>
+                <w:kern w:val="0"/>
+                <w:sz w:val="24"/>
+                <w:szCs w:val="24"/>
+                <w:lang w:val="en-US" w:eastAsia="zh-CN"/>
+              </w:rPr>
+              <w:t>所谓超节点，是</w:t>
+            </w:r>
+            <w:r>
+              <w:rPr>
+                <w:rFonts w:ascii="宋体" w:hAnsi="宋体" w:eastAsia="宋体" w:cs="宋体"/>
+                <w:sz w:val="24"/>
+                <w:szCs w:val="24"/>
+              </w:rPr>
+              <w:t>在稀疏直接法中，为提高计算局部性并增加密集子块运算比例，通常可将具有相同或相近非零结构模式的一组连续列归并为一个超节点（supernode）进行处理。通过引入超节点，可使节点对应的</w:t>
+            </w:r>
+            <w:r>
+              <w:rPr>
+                <w:rFonts w:hint="eastAsia" w:ascii="宋体" w:hAnsi="宋体" w:cs="宋体"/>
+                <w:sz w:val="24"/>
+                <w:szCs w:val="24"/>
+                <w:lang w:val="en-US" w:eastAsia="zh-CN"/>
+              </w:rPr>
+              <w:t>前沿矩阵</w:t>
+            </w:r>
+            <w:r>
+              <w:rPr>
+                <w:rFonts w:ascii="宋体" w:hAnsi="宋体" w:eastAsia="宋体" w:cs="宋体"/>
+                <w:sz w:val="24"/>
+                <w:szCs w:val="24"/>
+              </w:rPr>
+              <w:t>在行列组织上具有更强的块特性，从而提高后续硬件侧矩阵核和缓冲管理机制的适配性，并为 NodeTask 的粒度划分提供更稳定的结构基础</w:t>
+            </w:r>
+            <w:r>
+              <w:rPr>
+                <w:rFonts w:hint="eastAsia" w:ascii="宋体" w:hAnsi="宋体" w:cs="宋体"/>
+                <w:sz w:val="24"/>
+                <w:szCs w:val="24"/>
+                <w:lang w:eastAsia="zh-CN"/>
+              </w:rPr>
+              <w:t>。</w:t>
+            </w:r>
+            <w:r>
+              <w:rPr>
+                <w:rFonts w:ascii="宋体" w:hAnsi="宋体" w:eastAsia="宋体" w:cs="宋体"/>
+                <w:sz w:val="24"/>
+                <w:szCs w:val="24"/>
+              </w:rPr>
+              <w:t>与逐列处理方式相比，超节点技术能够将原本较为细粒度、离散的稀疏操作组织为较大粒度的块式运算，从而有利于后续三角求解、Schur 更新以及多前沿装配过程中的数据复用与访存优化。</w:t>
+            </w:r>
+          </w:p>
+          <w:p>
+            <w:pPr>
+              <w:spacing w:line="480" w:lineRule="exact"/>
+              <w:ind w:left="120" w:leftChars="57" w:firstLine="360" w:firstLineChars="150"/>
+              <w:rPr>
+                <w:rFonts w:hint="default" w:asciiTheme="minorEastAsia" w:hAnsiTheme="minorEastAsia" w:eastAsiaTheme="minorEastAsia" w:cstheme="minorEastAsia"/>
+                <w:kern w:val="0"/>
+                <w:sz w:val="24"/>
+                <w:szCs w:val="24"/>
+                <w:lang w:val="en-US" w:eastAsia="zh-CN"/>
+              </w:rPr>
+            </w:pPr>
+            <w:r>
+              <w:rPr>
+                <w:rFonts w:hint="default" w:asciiTheme="minorEastAsia" w:hAnsiTheme="minorEastAsia" w:eastAsiaTheme="minorEastAsia" w:cstheme="minorEastAsia"/>
+                <w:kern w:val="0"/>
+                <w:sz w:val="24"/>
+                <w:szCs w:val="24"/>
+                <w:lang w:val="en-US" w:eastAsia="zh-CN"/>
+              </w:rPr>
+              <w:t>分析完成后，节点任务生成模块为每一个计算节点生成一个结构化的任务描述（NodeTask），其中封装了节点ID、父子关系、矩阵维度、主元信息以及关键数据（如前沿矩阵、因子矩阵）在内存中的地址指针。</w:t>
+            </w:r>
+          </w:p>
+          <w:p>
+            <w:pPr>
+              <w:spacing w:line="480" w:lineRule="exact"/>
+              <w:ind w:left="120" w:leftChars="57" w:firstLine="360" w:firstLineChars="150"/>
+              <w:rPr>
+                <w:rFonts w:hint="default" w:asciiTheme="minorEastAsia" w:hAnsiTheme="minorEastAsia" w:eastAsiaTheme="minorEastAsia" w:cstheme="minorEastAsia"/>
+                <w:kern w:val="0"/>
+                <w:sz w:val="24"/>
+                <w:szCs w:val="24"/>
+                <w:lang w:val="en-US" w:eastAsia="zh-CN"/>
+              </w:rPr>
+            </w:pPr>
+            <w:r>
+              <w:rPr>
+                <w:rFonts w:hint="default" w:asciiTheme="minorEastAsia" w:hAnsiTheme="minorEastAsia" w:eastAsiaTheme="minorEastAsia" w:cstheme="minorEastAsia"/>
+                <w:kern w:val="0"/>
+                <w:sz w:val="24"/>
+                <w:szCs w:val="24"/>
+                <w:lang w:val="en-US" w:eastAsia="zh-CN"/>
+              </w:rPr>
+              <w:t>为支持节点间的数据传递，映射表生成模块会生成专门的映射表，精确描述了子节点的更新矩阵应如何累加（extend-add操作）到其父节点的前沿矩阵中。同时，初始化与量化模块负责将归属于该节点的原始矩阵数值装配到前沿矩阵中，并将其从浮点数转换为硬件优化的块浮点或定点格式，以提升计算效率。</w:t>
+            </w:r>
+            <w:r>
+              <w:rPr>
+                <w:rFonts w:ascii="宋体" w:hAnsi="宋体" w:eastAsia="宋体" w:cs="宋体"/>
+                <w:sz w:val="24"/>
+                <w:szCs w:val="24"/>
+              </w:rPr>
+              <w:t>在本发明的一种实施方式中，软件前处理部分在完成节点本地条目的 frontal 初值装配后，进一步对所述 frontal 数据执行量化处理，以生成适于硬件加速器直接装载和运算的块浮点/定点表示。所述量化处理按预定 tile 和子块粒度进行，对每个子块确定对应指数，并将块内浮点数值缩放为有符号整数尾数；量化结果分别写入尾数数据区和指数数据区，供硬件侧 front_loader、</w:t>
+            </w:r>
+            <w:r>
+              <w:rPr>
+                <w:rFonts w:hint="eastAsia" w:ascii="宋体" w:hAnsi="宋体" w:cs="宋体"/>
+                <w:sz w:val="24"/>
+                <w:szCs w:val="24"/>
+                <w:lang w:val="en-US" w:eastAsia="zh-CN"/>
+              </w:rPr>
+              <w:t>Computer Core</w:t>
+            </w:r>
+            <w:r>
+              <w:rPr>
+                <w:rFonts w:ascii="宋体" w:hAnsi="宋体" w:eastAsia="宋体" w:cs="宋体"/>
+                <w:sz w:val="24"/>
+                <w:szCs w:val="24"/>
+              </w:rPr>
+              <w:t xml:space="preserve"> 及 scatter_engine 使用。通过在软件侧完成上述量化编码，可将原始浮点前沿数据转换为适配整数数值路径的硬件输入格式，从而支撑本发明的低精度/整数节点执行机制</w:t>
+            </w:r>
+          </w:p>
+          <w:p>
+            <w:pPr>
+              <w:spacing w:line="480" w:lineRule="exact"/>
+              <w:ind w:left="120" w:leftChars="57" w:firstLine="360" w:firstLineChars="150"/>
+              <w:rPr>
+                <w:rFonts w:hint="default" w:asciiTheme="minorEastAsia" w:hAnsiTheme="minorEastAsia" w:eastAsiaTheme="minorEastAsia" w:cstheme="minorEastAsia"/>
+                <w:kern w:val="0"/>
+                <w:sz w:val="24"/>
+                <w:szCs w:val="24"/>
+                <w:lang w:val="en-US" w:eastAsia="zh-CN"/>
+              </w:rPr>
+            </w:pPr>
+            <w:r>
+              <w:rPr>
+                <w:rFonts w:hint="default" w:asciiTheme="minorEastAsia" w:hAnsiTheme="minorEastAsia" w:eastAsiaTheme="minorEastAsia" w:cstheme="minorEastAsia"/>
+                <w:kern w:val="0"/>
+                <w:sz w:val="24"/>
+                <w:szCs w:val="24"/>
+                <w:lang w:val="en-US" w:eastAsia="zh-CN"/>
+              </w:rPr>
+              <w:t>最后，ABI序列化模块将上述所有信息（任务描述、映射表及已量化的矩阵数据）进行序列化，打包成符合特定应用二进制接口规范的连续数据块，以便输出到外部存储器或直接交付给后端计算硬件进行加载和执行。</w:t>
+            </w:r>
+          </w:p>
+          <w:p>
+            <w:pPr>
+              <w:spacing w:line="480" w:lineRule="exact"/>
+              <w:ind w:left="120" w:leftChars="57" w:firstLine="360" w:firstLineChars="150"/>
+              <w:rPr>
+                <w:rFonts w:hint="eastAsia" w:asciiTheme="minorEastAsia" w:hAnsiTheme="minorEastAsia" w:eastAsiaTheme="minorEastAsia" w:cstheme="minorEastAsia"/>
+                <w:kern w:val="0"/>
+                <w:sz w:val="24"/>
+                <w:szCs w:val="24"/>
+                <w:lang w:val="en-US" w:eastAsia="zh-CN"/>
+              </w:rPr>
+            </w:pPr>
+            <w:r>
+              <w:rPr>
+                <w:rFonts w:hint="default" w:asciiTheme="minorEastAsia" w:hAnsiTheme="minorEastAsia" w:eastAsiaTheme="minorEastAsia" w:cstheme="minorEastAsia"/>
+                <w:kern w:val="0"/>
+                <w:sz w:val="24"/>
+                <w:szCs w:val="24"/>
+                <w:lang w:val="en-US" w:eastAsia="zh-CN"/>
+              </w:rPr>
+              <w:t>综上，所述软件前处理部分通过 AMD 重排、消去树构建、节点任务化、映射生成及数值初始化，将原始稀疏矩阵求解问题转换为适于硬件加速器按节点粒度执行的任务流和数据流，从而实现软件结构分析与硬件数值执行之间的协同衔接</w:t>
+            </w:r>
+            <w:r>
+              <w:rPr>
+                <w:rFonts w:hint="eastAsia" w:asciiTheme="minorEastAsia" w:hAnsiTheme="minorEastAsia" w:eastAsiaTheme="minorEastAsia" w:cstheme="minorEastAsia"/>
+                <w:kern w:val="0"/>
+                <w:sz w:val="24"/>
+                <w:szCs w:val="24"/>
+                <w:lang w:val="en-US" w:eastAsia="zh-CN"/>
+              </w:rPr>
+              <w:t>。</w:t>
+            </w:r>
+          </w:p>
+          <w:p>
+            <w:pPr>
+              <w:numPr>
+                <w:ilvl w:val="0"/>
+                <w:numId w:val="0"/>
+              </w:numPr>
+              <w:spacing w:line="480" w:lineRule="exact"/>
+              <w:ind w:leftChars="200"/>
+              <w:rPr>
+                <w:rFonts w:hint="default" w:asciiTheme="minorEastAsia" w:hAnsiTheme="minorEastAsia" w:eastAsiaTheme="minorEastAsia" w:cstheme="minorEastAsia"/>
+                <w:b/>
+                <w:bCs/>
+                <w:kern w:val="0"/>
+                <w:sz w:val="24"/>
+                <w:szCs w:val="24"/>
+                <w:lang w:val="en-US" w:eastAsia="zh-CN"/>
+              </w:rPr>
+            </w:pPr>
+            <w:r>
+              <w:rPr>
+                <w:rFonts w:hint="eastAsia" w:asciiTheme="minorEastAsia" w:hAnsiTheme="minorEastAsia" w:eastAsiaTheme="minorEastAsia" w:cstheme="minorEastAsia"/>
+                <w:b/>
+                <w:bCs/>
+                <w:kern w:val="0"/>
+                <w:sz w:val="24"/>
+                <w:szCs w:val="24"/>
+                <w:lang w:val="en-US" w:eastAsia="zh-CN"/>
+              </w:rPr>
+              <w:t>外部存储</w:t>
+            </w:r>
+          </w:p>
+          <w:p>
+            <w:pPr>
+              <w:spacing w:line="480" w:lineRule="exact"/>
+              <w:ind w:left="120" w:leftChars="57" w:firstLine="360" w:firstLineChars="150"/>
+              <w:rPr>
+                <w:rFonts w:hint="default" w:asciiTheme="minorEastAsia" w:hAnsiTheme="minorEastAsia" w:eastAsiaTheme="minorEastAsia" w:cstheme="minorEastAsia"/>
+                <w:kern w:val="0"/>
+                <w:sz w:val="24"/>
+                <w:szCs w:val="24"/>
+                <w:lang w:val="en-US" w:eastAsia="zh-CN"/>
+              </w:rPr>
+            </w:pPr>
+            <w:r>
+              <w:rPr>
+                <w:rFonts w:hint="default" w:asciiTheme="minorEastAsia" w:hAnsiTheme="minorEastAsia" w:eastAsiaTheme="minorEastAsia" w:cstheme="minorEastAsia"/>
+                <w:kern w:val="0"/>
+                <w:sz w:val="24"/>
+                <w:szCs w:val="24"/>
+                <w:lang w:val="en-US" w:eastAsia="zh-CN"/>
+              </w:rPr>
+              <w:t>所述外部存储部分用于在软件前处理阶段与硬件执行阶段之间提供统一的数据承载与交换空间，以存放节点任务描述信息、映射表、前沿矩阵初始化数据、因子结果以及子节点 update 数据。在本发明的一种实施方式中，所述外部存储部分可采用 DDR 存储器、HBM 存储器、片外 SDRAM，或其他能够提供随机访问能力和足够存储容量的外部存储装置。</w:t>
+            </w:r>
+          </w:p>
+          <w:p>
+            <w:pPr>
+              <w:spacing w:line="480" w:lineRule="exact"/>
+              <w:ind w:left="120" w:leftChars="57" w:firstLine="360" w:firstLineChars="150"/>
+              <w:rPr>
+                <w:rFonts w:hint="default" w:asciiTheme="minorEastAsia" w:hAnsiTheme="minorEastAsia" w:eastAsiaTheme="minorEastAsia" w:cstheme="minorEastAsia"/>
+                <w:kern w:val="0"/>
+                <w:sz w:val="24"/>
+                <w:szCs w:val="24"/>
+                <w:lang w:val="en-US" w:eastAsia="zh-CN"/>
+              </w:rPr>
+            </w:pPr>
+            <w:r>
+              <w:rPr>
+                <w:rFonts w:hint="default" w:asciiTheme="minorEastAsia" w:hAnsiTheme="minorEastAsia" w:eastAsiaTheme="minorEastAsia" w:cstheme="minorEastAsia"/>
+                <w:kern w:val="0"/>
+                <w:sz w:val="24"/>
+                <w:szCs w:val="24"/>
+                <w:lang w:val="en-US" w:eastAsia="zh-CN"/>
+              </w:rPr>
+              <w:t>由于多前沿稀疏 LU 分解涉及大量节点级任务描述、前沿矩阵数据装载以及 update 写回操作，且相关数据规模通常超过片上缓冲资源容量，因此本发明采用外部存储部分作为任务流、数据流与结果流的统一承载体；硬件加速器通过外部读写接口与所述外部存储部分连接，以完成任务读取、前沿加载、映射访问、因子写回及 update 写回等操作。</w:t>
+            </w:r>
+          </w:p>
+          <w:p>
+            <w:pPr>
+              <w:spacing w:line="480" w:lineRule="exact"/>
+              <w:ind w:left="120" w:leftChars="57" w:firstLine="360" w:firstLineChars="150"/>
+              <w:rPr>
+                <w:rFonts w:hint="default" w:asciiTheme="minorEastAsia" w:hAnsiTheme="minorEastAsia" w:eastAsiaTheme="minorEastAsia" w:cstheme="minorEastAsia"/>
+                <w:kern w:val="0"/>
+                <w:sz w:val="24"/>
+                <w:szCs w:val="24"/>
+                <w:lang w:val="en-US" w:eastAsia="zh-CN"/>
+              </w:rPr>
+            </w:pPr>
+            <w:r>
+              <w:rPr>
+                <w:rFonts w:hint="default" w:asciiTheme="minorEastAsia" w:hAnsiTheme="minorEastAsia" w:eastAsiaTheme="minorEastAsia" w:cstheme="minorEastAsia"/>
+                <w:kern w:val="0"/>
+                <w:sz w:val="24"/>
+                <w:szCs w:val="24"/>
+                <w:lang w:val="en-US" w:eastAsia="zh-CN"/>
+              </w:rPr>
+              <w:t>在本发明的一种实施方式中，所述外部存储部分在逻辑上划分为以下若干存储区域</w:t>
+            </w:r>
+          </w:p>
+          <w:p>
+            <w:pPr>
+              <w:spacing w:line="480" w:lineRule="exact"/>
+              <w:ind w:left="120" w:leftChars="57" w:firstLine="360" w:firstLineChars="150"/>
+              <w:rPr>
+                <w:rFonts w:hint="default" w:asciiTheme="minorEastAsia" w:hAnsiTheme="minorEastAsia" w:eastAsiaTheme="minorEastAsia" w:cstheme="minorEastAsia"/>
+                <w:kern w:val="0"/>
+                <w:sz w:val="24"/>
+                <w:szCs w:val="24"/>
+                <w:lang w:val="en-US" w:eastAsia="zh-CN"/>
+              </w:rPr>
+            </w:pPr>
+            <w:r>
+              <w:rPr>
+                <w:rFonts w:hint="default" w:asciiTheme="minorEastAsia" w:hAnsiTheme="minorEastAsia" w:eastAsiaTheme="minorEastAsia" w:cstheme="minorEastAsia"/>
+                <w:kern w:val="0"/>
+                <w:sz w:val="24"/>
+                <w:szCs w:val="24"/>
+                <w:lang w:val="en-US" w:eastAsia="zh-CN"/>
+              </w:rPr>
+              <w:t>（1）任务区</w:t>
+            </w:r>
+          </w:p>
+          <w:p>
+            <w:pPr>
+              <w:spacing w:line="480" w:lineRule="exact"/>
+              <w:ind w:left="120" w:leftChars="57" w:firstLine="360" w:firstLineChars="150"/>
+              <w:rPr>
+                <w:rFonts w:hint="default" w:asciiTheme="minorEastAsia" w:hAnsiTheme="minorEastAsia" w:eastAsiaTheme="minorEastAsia" w:cstheme="minorEastAsia"/>
+                <w:kern w:val="0"/>
+                <w:sz w:val="24"/>
+                <w:szCs w:val="24"/>
+                <w:lang w:val="en-US" w:eastAsia="zh-CN"/>
+              </w:rPr>
+            </w:pPr>
+            <w:r>
+              <w:rPr>
+                <w:rFonts w:hint="default" w:asciiTheme="minorEastAsia" w:hAnsiTheme="minorEastAsia" w:eastAsiaTheme="minorEastAsia" w:cstheme="minorEastAsia"/>
+                <w:kern w:val="0"/>
+                <w:sz w:val="24"/>
+                <w:szCs w:val="24"/>
+                <w:lang w:val="en-US" w:eastAsia="zh-CN"/>
+              </w:rPr>
+              <w:t>所述任务区用于存放由软件前处理部分生成的节点任务描述信息 NodeTask 队列。</w:t>
+            </w:r>
+            <w:r>
+              <w:rPr>
+                <w:rFonts w:hint="default" w:asciiTheme="minorEastAsia" w:hAnsiTheme="minorEastAsia" w:eastAsiaTheme="minorEastAsia" w:cstheme="minorEastAsia"/>
+                <w:kern w:val="0"/>
+                <w:sz w:val="24"/>
+                <w:szCs w:val="24"/>
+                <w:lang w:val="en-US" w:eastAsia="zh-CN"/>
+              </w:rPr>
+              <w:br w:type="textWrapping"/>
+            </w:r>
+            <w:r>
+              <w:rPr>
+                <w:rFonts w:hint="default" w:asciiTheme="minorEastAsia" w:hAnsiTheme="minorEastAsia" w:eastAsiaTheme="minorEastAsia" w:cstheme="minorEastAsia"/>
+                <w:kern w:val="0"/>
+                <w:sz w:val="24"/>
+                <w:szCs w:val="24"/>
+                <w:lang w:val="en-US" w:eastAsia="zh-CN"/>
+              </w:rPr>
+              <w:t>每个 NodeTask 用于描述一个多前沿节点的硬件执行上下文，至少包括当前节点标识、父节点标识、子节点数量、节点总维度、主元块维度、前沿矩阵数据地址、映射表地址、因子写回地址及 update 写回地址等信息。</w:t>
+            </w:r>
+          </w:p>
+          <w:p>
+            <w:pPr>
+              <w:spacing w:line="480" w:lineRule="exact"/>
+              <w:ind w:left="120" w:leftChars="57" w:firstLine="360" w:firstLineChars="150"/>
+              <w:rPr>
+                <w:rFonts w:hint="default" w:asciiTheme="minorEastAsia" w:hAnsiTheme="minorEastAsia" w:eastAsiaTheme="minorEastAsia" w:cstheme="minorEastAsia"/>
+                <w:kern w:val="0"/>
+                <w:sz w:val="24"/>
+                <w:szCs w:val="24"/>
+                <w:lang w:val="en-US" w:eastAsia="zh-CN"/>
+              </w:rPr>
+            </w:pPr>
+            <w:r>
+              <w:rPr>
+                <w:rFonts w:hint="default" w:asciiTheme="minorEastAsia" w:hAnsiTheme="minorEastAsia" w:eastAsiaTheme="minorEastAsia" w:cstheme="minorEastAsia"/>
+                <w:kern w:val="0"/>
+                <w:sz w:val="24"/>
+                <w:szCs w:val="24"/>
+                <w:lang w:val="en-US" w:eastAsia="zh-CN"/>
+              </w:rPr>
+              <w:t>硬件加速器中的 task_fetch 子模块从所述任务区按预定顺序读取 NodeTask，并将其送入后续依赖判定与缓冲分配逻辑。通过将节点执行所需的结构信息统一组织于任务区，可使硬件侧无需直接解析高层稀疏矩阵结构，而仅根据任务描述即可完成节点级调度与执行。</w:t>
+            </w:r>
+          </w:p>
+          <w:p>
+            <w:pPr>
+              <w:spacing w:line="480" w:lineRule="exact"/>
+              <w:ind w:left="120" w:leftChars="57" w:firstLine="360" w:firstLineChars="150"/>
+              <w:rPr>
+                <w:rFonts w:hint="default" w:asciiTheme="minorEastAsia" w:hAnsiTheme="minorEastAsia" w:eastAsiaTheme="minorEastAsia" w:cstheme="minorEastAsia"/>
+                <w:kern w:val="0"/>
+                <w:sz w:val="24"/>
+                <w:szCs w:val="24"/>
+                <w:lang w:val="en-US" w:eastAsia="zh-CN"/>
+              </w:rPr>
+            </w:pPr>
+            <w:r>
+              <w:rPr>
+                <w:rFonts w:hint="default" w:asciiTheme="minorEastAsia" w:hAnsiTheme="minorEastAsia" w:eastAsiaTheme="minorEastAsia" w:cstheme="minorEastAsia"/>
+                <w:kern w:val="0"/>
+                <w:sz w:val="24"/>
+                <w:szCs w:val="24"/>
+                <w:lang w:val="en-US" w:eastAsia="zh-CN"/>
+              </w:rPr>
+              <w:t>2）映射表区</w:t>
+            </w:r>
+          </w:p>
+          <w:p>
+            <w:pPr>
+              <w:spacing w:line="480" w:lineRule="exact"/>
+              <w:ind w:left="120" w:leftChars="57" w:firstLine="360" w:firstLineChars="150"/>
+              <w:rPr>
+                <w:rFonts w:hint="default" w:asciiTheme="minorEastAsia" w:hAnsiTheme="minorEastAsia" w:eastAsiaTheme="minorEastAsia" w:cstheme="minorEastAsia"/>
+                <w:kern w:val="0"/>
+                <w:sz w:val="24"/>
+                <w:szCs w:val="24"/>
+                <w:lang w:val="en-US" w:eastAsia="zh-CN"/>
+              </w:rPr>
+            </w:pPr>
+            <w:r>
+              <w:rPr>
+                <w:rFonts w:hint="default" w:asciiTheme="minorEastAsia" w:hAnsiTheme="minorEastAsia" w:eastAsiaTheme="minorEastAsia" w:cstheme="minorEastAsia"/>
+                <w:kern w:val="0"/>
+                <w:sz w:val="24"/>
+                <w:szCs w:val="24"/>
+                <w:lang w:val="en-US" w:eastAsia="zh-CN"/>
+              </w:rPr>
+              <w:t>所述映射表区用于存放由软件前处理部分生成的 extend-add 映射表。所述映射表用于描述子节点 update 写入父节点 frontal matrix 时的目标位置映射关系，其内容可包括子节点局部行列索引、父节点目标行列索引、块偏移地址信息、对子块边界的描述信息，或其他等效映射描述方式。</w:t>
+            </w:r>
+          </w:p>
+          <w:p>
+            <w:pPr>
+              <w:spacing w:line="480" w:lineRule="exact"/>
+              <w:ind w:left="120" w:leftChars="57" w:firstLine="360" w:firstLineChars="150"/>
+              <w:rPr>
+                <w:rFonts w:hint="default" w:asciiTheme="minorEastAsia" w:hAnsiTheme="minorEastAsia" w:eastAsiaTheme="minorEastAsia" w:cstheme="minorEastAsia"/>
+                <w:kern w:val="0"/>
+                <w:sz w:val="24"/>
+                <w:szCs w:val="24"/>
+                <w:lang w:val="en-US" w:eastAsia="zh-CN"/>
+              </w:rPr>
+            </w:pPr>
+            <w:r>
+              <w:rPr>
+                <w:rFonts w:hint="default" w:asciiTheme="minorEastAsia" w:hAnsiTheme="minorEastAsia" w:eastAsiaTheme="minorEastAsia" w:cstheme="minorEastAsia"/>
+                <w:kern w:val="0"/>
+                <w:sz w:val="24"/>
+                <w:szCs w:val="24"/>
+                <w:lang w:val="en-US" w:eastAsia="zh-CN"/>
+              </w:rPr>
+              <w:t>在本发明的一种实施方式中，scatter_engine 子模块在执行子节点 update 装配时，从所述映射表区读取对应节点的映射表信息，并依据所述映射关系完成 update 数据到父节点 frontal matrix 对应位置的散射写入与累加。通过设置映射表区，可将不规则的结构映射关系由软件预处理固化为表驱动形式，从而降低硬件运行时的地址推导复杂度。</w:t>
+            </w:r>
+          </w:p>
+          <w:p>
+            <w:pPr>
+              <w:spacing w:line="480" w:lineRule="exact"/>
+              <w:ind w:left="120" w:leftChars="57" w:firstLine="360" w:firstLineChars="150"/>
+              <w:rPr>
+                <w:rFonts w:hint="default" w:asciiTheme="minorEastAsia" w:hAnsiTheme="minorEastAsia" w:eastAsiaTheme="minorEastAsia" w:cstheme="minorEastAsia"/>
+                <w:kern w:val="0"/>
+                <w:sz w:val="24"/>
+                <w:szCs w:val="24"/>
+                <w:lang w:val="en-US" w:eastAsia="zh-CN"/>
+              </w:rPr>
+            </w:pPr>
+            <w:r>
+              <w:rPr>
+                <w:rFonts w:hint="default" w:asciiTheme="minorEastAsia" w:hAnsiTheme="minorEastAsia" w:eastAsiaTheme="minorEastAsia" w:cstheme="minorEastAsia"/>
+                <w:kern w:val="0"/>
+                <w:sz w:val="24"/>
+                <w:szCs w:val="24"/>
+                <w:lang w:val="en-US" w:eastAsia="zh-CN"/>
+              </w:rPr>
+              <w:t>（3）</w:t>
+            </w:r>
+            <w:r>
+              <w:rPr>
+                <w:rFonts w:hint="eastAsia" w:asciiTheme="minorEastAsia" w:hAnsiTheme="minorEastAsia" w:eastAsiaTheme="minorEastAsia" w:cstheme="minorEastAsia"/>
+                <w:kern w:val="0"/>
+                <w:sz w:val="24"/>
+                <w:szCs w:val="24"/>
+                <w:lang w:val="en-US" w:eastAsia="zh-CN"/>
+              </w:rPr>
+              <w:t>矩阵</w:t>
+            </w:r>
+            <w:r>
+              <w:rPr>
+                <w:rFonts w:hint="default" w:asciiTheme="minorEastAsia" w:hAnsiTheme="minorEastAsia" w:eastAsiaTheme="minorEastAsia" w:cstheme="minorEastAsia"/>
+                <w:kern w:val="0"/>
+                <w:sz w:val="24"/>
+                <w:szCs w:val="24"/>
+                <w:lang w:val="en-US" w:eastAsia="zh-CN"/>
+              </w:rPr>
+              <w:t>数据区</w:t>
+            </w:r>
+          </w:p>
+          <w:p>
+            <w:pPr>
+              <w:spacing w:line="480" w:lineRule="exact"/>
+              <w:ind w:left="120" w:leftChars="57" w:firstLine="360" w:firstLineChars="150"/>
+              <w:rPr>
+                <w:rFonts w:hint="default" w:asciiTheme="minorEastAsia" w:hAnsiTheme="minorEastAsia" w:eastAsiaTheme="minorEastAsia" w:cstheme="minorEastAsia"/>
+                <w:kern w:val="0"/>
+                <w:sz w:val="24"/>
+                <w:szCs w:val="24"/>
+                <w:lang w:val="en-US" w:eastAsia="zh-CN"/>
+              </w:rPr>
+            </w:pPr>
+            <w:r>
+              <w:rPr>
+                <w:rFonts w:hint="default" w:asciiTheme="minorEastAsia" w:hAnsiTheme="minorEastAsia" w:eastAsiaTheme="minorEastAsia" w:cstheme="minorEastAsia"/>
+                <w:kern w:val="0"/>
+                <w:sz w:val="24"/>
+                <w:szCs w:val="24"/>
+                <w:lang w:val="en-US" w:eastAsia="zh-CN"/>
+              </w:rPr>
+              <w:t>所述</w:t>
+            </w:r>
+            <w:r>
+              <w:rPr>
+                <w:rFonts w:hint="eastAsia" w:asciiTheme="minorEastAsia" w:hAnsiTheme="minorEastAsia" w:eastAsiaTheme="minorEastAsia" w:cstheme="minorEastAsia"/>
+                <w:kern w:val="0"/>
+                <w:sz w:val="24"/>
+                <w:szCs w:val="24"/>
+                <w:lang w:val="en-US" w:eastAsia="zh-CN"/>
+              </w:rPr>
+              <w:t>矩阵</w:t>
+            </w:r>
+            <w:r>
+              <w:rPr>
+                <w:rFonts w:hint="default" w:asciiTheme="minorEastAsia" w:hAnsiTheme="minorEastAsia" w:eastAsiaTheme="minorEastAsia" w:cstheme="minorEastAsia"/>
+                <w:kern w:val="0"/>
+                <w:sz w:val="24"/>
+                <w:szCs w:val="24"/>
+                <w:lang w:val="en-US" w:eastAsia="zh-CN"/>
+              </w:rPr>
+              <w:t>数据区用于存放各节点</w:t>
+            </w:r>
+            <w:r>
+              <w:rPr>
+                <w:rFonts w:hint="eastAsia" w:asciiTheme="minorEastAsia" w:hAnsiTheme="minorEastAsia" w:eastAsiaTheme="minorEastAsia" w:cstheme="minorEastAsia"/>
+                <w:kern w:val="0"/>
+                <w:sz w:val="24"/>
+                <w:szCs w:val="24"/>
+                <w:lang w:val="en-US" w:eastAsia="zh-CN"/>
+              </w:rPr>
+              <w:t>前沿矩阵</w:t>
+            </w:r>
+            <w:r>
+              <w:rPr>
+                <w:rFonts w:hint="default" w:asciiTheme="minorEastAsia" w:hAnsiTheme="minorEastAsia" w:eastAsiaTheme="minorEastAsia" w:cstheme="minorEastAsia"/>
+                <w:kern w:val="0"/>
+                <w:sz w:val="24"/>
+                <w:szCs w:val="24"/>
+                <w:lang w:val="en-US" w:eastAsia="zh-CN"/>
+              </w:rPr>
+              <w:t>的初始化数据以及后续在节点执行过程中被加载、更新或回写的前沿矩阵内容。</w:t>
+            </w:r>
+          </w:p>
+          <w:p>
+            <w:pPr>
+              <w:spacing w:line="480" w:lineRule="exact"/>
+              <w:ind w:left="120" w:leftChars="57" w:firstLine="360" w:firstLineChars="150"/>
+              <w:rPr>
+                <w:rFonts w:hint="default" w:asciiTheme="minorEastAsia" w:hAnsiTheme="minorEastAsia" w:eastAsiaTheme="minorEastAsia" w:cstheme="minorEastAsia"/>
+                <w:kern w:val="0"/>
+                <w:sz w:val="24"/>
+                <w:szCs w:val="24"/>
+                <w:lang w:val="en-US" w:eastAsia="zh-CN"/>
+              </w:rPr>
+            </w:pPr>
+            <w:r>
+              <w:rPr>
+                <w:rFonts w:hint="default" w:asciiTheme="minorEastAsia" w:hAnsiTheme="minorEastAsia" w:eastAsiaTheme="minorEastAsia" w:cstheme="minorEastAsia"/>
+                <w:kern w:val="0"/>
+                <w:sz w:val="24"/>
+                <w:szCs w:val="24"/>
+                <w:lang w:val="en-US" w:eastAsia="zh-CN"/>
+              </w:rPr>
+              <w:t>在本发明的一种实施方式中，所述</w:t>
+            </w:r>
+            <w:r>
+              <w:rPr>
+                <w:rFonts w:hint="eastAsia" w:asciiTheme="minorEastAsia" w:hAnsiTheme="minorEastAsia" w:eastAsiaTheme="minorEastAsia" w:cstheme="minorEastAsia"/>
+                <w:kern w:val="0"/>
+                <w:sz w:val="24"/>
+                <w:szCs w:val="24"/>
+                <w:lang w:val="en-US" w:eastAsia="zh-CN"/>
+              </w:rPr>
+              <w:t>矩阵</w:t>
+            </w:r>
+            <w:r>
+              <w:rPr>
+                <w:rFonts w:hint="default" w:asciiTheme="minorEastAsia" w:hAnsiTheme="minorEastAsia" w:eastAsiaTheme="minorEastAsia" w:cstheme="minorEastAsia"/>
+                <w:kern w:val="0"/>
+                <w:sz w:val="24"/>
+                <w:szCs w:val="24"/>
+                <w:lang w:val="en-US" w:eastAsia="zh-CN"/>
+              </w:rPr>
+              <w:t>数据区至少包括：</w:t>
+            </w:r>
+            <w:r>
+              <w:rPr>
+                <w:rFonts w:hint="eastAsia" w:asciiTheme="minorEastAsia" w:hAnsiTheme="minorEastAsia" w:eastAsiaTheme="minorEastAsia" w:cstheme="minorEastAsia"/>
+                <w:kern w:val="0"/>
+                <w:sz w:val="24"/>
+                <w:szCs w:val="24"/>
+                <w:lang w:val="en-US" w:eastAsia="zh-CN"/>
+              </w:rPr>
+              <w:t>1.</w:t>
+            </w:r>
+            <w:r>
+              <w:rPr>
+                <w:rFonts w:hint="default" w:asciiTheme="minorEastAsia" w:hAnsiTheme="minorEastAsia" w:eastAsiaTheme="minorEastAsia" w:cstheme="minorEastAsia"/>
+                <w:kern w:val="0"/>
+                <w:sz w:val="24"/>
+                <w:szCs w:val="24"/>
+                <w:lang w:val="en-US" w:eastAsia="zh-CN"/>
+              </w:rPr>
+              <w:t>尾数数据子区，用于存放前沿矩阵各 tile 或子块对应的整数尾数数据；</w:t>
+            </w:r>
+            <w:r>
+              <w:rPr>
+                <w:rFonts w:hint="eastAsia" w:asciiTheme="minorEastAsia" w:hAnsiTheme="minorEastAsia" w:eastAsiaTheme="minorEastAsia" w:cstheme="minorEastAsia"/>
+                <w:kern w:val="0"/>
+                <w:sz w:val="24"/>
+                <w:szCs w:val="24"/>
+                <w:lang w:val="en-US" w:eastAsia="zh-CN"/>
+              </w:rPr>
+              <w:t>2.</w:t>
+            </w:r>
+            <w:r>
+              <w:rPr>
+                <w:rFonts w:hint="default" w:asciiTheme="minorEastAsia" w:hAnsiTheme="minorEastAsia" w:eastAsiaTheme="minorEastAsia" w:cstheme="minorEastAsia"/>
+                <w:kern w:val="0"/>
+                <w:sz w:val="24"/>
+                <w:szCs w:val="24"/>
+                <w:lang w:val="en-US" w:eastAsia="zh-CN"/>
+              </w:rPr>
+              <w:t>指数数据子区，用于存放前沿矩阵各子块对应的指数信息。在一实施方式中，所述前沿矩阵采用块浮点/定点混合格式组织，即按照 32×32 tile 划分，每个 tile 再划分为 4 个 16×16 子块，每个 16×16 子块共用一个指数，子块内元素尾数采用有符号整数表示。</w:t>
+            </w:r>
+          </w:p>
+          <w:p>
+            <w:pPr>
+              <w:spacing w:line="480" w:lineRule="exact"/>
+              <w:ind w:left="120" w:leftChars="57" w:firstLine="360" w:firstLineChars="150"/>
+              <w:rPr>
+                <w:rFonts w:hint="eastAsia" w:asciiTheme="minorEastAsia" w:hAnsiTheme="minorEastAsia" w:eastAsiaTheme="minorEastAsia" w:cstheme="minorEastAsia"/>
+                <w:kern w:val="0"/>
+                <w:sz w:val="24"/>
+                <w:szCs w:val="24"/>
+                <w:lang w:val="en-US" w:eastAsia="zh-CN"/>
+              </w:rPr>
+            </w:pPr>
+            <w:r>
+              <w:rPr>
+                <w:rFonts w:hint="default" w:asciiTheme="minorEastAsia" w:hAnsiTheme="minorEastAsia" w:eastAsiaTheme="minorEastAsia" w:cstheme="minorEastAsia"/>
+                <w:kern w:val="0"/>
+                <w:sz w:val="24"/>
+                <w:szCs w:val="24"/>
+                <w:lang w:val="en-US" w:eastAsia="zh-CN"/>
+              </w:rPr>
+              <w:t>硬件加速器中的 front_loader 子模块根据 NodeTask 中给出的地址信息，从前沿数据区中读取当前节点对应的</w:t>
+            </w:r>
+            <w:r>
+              <w:rPr>
+                <w:rFonts w:hint="eastAsia" w:asciiTheme="minorEastAsia" w:hAnsiTheme="minorEastAsia" w:eastAsiaTheme="minorEastAsia" w:cstheme="minorEastAsia"/>
+                <w:kern w:val="0"/>
+                <w:sz w:val="24"/>
+                <w:szCs w:val="24"/>
+                <w:lang w:val="en-US" w:eastAsia="zh-CN"/>
+              </w:rPr>
+              <w:t>前沿矩阵</w:t>
+            </w:r>
+            <w:r>
+              <w:rPr>
+                <w:rFonts w:hint="default" w:asciiTheme="minorEastAsia" w:hAnsiTheme="minorEastAsia" w:eastAsiaTheme="minorEastAsia" w:cstheme="minorEastAsia"/>
+                <w:kern w:val="0"/>
+                <w:sz w:val="24"/>
+                <w:szCs w:val="24"/>
+                <w:lang w:val="en-US" w:eastAsia="zh-CN"/>
+              </w:rPr>
+              <w:t>数据，并装载至片上缓冲区；scatter_engine 子模块在父节点</w:t>
+            </w:r>
+            <w:r>
+              <w:rPr>
+                <w:rFonts w:hint="eastAsia" w:asciiTheme="minorEastAsia" w:hAnsiTheme="minorEastAsia" w:eastAsiaTheme="minorEastAsia" w:cstheme="minorEastAsia"/>
+                <w:kern w:val="0"/>
+                <w:sz w:val="24"/>
+                <w:szCs w:val="24"/>
+                <w:lang w:val="en-US" w:eastAsia="zh-CN"/>
+              </w:rPr>
+              <w:t>更新</w:t>
+            </w:r>
+            <w:r>
+              <w:rPr>
+                <w:rFonts w:hint="default" w:asciiTheme="minorEastAsia" w:hAnsiTheme="minorEastAsia" w:eastAsiaTheme="minorEastAsia" w:cstheme="minorEastAsia"/>
+                <w:kern w:val="0"/>
+                <w:sz w:val="24"/>
+                <w:szCs w:val="24"/>
+                <w:lang w:val="en-US" w:eastAsia="zh-CN"/>
+              </w:rPr>
+              <w:t>装配时，也可将更新结果写回所述前沿数据区。通过将尾数与指数分区存放，便于硬件分别完成数值数据读取、指数对齐与结果写回控制</w:t>
+            </w:r>
+            <w:r>
+              <w:rPr>
+                <w:rFonts w:hint="eastAsia" w:asciiTheme="minorEastAsia" w:hAnsiTheme="minorEastAsia" w:eastAsiaTheme="minorEastAsia" w:cstheme="minorEastAsia"/>
+                <w:kern w:val="0"/>
+                <w:sz w:val="24"/>
+                <w:szCs w:val="24"/>
+                <w:lang w:val="en-US" w:eastAsia="zh-CN"/>
+              </w:rPr>
+              <w:t>。</w:t>
+            </w:r>
+          </w:p>
+          <w:p>
+            <w:pPr>
+              <w:spacing w:line="480" w:lineRule="exact"/>
+              <w:ind w:left="120" w:leftChars="57" w:firstLine="360" w:firstLineChars="150"/>
+              <w:rPr>
+                <w:rFonts w:hint="default" w:asciiTheme="minorEastAsia" w:hAnsiTheme="minorEastAsia" w:eastAsiaTheme="minorEastAsia" w:cstheme="minorEastAsia"/>
+                <w:kern w:val="0"/>
+                <w:sz w:val="24"/>
+                <w:szCs w:val="24"/>
+                <w:lang w:val="en-US" w:eastAsia="zh-CN"/>
+              </w:rPr>
+            </w:pPr>
+            <w:r>
+              <w:rPr>
+                <w:rFonts w:hint="default" w:asciiTheme="minorEastAsia" w:hAnsiTheme="minorEastAsia" w:eastAsiaTheme="minorEastAsia" w:cstheme="minorEastAsia"/>
+                <w:kern w:val="0"/>
+                <w:sz w:val="24"/>
+                <w:szCs w:val="24"/>
+                <w:lang w:val="en-US" w:eastAsia="zh-CN"/>
+              </w:rPr>
+              <w:t>（4）因子区</w:t>
+            </w:r>
+          </w:p>
+          <w:p>
+            <w:pPr>
+              <w:spacing w:line="480" w:lineRule="exact"/>
+              <w:ind w:left="120" w:leftChars="57" w:firstLine="360" w:firstLineChars="150"/>
+              <w:rPr>
+                <w:rFonts w:hint="default" w:asciiTheme="minorEastAsia" w:hAnsiTheme="minorEastAsia" w:eastAsiaTheme="minorEastAsia" w:cstheme="minorEastAsia"/>
+                <w:kern w:val="0"/>
+                <w:sz w:val="24"/>
+                <w:szCs w:val="24"/>
+                <w:lang w:val="en-US" w:eastAsia="zh-CN"/>
+              </w:rPr>
+            </w:pPr>
+            <w:r>
+              <w:rPr>
+                <w:rFonts w:hint="default" w:asciiTheme="minorEastAsia" w:hAnsiTheme="minorEastAsia" w:eastAsiaTheme="minorEastAsia" w:cstheme="minorEastAsia"/>
+                <w:kern w:val="0"/>
+                <w:sz w:val="24"/>
+                <w:szCs w:val="24"/>
+                <w:lang w:val="en-US" w:eastAsia="zh-CN"/>
+              </w:rPr>
+              <w:t>所述因子区用于存放节点分解过程中生成的局部 L 因子和 U 因子结果。在节点执行完成后，factor_writer 子模块将当前节点的因子结果写入所述因子区，以供后续求解、回代或验证使用。</w:t>
+            </w:r>
+          </w:p>
+          <w:p>
+            <w:pPr>
+              <w:spacing w:line="480" w:lineRule="exact"/>
+              <w:ind w:left="120" w:leftChars="57" w:firstLine="360" w:firstLineChars="150"/>
+              <w:rPr>
+                <w:rFonts w:hint="default" w:asciiTheme="minorEastAsia" w:hAnsiTheme="minorEastAsia" w:eastAsiaTheme="minorEastAsia" w:cstheme="minorEastAsia"/>
+                <w:kern w:val="0"/>
+                <w:sz w:val="24"/>
+                <w:szCs w:val="24"/>
+                <w:lang w:val="en-US" w:eastAsia="zh-CN"/>
+              </w:rPr>
+            </w:pPr>
+            <w:r>
+              <w:rPr>
+                <w:rFonts w:hint="default" w:asciiTheme="minorEastAsia" w:hAnsiTheme="minorEastAsia" w:eastAsiaTheme="minorEastAsia" w:cstheme="minorEastAsia"/>
+                <w:kern w:val="0"/>
+                <w:sz w:val="24"/>
+                <w:szCs w:val="24"/>
+                <w:lang w:val="en-US" w:eastAsia="zh-CN"/>
+              </w:rPr>
+              <w:t>在本发明的一种实施方式中，因子区的地址由软件前处理部分在 NodeTask 中预先分配，并可按节点粒度、块粒度或其他适合实现的组织方式进行管理。通过设置独立的因子区，可将因子写回路径与前沿数据装配路径分离，减少不同类型写操作之间的资源竞争。</w:t>
+            </w:r>
+          </w:p>
+          <w:p>
+            <w:pPr>
+              <w:spacing w:line="480" w:lineRule="exact"/>
+              <w:ind w:left="120" w:leftChars="57" w:firstLine="360" w:firstLineChars="150"/>
+              <w:rPr>
+                <w:rFonts w:hint="default" w:asciiTheme="minorEastAsia" w:hAnsiTheme="minorEastAsia" w:eastAsiaTheme="minorEastAsia" w:cstheme="minorEastAsia"/>
+                <w:kern w:val="0"/>
+                <w:sz w:val="24"/>
+                <w:szCs w:val="24"/>
+                <w:lang w:val="en-US" w:eastAsia="zh-CN"/>
+              </w:rPr>
+            </w:pPr>
+            <w:r>
+              <w:rPr>
+                <w:rFonts w:hint="default" w:asciiTheme="minorEastAsia" w:hAnsiTheme="minorEastAsia" w:eastAsiaTheme="minorEastAsia" w:cstheme="minorEastAsia"/>
+                <w:kern w:val="0"/>
+                <w:sz w:val="24"/>
+                <w:szCs w:val="24"/>
+                <w:lang w:val="en-US" w:eastAsia="zh-CN"/>
+              </w:rPr>
+              <w:t>（5）更新区</w:t>
+            </w:r>
+          </w:p>
+          <w:p>
+            <w:pPr>
+              <w:spacing w:line="480" w:lineRule="exact"/>
+              <w:ind w:left="120" w:leftChars="57" w:firstLine="360" w:firstLineChars="150"/>
+              <w:rPr>
+                <w:rFonts w:hint="default" w:asciiTheme="minorEastAsia" w:hAnsiTheme="minorEastAsia" w:eastAsiaTheme="minorEastAsia" w:cstheme="minorEastAsia"/>
+                <w:kern w:val="0"/>
+                <w:sz w:val="24"/>
+                <w:szCs w:val="24"/>
+                <w:lang w:val="en-US" w:eastAsia="zh-CN"/>
+              </w:rPr>
+            </w:pPr>
+            <w:r>
+              <w:rPr>
+                <w:rFonts w:hint="default" w:asciiTheme="minorEastAsia" w:hAnsiTheme="minorEastAsia" w:eastAsiaTheme="minorEastAsia" w:cstheme="minorEastAsia"/>
+                <w:kern w:val="0"/>
+                <w:sz w:val="24"/>
+                <w:szCs w:val="24"/>
+                <w:lang w:val="en-US" w:eastAsia="zh-CN"/>
+              </w:rPr>
+              <w:t>所述更新区用于存放节点计算生成的 update 数据。在本发明的一种实施方式中，当前节点完成 pivot block LU、TRSM 及 Schur 更新后，形成针对父节点</w:t>
+            </w:r>
+            <w:r>
+              <w:rPr>
+                <w:rFonts w:hint="eastAsia" w:asciiTheme="minorEastAsia" w:hAnsiTheme="minorEastAsia" w:eastAsiaTheme="minorEastAsia" w:cstheme="minorEastAsia"/>
+                <w:kern w:val="0"/>
+                <w:sz w:val="24"/>
+                <w:szCs w:val="24"/>
+                <w:lang w:val="en-US" w:eastAsia="zh-CN"/>
+              </w:rPr>
+              <w:t>前沿矩阵</w:t>
+            </w:r>
+            <w:r>
+              <w:rPr>
+                <w:rFonts w:hint="default" w:asciiTheme="minorEastAsia" w:hAnsiTheme="minorEastAsia" w:eastAsiaTheme="minorEastAsia" w:cstheme="minorEastAsia"/>
+                <w:kern w:val="0"/>
+                <w:sz w:val="24"/>
+                <w:szCs w:val="24"/>
+                <w:lang w:val="en-US" w:eastAsia="zh-CN"/>
+              </w:rPr>
+              <w:t>的贡献项；该贡献项可由 scatter_engine 直接装配至父节点对应前沿数据区域，也可在一实施方式中先写入更新区，再由后续阶段装载或装配。</w:t>
+            </w:r>
+          </w:p>
+          <w:p>
+            <w:pPr>
+              <w:spacing w:line="480" w:lineRule="exact"/>
+              <w:ind w:left="120" w:leftChars="57" w:firstLine="360" w:firstLineChars="150"/>
+              <w:rPr>
+                <w:rFonts w:hint="default" w:asciiTheme="minorEastAsia" w:hAnsiTheme="minorEastAsia" w:eastAsiaTheme="minorEastAsia" w:cstheme="minorEastAsia"/>
+                <w:kern w:val="0"/>
+                <w:sz w:val="24"/>
+                <w:szCs w:val="24"/>
+                <w:lang w:val="en-US" w:eastAsia="zh-CN"/>
+              </w:rPr>
+            </w:pPr>
+            <w:r>
+              <w:rPr>
+                <w:rFonts w:hint="default" w:asciiTheme="minorEastAsia" w:hAnsiTheme="minorEastAsia" w:eastAsiaTheme="minorEastAsia" w:cstheme="minorEastAsia"/>
+                <w:kern w:val="0"/>
+                <w:sz w:val="24"/>
+                <w:szCs w:val="24"/>
+                <w:lang w:val="en-US" w:eastAsia="zh-CN"/>
+              </w:rPr>
+              <w:t>更新区的设置使得节点 update 数据可以作为独立数据对象进行管理，从而便于支持不同实现方式下的写回策略，例如直接父节点写回、暂存后延迟装配、或多级缓冲转发等。</w:t>
+            </w:r>
+          </w:p>
+          <w:p>
+            <w:pPr>
+              <w:spacing w:line="500" w:lineRule="exact"/>
+              <w:ind w:firstLine="482" w:firstLineChars="200"/>
+              <w:rPr>
+                <w:rFonts w:hint="default" w:ascii="宋体" w:hAnsi="宋体" w:eastAsia="宋体"/>
+                <w:sz w:val="24"/>
+                <w:lang w:val="en-US" w:eastAsia="zh-CN"/>
+              </w:rPr>
+            </w:pPr>
+            <w:r>
+              <w:rPr>
+                <w:rFonts w:hint="eastAsia" w:ascii="宋体" w:hAnsi="宋体"/>
+                <w:b/>
+                <w:bCs/>
+                <w:sz w:val="24"/>
+                <w:lang w:val="en-US" w:eastAsia="zh-CN"/>
+              </w:rPr>
+              <w:t>硬件执行</w:t>
+            </w:r>
+          </w:p>
+          <w:p>
+            <w:pPr>
+              <w:spacing w:line="480" w:lineRule="exact"/>
+              <w:ind w:firstLine="480" w:firstLineChars="200"/>
+              <w:rPr>
+                <w:rFonts w:hint="eastAsia" w:asciiTheme="minorEastAsia" w:hAnsiTheme="minorEastAsia" w:eastAsiaTheme="minorEastAsia" w:cstheme="minorEastAsia"/>
+                <w:b w:val="0"/>
+                <w:bCs w:val="0"/>
+                <w:kern w:val="0"/>
+                <w:sz w:val="24"/>
+                <w:szCs w:val="24"/>
+                <w:lang w:val="en-US" w:eastAsia="zh-CN"/>
+              </w:rPr>
+            </w:pPr>
+            <w:r>
+              <w:rPr>
+                <w:rFonts w:hint="eastAsia" w:asciiTheme="minorEastAsia" w:hAnsiTheme="minorEastAsia" w:eastAsiaTheme="minorEastAsia" w:cstheme="minorEastAsia"/>
+                <w:b w:val="0"/>
+                <w:bCs w:val="0"/>
+                <w:kern w:val="0"/>
+                <w:sz w:val="24"/>
+                <w:szCs w:val="24"/>
+                <w:lang w:val="en-US" w:eastAsia="zh-CN"/>
+              </w:rPr>
+              <w:t>在本发明的一种实施方式中，硬件加速器按照“节点任务获取—依赖判定—节点加载—节点内部计算—结果写回—父节点依赖释放”的流程执行多前沿稀疏 LU 分解。一方面，每个节点内部按照前沿矩阵的处理顺序完成主元块分解、三角求解、矩阵更新和写回；另一方面，节点是否能够进入加载与执行阶段，又受到 dep_scoreboard 所维护的父子依赖状态的约束。因此，本发明的工作流程可分为节点执行数据流和依赖感知的预取与执行门控流程两个相互配合的部分。</w:t>
+            </w:r>
+          </w:p>
+          <w:p>
+            <w:pPr>
+              <w:spacing w:line="480" w:lineRule="exact"/>
+              <w:ind w:firstLine="720" w:firstLineChars="300"/>
+              <w:rPr>
+                <w:rFonts w:ascii="宋体" w:hAnsi="宋体" w:eastAsia="宋体" w:cs="宋体"/>
+                <w:sz w:val="24"/>
+                <w:szCs w:val="24"/>
+              </w:rPr>
+            </w:pPr>
+            <w:r>
+              <w:rPr>
+                <w:rFonts w:hint="eastAsia" w:asciiTheme="minorEastAsia" w:hAnsiTheme="minorEastAsia" w:eastAsiaTheme="minorEastAsia" w:cstheme="minorEastAsia"/>
+                <w:b w:val="0"/>
+                <w:bCs w:val="0"/>
+                <w:kern w:val="0"/>
+                <w:sz w:val="24"/>
+                <w:szCs w:val="24"/>
+                <w:lang w:val="en-US" w:eastAsia="zh-CN"/>
+              </w:rPr>
+              <w:t>在单个节点层面，硬件加速器的执行流程包括节点任务读取、依赖检查、前沿数据加载、主元矩阵分解、三角求解、矩阵更新、结果写回及父节点依赖状态更新等步骤。首先</w:t>
+            </w:r>
+            <w:r>
+              <w:rPr>
+                <w:rFonts w:ascii="宋体" w:hAnsi="宋体" w:eastAsia="宋体" w:cs="宋体"/>
+                <w:sz w:val="24"/>
+                <w:szCs w:val="24"/>
+              </w:rPr>
+              <w:t>task_fetch 子模块从外部存储部分的任务区读取当前节点对应的 NodeTask，获得当前节点的节点标识、父节点标识、子节点数量、主元块维度、前沿矩阵地址、映射表地址以及写回地址等信息。所述 NodeTask 作为当前节点的执行上下文，被送入 dep_scoreboard、buffer_mgr及后续控制路径，用于支撑该节点的生命周期管理。</w:t>
+            </w:r>
+          </w:p>
+          <w:p>
+            <w:pPr>
+              <w:spacing w:line="480" w:lineRule="exact"/>
+              <w:ind w:firstLine="720" w:firstLineChars="300"/>
+              <w:rPr>
+                <w:rFonts w:ascii="宋体" w:hAnsi="宋体" w:eastAsia="宋体" w:cs="宋体"/>
+                <w:sz w:val="24"/>
+                <w:szCs w:val="24"/>
+              </w:rPr>
+            </w:pPr>
+            <w:r>
+              <w:rPr>
+                <w:rFonts w:ascii="宋体" w:hAnsi="宋体" w:eastAsia="宋体" w:cs="宋体"/>
+                <w:sz w:val="24"/>
+                <w:szCs w:val="24"/>
+              </w:rPr>
+              <w:t>dep_scoreboard 根据当前节点对应的 pending_children 值判断该节点是否具备执行条件。当 pending_children 不为零时，表示该节点仍存在尚未完成写回的子节点贡献，当前节点不能进入加载阶段；当 pending_children 等于零时，表示该节点所依赖的全部子节点 update 已完成写回，当前节点可进入后续加载与执行阶段。当 dep_scoreboard 判定节点满足依赖条件，且 buffer_mgr 检测到存在可用缓冲区时，front_loader 根据当前 NodeTask 中给出的前沿矩阵地址信息，从外部存储部分读取该节点对应的 frontal matrix 数据，并将其装载至目标缓冲区。在一实施方式中，装载数据至少包括前沿矩阵尾数数据、指数数据以及必要的局部元数据。</w:t>
+            </w:r>
+          </w:p>
+          <w:p>
+            <w:pPr>
+              <w:spacing w:line="480" w:lineRule="exact"/>
+              <w:ind w:firstLine="720" w:firstLineChars="300"/>
+              <w:rPr>
+                <w:rFonts w:hint="eastAsia" w:ascii="宋体" w:hAnsi="宋体" w:cs="宋体"/>
+                <w:sz w:val="24"/>
+                <w:szCs w:val="24"/>
+                <w:lang w:eastAsia="zh-CN"/>
+              </w:rPr>
+            </w:pPr>
+            <w:r>
+              <w:rPr>
+                <w:rFonts w:ascii="宋体" w:hAnsi="宋体" w:eastAsia="宋体" w:cs="宋体"/>
+                <w:sz w:val="24"/>
+                <w:szCs w:val="24"/>
+              </w:rPr>
+              <w:t>当前节点数据装载完成后，micro_scheduler 启动该节点的数值计算过程。首先，由 HP</w:t>
+            </w:r>
+            <w:r>
+              <w:rPr>
+                <w:rFonts w:hint="eastAsia" w:ascii="宋体" w:hAnsi="宋体" w:cs="宋体"/>
+                <w:sz w:val="24"/>
+                <w:szCs w:val="24"/>
+                <w:lang w:val="en-US" w:eastAsia="zh-CN"/>
+              </w:rPr>
+              <w:t>U</w:t>
+            </w:r>
+            <w:r>
+              <w:rPr>
+                <w:rFonts w:ascii="宋体" w:hAnsi="宋体" w:eastAsia="宋体" w:cs="宋体"/>
+                <w:sz w:val="24"/>
+                <w:szCs w:val="24"/>
+              </w:rPr>
+              <w:t>和</w:t>
+            </w:r>
+            <w:r>
+              <w:rPr>
+                <w:rFonts w:hint="eastAsia" w:ascii="宋体" w:hAnsi="宋体" w:cs="宋体"/>
+                <w:sz w:val="24"/>
+                <w:szCs w:val="24"/>
+                <w:lang w:val="en-US" w:eastAsia="zh-CN"/>
+              </w:rPr>
+              <w:t>Computer Core</w:t>
+            </w:r>
+            <w:r>
+              <w:rPr>
+                <w:rFonts w:ascii="宋体" w:hAnsi="宋体" w:eastAsia="宋体" w:cs="宋体"/>
+                <w:sz w:val="24"/>
+                <w:szCs w:val="24"/>
+              </w:rPr>
+              <w:t>配合对当前节点的主元块进行处理，包括主元选择、必要的局部行交换控制以及主元块 LU 分解。该步骤用于获得后续三角求解和 Schur 更新所需的主元块分解结果。在主元块分解完成后，</w:t>
+            </w:r>
+            <w:r>
+              <w:rPr>
+                <w:rFonts w:hint="eastAsia" w:ascii="宋体" w:hAnsi="宋体" w:cs="宋体"/>
+                <w:sz w:val="24"/>
+                <w:szCs w:val="24"/>
+                <w:lang w:val="en-US" w:eastAsia="zh-CN"/>
+              </w:rPr>
+              <w:t>Computer Core继续</w:t>
+            </w:r>
+            <w:r>
+              <w:rPr>
+                <w:rFonts w:ascii="宋体" w:hAnsi="宋体" w:eastAsia="宋体" w:cs="宋体"/>
+                <w:sz w:val="24"/>
+                <w:szCs w:val="24"/>
+              </w:rPr>
+              <w:t>对当前节点中的相关子块执行三角求解操作，以计算后续更新过程所需的乘子或中间结果。在一实施方式中，所述三角求解可对应于多前沿节点中的 TRSM 过程，并与当前节点的块结构和低精度数据格式相适配</w:t>
+            </w:r>
+            <w:r>
+              <w:rPr>
+                <w:rFonts w:hint="eastAsia" w:ascii="宋体" w:hAnsi="宋体" w:cs="宋体"/>
+                <w:sz w:val="24"/>
+                <w:szCs w:val="24"/>
+                <w:lang w:eastAsia="zh-CN"/>
+              </w:rPr>
+              <w:t>。完成三角求解后，</w:t>
+            </w:r>
+            <w:r>
+              <w:rPr>
+                <w:rFonts w:hint="eastAsia" w:ascii="宋体" w:hAnsi="宋体" w:cs="宋体"/>
+                <w:sz w:val="24"/>
+                <w:szCs w:val="24"/>
+                <w:lang w:val="en-US" w:eastAsia="zh-CN"/>
+              </w:rPr>
+              <w:t>矩阵计算单元</w:t>
+            </w:r>
+            <w:r>
+              <w:rPr>
+                <w:rFonts w:hint="eastAsia" w:ascii="宋体" w:hAnsi="宋体" w:cs="宋体"/>
+                <w:sz w:val="24"/>
+                <w:szCs w:val="24"/>
+                <w:lang w:eastAsia="zh-CN"/>
+              </w:rPr>
+              <w:t>根据当前节点中剩余更新区域的块数据执行矩阵更新操作。</w:t>
+            </w:r>
+            <w:r>
+              <w:rPr>
+                <w:rFonts w:hint="eastAsia" w:ascii="宋体" w:hAnsi="宋体" w:cs="宋体"/>
+                <w:sz w:val="24"/>
+                <w:szCs w:val="24"/>
+                <w:lang w:val="en-US" w:eastAsia="zh-CN"/>
+              </w:rPr>
+              <w:t>三角求解的结果也是全局分解结果的一部分。</w:t>
+            </w:r>
+            <w:r>
+              <w:rPr>
+                <w:rFonts w:hint="eastAsia" w:ascii="宋体" w:hAnsi="宋体" w:cs="宋体"/>
+                <w:sz w:val="24"/>
+                <w:szCs w:val="24"/>
+                <w:lang w:eastAsia="zh-CN"/>
+              </w:rPr>
+              <w:t>所述矩阵更新对应于多前沿分解中的 Schur 更新过程，其输入包括经三角求解得到的中间结果及相应待更新子块，输出为当前节点对父节点的贡献 update。</w:t>
+            </w:r>
+          </w:p>
+          <w:p>
+            <w:pPr>
+              <w:spacing w:line="480" w:lineRule="exact"/>
+              <w:ind w:firstLine="720" w:firstLineChars="300"/>
+              <w:rPr>
+                <w:rFonts w:hint="eastAsia" w:ascii="宋体" w:hAnsi="宋体" w:cs="宋体"/>
+                <w:sz w:val="24"/>
+                <w:szCs w:val="24"/>
+                <w:lang w:eastAsia="zh-CN"/>
+              </w:rPr>
+            </w:pPr>
+            <w:r>
+              <w:rPr>
+                <w:rFonts w:hint="eastAsia" w:ascii="宋体" w:hAnsi="宋体" w:cs="宋体"/>
+                <w:sz w:val="24"/>
+                <w:szCs w:val="24"/>
+                <w:lang w:eastAsia="zh-CN"/>
+              </w:rPr>
+              <w:t>当前节点的局部 L/U 因子由 factor_writer 写回外部存储部分的因子区；当前节点生成的 update 数据则由 scatter_engine 根据映射表执行地址映射、对齐和写回，写入父节点 frontal matrix 的相应位置，或写入更新区以供后续父节点装配使用。当当前节点 update 完成写回后，scatter_engine 向 dep_scoreboard 发送完成返回信号。dep_scoreboard 根据该完成信号中携带的父节点标识，对对应父节点的 pending_children 计数进行递减。若更新后父节点的 pending_children 仍大于零，则父节点继续处于等待状态；若更新后减为零，则父节点被标记为可预取或可执行状态，从而进入后续调度链路。</w:t>
+            </w:r>
+          </w:p>
+          <w:p>
+            <w:pPr>
+              <w:spacing w:line="480" w:lineRule="exact"/>
+              <w:ind w:firstLine="720" w:firstLineChars="300"/>
+              <w:rPr>
+                <w:rFonts w:ascii="宋体" w:hAnsi="宋体" w:eastAsia="宋体" w:cs="宋体"/>
+                <w:sz w:val="24"/>
+                <w:szCs w:val="24"/>
+              </w:rPr>
+            </w:pPr>
+            <w:r>
+              <w:rPr>
+                <w:rFonts w:ascii="宋体" w:hAnsi="宋体" w:eastAsia="宋体" w:cs="宋体"/>
+                <w:sz w:val="24"/>
+                <w:szCs w:val="24"/>
+              </w:rPr>
+              <w:t>本发明在节点执行数据流之外，还引入了以 dep_scoreboard 为核心的依赖感知预取与执行门控机制。该机制用于保证：节点虽然可以提前进入任务队列，但只有当其全部子节点贡献均已完成写回时，才允许被真正取出、装载到片上缓冲区并进入执行阶段。也就是说，本发明将“任务进入队列”和“节点允许执行”两个过程在硬件上显式分离，并利用 dep_scoreboard 对二者进行连接。</w:t>
+            </w:r>
+          </w:p>
+          <w:p>
+            <w:pPr>
+              <w:spacing w:line="480" w:lineRule="exact"/>
+              <w:ind w:firstLine="720" w:firstLineChars="300"/>
+              <w:rPr>
+                <w:rFonts w:hint="eastAsia" w:ascii="宋体" w:hAnsi="宋体" w:cs="宋体"/>
+                <w:sz w:val="24"/>
+                <w:szCs w:val="24"/>
+                <w:lang w:val="en-US" w:eastAsia="zh-CN"/>
+              </w:rPr>
+            </w:pPr>
+            <w:r>
+              <w:rPr>
+                <w:rFonts w:hint="default" w:ascii="宋体" w:hAnsi="宋体" w:eastAsia="宋体" w:cs="宋体"/>
+                <w:sz w:val="24"/>
+                <w:szCs w:val="24"/>
+                <w:lang w:val="en-US" w:eastAsia="zh-CN"/>
+              </w:rPr>
+              <w:t>当某一子节点任务执行完成后，其 update 写回结果会触发相应的完成返回信息。</w:t>
+            </w:r>
+            <w:r>
+              <w:rPr>
+                <w:rFonts w:hint="default" w:ascii="宋体" w:hAnsi="宋体" w:eastAsia="宋体" w:cs="宋体"/>
+                <w:sz w:val="24"/>
+                <w:szCs w:val="24"/>
+                <w:lang w:val="en-US" w:eastAsia="zh-CN"/>
+              </w:rPr>
+              <w:br w:type="textWrapping"/>
+            </w:r>
+            <w:r>
+              <w:rPr>
+                <w:rFonts w:hint="default" w:ascii="宋体" w:hAnsi="宋体" w:eastAsia="宋体" w:cs="宋体"/>
+                <w:sz w:val="24"/>
+                <w:szCs w:val="24"/>
+                <w:lang w:val="en-US" w:eastAsia="zh-CN"/>
+              </w:rPr>
+              <w:t>该返回信息被送入 dep_scoreboard，用于更新对应父节点的依赖状态，即更新父节点的 pending_children 计数。软件前处理部分生成的 NodeTask 被依次写入任务区，硬件侧的 task_fetch 可将节点任务取入候选队列。然而，在本发明中，节点任务进入队列并不意味着该节点能够立即进入片上缓冲区或立即启动执行</w:t>
+            </w:r>
+            <w:r>
+              <w:rPr>
+                <w:rFonts w:hint="eastAsia" w:ascii="宋体" w:hAnsi="宋体" w:cs="宋体"/>
+                <w:sz w:val="24"/>
+                <w:szCs w:val="24"/>
+                <w:lang w:val="en-US" w:eastAsia="zh-CN"/>
+              </w:rPr>
+              <w:t>。dep_scoreboard 根据节点状态表和待完成子节点计数表，检查目标节点的全部子节点是否已经完成。</w:t>
+            </w:r>
+          </w:p>
+          <w:p>
+            <w:pPr>
+              <w:spacing w:line="480" w:lineRule="exact"/>
+              <w:ind w:firstLine="720" w:firstLineChars="300"/>
+              <w:rPr>
+                <w:rFonts w:hint="eastAsia" w:ascii="宋体" w:hAnsi="宋体" w:cs="宋体"/>
+                <w:sz w:val="24"/>
+                <w:szCs w:val="24"/>
+                <w:lang w:eastAsia="zh-CN"/>
+              </w:rPr>
+            </w:pPr>
+            <w:r>
+              <w:rPr>
+                <w:rFonts w:hint="eastAsia" w:ascii="宋体" w:hAnsi="宋体" w:cs="宋体"/>
+                <w:sz w:val="24"/>
+                <w:szCs w:val="24"/>
+                <w:lang w:val="en-US" w:eastAsia="zh-CN"/>
+              </w:rPr>
+              <w:t>具体而言，dep_scoreboard 通过检查 pending_children 是否为零，判断当前节点是否具备进入预取和执行阶段的条件。</w:t>
+            </w:r>
+            <w:r>
+              <w:rPr>
+                <w:rFonts w:ascii="宋体" w:hAnsi="宋体" w:eastAsia="宋体" w:cs="宋体"/>
+                <w:sz w:val="24"/>
+                <w:szCs w:val="24"/>
+              </w:rPr>
+              <w:t>当 dep_scoreboard 检测到目标节点仍存在未完成的子节点时，该节点保持在等待子节点任务完成状态。在此状态下，该节点虽然已经位于任务队列中，但不会被 buffer_mgr 分配缓冲区，也不会被 front_loader 触发装载。同时，后续完成的子节点将继续通过更新父节点依赖计数的方式，不断推动其状态演化</w:t>
+            </w:r>
+            <w:r>
+              <w:rPr>
+                <w:rFonts w:hint="eastAsia" w:ascii="宋体" w:hAnsi="宋体" w:cs="宋体"/>
+                <w:sz w:val="24"/>
+                <w:szCs w:val="24"/>
+                <w:lang w:eastAsia="zh-CN"/>
+              </w:rPr>
+              <w:t>。当 dep_scoreboard 检测到目标节点的 pending_children 已减为零时，表示该节点已具备形成正确 frontal 输入数据的条件。此时，dep_scoreboard 输出允许取任务或允许预取的门控信号，使该节点能够从候选队列中被真正取出，进入后续缓冲区分配与数据加载流程。在 dep_scoreboard 输出许可后，buffer_mgr 检测目标缓冲区是否可用；若存在空闲缓冲区，则 front_loader 将该节点的 frontal 数据加载到对应缓冲区。图</w:t>
+            </w:r>
+            <w:r>
+              <w:rPr>
+                <w:rFonts w:hint="eastAsia" w:ascii="宋体" w:hAnsi="宋体" w:cs="宋体"/>
+                <w:sz w:val="24"/>
+                <w:szCs w:val="24"/>
+                <w:lang w:val="en-US" w:eastAsia="zh-CN"/>
+              </w:rPr>
+              <w:t>6</w:t>
+            </w:r>
+            <w:r>
+              <w:rPr>
+                <w:rFonts w:hint="eastAsia" w:ascii="宋体" w:hAnsi="宋体" w:cs="宋体"/>
+                <w:sz w:val="24"/>
+                <w:szCs w:val="24"/>
+                <w:lang w:eastAsia="zh-CN"/>
+              </w:rPr>
+              <w:t>中所示的 “Buffer Ready” 条件表明：节点装载不仅受依赖状态限制，还受缓冲区资源状态限制。当节点数据加载完成，且缓冲区状态满足执行条件后，micro_scheduler 启动该节点的数值计算过程。</w:t>
+            </w:r>
+            <w:r>
+              <w:rPr>
+                <w:rFonts w:hint="eastAsia" w:ascii="宋体" w:hAnsi="宋体" w:cs="宋体"/>
+                <w:sz w:val="24"/>
+                <w:szCs w:val="24"/>
+                <w:lang w:eastAsia="zh-CN"/>
+              </w:rPr>
+              <w:br w:type="textWrapping"/>
+            </w:r>
+            <w:r>
+              <w:rPr>
+                <w:rFonts w:hint="eastAsia" w:ascii="宋体" w:hAnsi="宋体" w:cs="宋体"/>
+                <w:sz w:val="24"/>
+                <w:szCs w:val="24"/>
+                <w:lang w:eastAsia="zh-CN"/>
+              </w:rPr>
+              <w:t>该执行过程对应图</w:t>
+            </w:r>
+            <w:r>
+              <w:rPr>
+                <w:rFonts w:hint="eastAsia" w:ascii="宋体" w:hAnsi="宋体" w:cs="宋体"/>
+                <w:sz w:val="24"/>
+                <w:szCs w:val="24"/>
+                <w:lang w:val="en-US" w:eastAsia="zh-CN"/>
+              </w:rPr>
+              <w:t>5</w:t>
+            </w:r>
+            <w:r>
+              <w:rPr>
+                <w:rFonts w:hint="eastAsia" w:ascii="宋体" w:hAnsi="宋体" w:cs="宋体"/>
+                <w:sz w:val="24"/>
+                <w:szCs w:val="24"/>
+                <w:lang w:eastAsia="zh-CN"/>
+              </w:rPr>
+              <w:t>中所描述的主元分解、三角求解、GEMM 更新及写回过程。</w:t>
+            </w:r>
+          </w:p>
+          <w:p>
+            <w:pPr>
+              <w:spacing w:line="480" w:lineRule="exact"/>
+              <w:ind w:firstLine="720" w:firstLineChars="300"/>
+              <w:rPr>
+                <w:rFonts w:hint="eastAsia" w:ascii="宋体" w:hAnsi="宋体" w:cs="宋体"/>
+                <w:sz w:val="24"/>
+                <w:szCs w:val="24"/>
+                <w:lang w:val="en-US" w:eastAsia="zh-CN"/>
+              </w:rPr>
+            </w:pPr>
+            <w:r>
+              <w:rPr>
+                <w:rFonts w:hint="eastAsia" w:ascii="宋体" w:hAnsi="宋体" w:cs="宋体"/>
+                <w:sz w:val="24"/>
+                <w:szCs w:val="24"/>
+                <w:lang w:val="en-US" w:eastAsia="zh-CN"/>
+              </w:rPr>
+              <w:t>当前节点执行完成后，一方面其自身状态被标记为任务完成；另一方面，该节点作为上层父节点的子节点，会继续触发对更高层节点 pending_children 的更新。由此，节点完成信息沿消去树自底向上传递，逐层释放新的可执行节点。</w:t>
+            </w:r>
+          </w:p>
+          <w:p>
+            <w:pPr>
+              <w:rPr>
+                <w:rFonts w:hint="default" w:ascii="ˎ̥" w:hAnsi="ˎ̥" w:eastAsia="宋体" w:cs="宋体"/>
                 <w:kern w:val="0"/>
                 <w:sz w:val="28"/>
                 <w:szCs w:val="28"/>
+                <w:lang w:val="en-US" w:eastAsia="zh-CN"/>
               </w:rPr>
             </w:pPr>
           </w:p>
@@ -2907,7 +8288,7 @@
     </w:p>
     <w:tbl>
       <w:tblPr>
-        <w:tblStyle w:val="12"/>
+        <w:tblStyle w:val="14"/>
         <w:tblW w:w="0" w:type="auto"/>
         <w:tblInd w:w="0" w:type="dxa"/>
         <w:tblBorders>
@@ -2927,7 +8308,7 @@
         </w:tblCellMar>
       </w:tblPr>
       <w:tblGrid>
-        <w:gridCol w:w="9828"/>
+        <w:gridCol w:w="9853"/>
       </w:tblGrid>
       <w:tr>
         <w:tblPrEx>
@@ -2986,7 +8367,22 @@
                 <w:rFonts w:hint="eastAsia" w:ascii="宋体" w:hAnsi="宋体"/>
                 <w:sz w:val="24"/>
               </w:rPr>
-              <w:t>2、附图要能够充分体现本发明电路结构的设计要电和创新点；</w:t>
+              <w:t>2、附图要能够充分体现本发明电路结构的设计要</w:t>
+            </w:r>
+            <w:r>
+              <w:rPr>
+                <w:rFonts w:hint="eastAsia" w:ascii="宋体" w:hAnsi="宋体"/>
+                <w:sz w:val="24"/>
+                <w:lang w:val="en-US" w:eastAsia="zh-CN"/>
+              </w:rPr>
+              <w:t>点</w:t>
+            </w:r>
+            <w:r>
+              <w:rPr>
+                <w:rFonts w:hint="eastAsia" w:ascii="宋体" w:hAnsi="宋体"/>
+                <w:sz w:val="24"/>
+              </w:rPr>
+              <w:t>和创新点；</w:t>
             </w:r>
           </w:p>
           <w:p>
@@ -3034,11 +8430,78 @@
           </w:p>
           <w:p>
             <w:pPr>
+              <w:spacing w:line="240" w:lineRule="auto"/>
+              <w:ind w:firstLine="360" w:firstLineChars="150"/>
+              <w:jc w:val="center"/>
+              <w:rPr>
+                <w:rFonts w:hint="eastAsia" w:ascii="宋体" w:hAnsi="宋体" w:eastAsia="宋体"/>
+                <w:iCs/>
+                <w:sz w:val="24"/>
+                <w:lang w:eastAsia="zh-CN"/>
+              </w:rPr>
+            </w:pPr>
+            <w:r>
+              <w:rPr>
+                <w:rFonts w:hint="eastAsia" w:ascii="宋体" w:hAnsi="宋体" w:eastAsia="宋体"/>
+                <w:iCs/>
+                <w:sz w:val="24"/>
+                <w:lang w:eastAsia="zh-CN"/>
+              </w:rPr>
+              <w:drawing>
+                <wp:inline distT="0" distB="0" distL="114300" distR="114300">
+                  <wp:extent cx="5925185" cy="3383915"/>
+                  <wp:effectExtent l="0" t="0" r="3175" b="14605"/>
+                  <wp:docPr id="10" name="图片 10" descr="Snipaste_2026-03-23_14-54-28"/>
+                  <wp:cNvGraphicFramePr>
+                    <a:graphicFrameLocks xmlns:a="http://schemas.openxmlformats.org/drawingml/2006/main" noChangeAspect="1"/>
+                  </wp:cNvGraphicFramePr>
+                  <a:graphic xmlns:a="http://schemas.openxmlformats.org/drawingml/2006/main">
+                    <a:graphicData uri="http://schemas.openxmlformats.org/drawingml/2006/picture">
+                      <pic:pic xmlns:pic="http://schemas.openxmlformats.org/drawingml/2006/picture">
+                        <pic:nvPicPr>
+                          <pic:cNvPr id="10" name="图片 10" descr="Snipaste_2026-03-23_14-54-28"/>
+                          <pic:cNvPicPr>
+                            <a:picLocks noChangeAspect="1"/>
+                          </pic:cNvPicPr>
+                        </pic:nvPicPr>
+                        <pic:blipFill>
+                          <a:blip r:embed="rId20"/>
+                          <a:stretch>
+                            <a:fillRect/>
+                          </a:stretch>
+                        </pic:blipFill>
+                        <pic:spPr>
+                          <a:xfrm>
+                            <a:off x="0" y="0"/>
+                            <a:ext cx="5925185" cy="3383915"/>
+                          </a:xfrm>
+                          <a:prstGeom prst="rect">
+                            <a:avLst/>
+                          </a:prstGeom>
+                        </pic:spPr>
+                      </pic:pic>
+                    </a:graphicData>
+                  </a:graphic>
+                </wp:inline>
+              </w:drawing>
+            </w:r>
+          </w:p>
+          <w:p>
+            <w:pPr>
               <w:ind w:left="420"/>
+              <w:jc w:val="center"/>
+              <w:rPr>
+                <w:rFonts w:hint="default" w:ascii="宋体" w:hAnsi="宋体" w:eastAsia="宋体"/>
+                <w:lang w:val="en-US" w:eastAsia="zh-CN"/>
+              </w:rPr>
+            </w:pPr>
+            <w:r>
               <w:rPr>
                 <w:rFonts w:hint="eastAsia" w:ascii="宋体" w:hAnsi="宋体"/>
-              </w:rPr>
-            </w:pPr>
+                <w:lang w:val="en-US" w:eastAsia="zh-CN"/>
+              </w:rPr>
+              <w:t>图16 本发明硬件加速器整体结构框图</w:t>
+            </w:r>
           </w:p>
         </w:tc>
       </w:tr>
@@ -3090,7 +8553,7 @@
       <w:pPr>
         <w:numPr>
           <w:ilvl w:val="0"/>
-          <w:numId w:val="2"/>
+          <w:numId w:val="3"/>
         </w:numPr>
         <w:rPr>
           <w:rFonts w:hint="eastAsia" w:ascii="宋体" w:hAnsi="宋体"/>
@@ -3111,7 +8574,7 @@
       <w:pPr>
         <w:numPr>
           <w:ilvl w:val="0"/>
-          <w:numId w:val="2"/>
+          <w:numId w:val="3"/>
         </w:numPr>
         <w:rPr>
           <w:rFonts w:hint="eastAsia" w:ascii="宋体" w:hAnsi="宋体"/>
@@ -3132,7 +8595,7 @@
       <w:pPr>
         <w:numPr>
           <w:ilvl w:val="0"/>
-          <w:numId w:val="2"/>
+          <w:numId w:val="3"/>
         </w:numPr>
         <w:rPr>
           <w:rFonts w:hint="eastAsia" w:ascii="宋体" w:hAnsi="宋体"/>
@@ -3200,7 +8663,7 @@
 <w:hdr xmlns:wpc="http://schemas.microsoft.com/office/word/2010/wordprocessingCanvas" xmlns:mc="http://schemas.openxmlformats.org/markup-compatibility/2006" xmlns:o="urn:schemas-microsoft-com:office:office" xmlns:r="http://schemas.openxmlformats.org/officeDocument/2006/relationships" xmlns:m="http://schemas.openxmlformats.org/officeDocument/2006/math" xmlns:v="urn:schemas-microsoft-com:vml" xmlns:wp14="http://schemas.microsoft.com/office/word/2010/wordprocessingDrawing" xmlns:wp="http://schemas.openxmlformats.org/drawingml/2006/wordprocessingDrawing" xmlns:w10="urn:schemas-microsoft-com:office:word" xmlns:w="http://schemas.openxmlformats.org/wordprocessingml/2006/main" xmlns:w14="http://schemas.microsoft.com/office/word/2010/wordml" xmlns:w15="http://schemas.microsoft.com/office/word/2012/wordml" xmlns:wpg="http://schemas.microsoft.com/office/word/2010/wordprocessingGroup" xmlns:wpi="http://schemas.microsoft.com/office/word/2010/wordprocessingInk" xmlns:wne="http://schemas.microsoft.com/office/word/2006/wordml" xmlns:wps="http://schemas.microsoft.com/office/word/2010/wordprocessingShape" xmlns:wpsCustomData="http://www.wps.cn/officeDocument/2013/wpsCustomData" mc:Ignorable="w14 w15 wp14">
   <w:p>
     <w:pPr>
-      <w:pStyle w:val="9"/>
+      <w:pStyle w:val="11"/>
       <w:pBdr>
         <w:bottom w:val="none" w:color="auto" w:sz="0" w:space="0"/>
       </w:pBdr>
@@ -3224,6 +8687,22 @@
     </w:lvl>
   </w:abstractNum>
   <w:abstractNum w:abstractNumId="1">
+    <w:nsid w:val="42D0EC4D"/>
+    <w:multiLevelType w:val="singleLevel"/>
+    <w:tmpl w:val="42D0EC4D"/>
+    <w:lvl w:ilvl="0" w:tentative="0">
+      <w:start w:val="1"/>
+      <w:numFmt w:val="decimal"/>
+      <w:lvlText w:val="%1."/>
+      <w:lvlJc w:val="left"/>
+      <w:pPr>
+        <w:tabs>
+          <w:tab w:val="left" w:pos="312"/>
+        </w:tabs>
+      </w:pPr>
+    </w:lvl>
+  </w:abstractNum>
+  <w:abstractNum w:abstractNumId="2">
     <w:nsid w:val="681129F0"/>
     <w:multiLevelType w:val="multilevel"/>
     <w:tmpl w:val="681129F0"/>
@@ -3343,10 +8822,13 @@
     </w:lvl>
   </w:abstractNum>
   <w:num w:numId="1">
+    <w:abstractNumId w:val="1"/>
+  </w:num>
+  <w:num w:numId="2">
     <w:abstractNumId w:val="0"/>
   </w:num>
-  <w:num w:numId="2">
-    <w:abstractNumId w:val="1"/>
+  <w:num w:numId="3">
+    <w:abstractNumId w:val="2"/>
   </w:num>
 </w:numbering>
 </file>
@@ -3427,7 +8909,7 @@
     <w:lsdException w:qFormat="1" w:unhideWhenUsed="0" w:uiPriority="0" w:semiHidden="0" w:name="Title"/>
     <w:lsdException w:unhideWhenUsed="0" w:uiPriority="0" w:semiHidden="0" w:name="Closing"/>
     <w:lsdException w:unhideWhenUsed="0" w:uiPriority="0" w:semiHidden="0" w:name="Signature"/>
-    <w:lsdException w:unhideWhenUsed="0" w:uiPriority="0" w:name="Default Paragraph Font"/>
+    <w:lsdException w:qFormat="1" w:unhideWhenUsed="0" w:uiPriority="0" w:name="Default Paragraph Font"/>
     <w:lsdException w:qFormat="1" w:unhideWhenUsed="0" w:uiPriority="0" w:semiHidden="0" w:name="Body Text"/>
     <w:lsdException w:qFormat="1" w:unhideWhenUsed="0" w:uiPriority="0" w:semiHidden="0" w:name="Body Text Indent"/>
     <w:lsdException w:unhideWhenUsed="0" w:uiPriority="0" w:semiHidden="0" w:name="List Continue"/>
@@ -3458,7 +8940,7 @@
     <w:lsdException w:unhideWhenUsed="0" w:uiPriority="0" w:semiHidden="0" w:name="HTML Acronym"/>
     <w:lsdException w:unhideWhenUsed="0" w:uiPriority="0" w:semiHidden="0" w:name="HTML Address"/>
     <w:lsdException w:unhideWhenUsed="0" w:uiPriority="0" w:semiHidden="0" w:name="HTML Cite"/>
-    <w:lsdException w:unhideWhenUsed="0" w:uiPriority="0" w:semiHidden="0" w:name="HTML Code"/>
+    <w:lsdException w:qFormat="1" w:unhideWhenUsed="0" w:uiPriority="0" w:semiHidden="0" w:name="HTML Code"/>
     <w:lsdException w:unhideWhenUsed="0" w:uiPriority="0" w:semiHidden="0" w:name="HTML Definition"/>
     <w:lsdException w:unhideWhenUsed="0" w:uiPriority="0" w:semiHidden="0" w:name="HTML Keyboard"/>
     <w:lsdException w:unhideWhenUsed="0" w:uiPriority="0" w:semiHidden="0" w:name="HTML Preformatted"/>
@@ -3628,9 +9110,31 @@
     </w:rPr>
   </w:style>
   <w:style w:type="paragraph" w:styleId="2">
+    <w:name w:val="heading 2"/>
+    <w:basedOn w:val="1"/>
+    <w:next w:val="1"/>
+    <w:semiHidden/>
+    <w:unhideWhenUsed/>
+    <w:qFormat/>
+    <w:uiPriority w:val="0"/>
+    <w:pPr>
+      <w:spacing w:before="0" w:beforeAutospacing="1" w:after="0" w:afterAutospacing="1"/>
+      <w:jc w:val="left"/>
+    </w:pPr>
+    <w:rPr>
+      <w:rFonts w:hint="eastAsia" w:ascii="宋体" w:hAnsi="宋体" w:eastAsia="宋体" w:cs="宋体"/>
+      <w:b/>
+      <w:bCs/>
+      <w:kern w:val="0"/>
+      <w:sz w:val="36"/>
+      <w:szCs w:val="36"/>
+      <w:lang w:val="en-US" w:eastAsia="zh-CN" w:bidi="ar"/>
+    </w:rPr>
+  </w:style>
+  <w:style w:type="paragraph" w:styleId="3">
     <w:name w:val="heading 3"/>
     <w:basedOn w:val="1"/>
-    <w:next w:val="3"/>
+    <w:next w:val="4"/>
     <w:qFormat/>
     <w:uiPriority w:val="0"/>
     <w:pPr>
@@ -3646,12 +9150,35 @@
       <w:szCs w:val="20"/>
     </w:rPr>
   </w:style>
-  <w:style w:type="character" w:default="1" w:styleId="13">
+  <w:style w:type="paragraph" w:styleId="5">
+    <w:name w:val="heading 4"/>
+    <w:basedOn w:val="1"/>
+    <w:next w:val="1"/>
+    <w:semiHidden/>
+    <w:unhideWhenUsed/>
+    <w:qFormat/>
+    <w:uiPriority w:val="0"/>
+    <w:pPr>
+      <w:spacing w:before="0" w:beforeAutospacing="1" w:after="0" w:afterAutospacing="1"/>
+      <w:jc w:val="left"/>
+    </w:pPr>
+    <w:rPr>
+      <w:rFonts w:hint="eastAsia" w:ascii="宋体" w:hAnsi="宋体" w:eastAsia="宋体" w:cs="宋体"/>
+      <w:b/>
+      <w:bCs/>
+      <w:kern w:val="0"/>
+      <w:sz w:val="24"/>
+      <w:szCs w:val="24"/>
+      <w:lang w:val="en-US" w:eastAsia="zh-CN" w:bidi="ar"/>
+    </w:rPr>
+  </w:style>
+  <w:style w:type="character" w:default="1" w:styleId="15">
     <w:name w:val="Default Paragraph Font"/>
     <w:semiHidden/>
+    <w:qFormat/>
     <w:uiPriority w:val="0"/>
   </w:style>
-  <w:style w:type="table" w:default="1" w:styleId="12">
+  <w:style w:type="table" w:default="1" w:styleId="14">
     <w:name w:val="Normal Table"/>
     <w:semiHidden/>
     <w:qFormat/>
@@ -3665,7 +9192,7 @@
       </w:tblCellMar>
     </w:tblPr>
   </w:style>
-  <w:style w:type="paragraph" w:styleId="3">
+  <w:style w:type="paragraph" w:styleId="4">
     <w:name w:val="Normal Indent"/>
     <w:basedOn w:val="1"/>
     <w:qFormat/>
@@ -3678,7 +9205,7 @@
       <w:szCs w:val="20"/>
     </w:rPr>
   </w:style>
-  <w:style w:type="paragraph" w:styleId="4">
+  <w:style w:type="paragraph" w:styleId="6">
     <w:name w:val="Body Text"/>
     <w:basedOn w:val="1"/>
     <w:qFormat/>
@@ -3690,7 +9217,7 @@
       <w:sz w:val="28"/>
     </w:rPr>
   </w:style>
-  <w:style w:type="paragraph" w:styleId="5">
+  <w:style w:type="paragraph" w:styleId="7">
     <w:name w:val="Body Text Indent"/>
     <w:basedOn w:val="1"/>
     <w:qFormat/>
@@ -3704,7 +9231,7 @@
       <w:iCs/>
     </w:rPr>
   </w:style>
-  <w:style w:type="paragraph" w:styleId="6">
+  <w:style w:type="paragraph" w:styleId="8">
     <w:name w:val="Body Text Indent 2"/>
     <w:basedOn w:val="1"/>
     <w:qFormat/>
@@ -3716,7 +9243,7 @@
       <w:rFonts w:ascii="黑体" w:eastAsia="黑体"/>
     </w:rPr>
   </w:style>
-  <w:style w:type="paragraph" w:styleId="7">
+  <w:style w:type="paragraph" w:styleId="9">
     <w:name w:val="Balloon Text"/>
     <w:basedOn w:val="1"/>
     <w:semiHidden/>
@@ -3727,7 +9254,7 @@
       <w:szCs w:val="18"/>
     </w:rPr>
   </w:style>
-  <w:style w:type="paragraph" w:styleId="8">
+  <w:style w:type="paragraph" w:styleId="10">
     <w:name w:val="footer"/>
     <w:basedOn w:val="1"/>
     <w:qFormat/>
@@ -3745,7 +9272,7 @@
       <w:szCs w:val="18"/>
     </w:rPr>
   </w:style>
-  <w:style w:type="paragraph" w:styleId="9">
+  <w:style w:type="paragraph" w:styleId="11">
     <w:name w:val="header"/>
     <w:basedOn w:val="1"/>
     <w:qFormat/>
@@ -3766,7 +9293,7 @@
       <w:szCs w:val="18"/>
     </w:rPr>
   </w:style>
-  <w:style w:type="paragraph" w:styleId="10">
+  <w:style w:type="paragraph" w:styleId="12">
     <w:name w:val="Body Text Indent 3"/>
     <w:basedOn w:val="1"/>
     <w:qFormat/>
@@ -3781,7 +9308,7 @@
       <w:sz w:val="24"/>
     </w:rPr>
   </w:style>
-  <w:style w:type="paragraph" w:styleId="11">
+  <w:style w:type="paragraph" w:styleId="13">
     <w:name w:val="Normal (Web)"/>
     <w:basedOn w:val="1"/>
     <w:qFormat/>
@@ -3797,18 +9324,18 @@
       <w:sz w:val="24"/>
     </w:rPr>
   </w:style>
-  <w:style w:type="character" w:styleId="14">
+  <w:style w:type="character" w:styleId="16">
     <w:name w:val="Strong"/>
-    <w:basedOn w:val="13"/>
+    <w:basedOn w:val="15"/>
     <w:qFormat/>
     <w:uiPriority w:val="0"/>
     <w:rPr>
       <w:b/>
     </w:rPr>
   </w:style>
-  <w:style w:type="character" w:styleId="15">
+  <w:style w:type="character" w:styleId="17">
     <w:name w:val="Emphasis"/>
-    <w:basedOn w:val="13"/>
+    <w:basedOn w:val="15"/>
     <w:qFormat/>
     <w:uiPriority w:val="20"/>
     <w:rPr>
@@ -3816,9 +9343,9 @@
       <w:iCs/>
     </w:rPr>
   </w:style>
-  <w:style w:type="character" w:styleId="16">
+  <w:style w:type="character" w:styleId="18">
     <w:name w:val="Hyperlink"/>
-    <w:basedOn w:val="13"/>
+    <w:basedOn w:val="15"/>
     <w:semiHidden/>
     <w:unhideWhenUsed/>
     <w:qFormat/>
@@ -3826,6 +9353,16 @@
     <w:rPr>
       <w:color w:val="333333"/>
       <w:u w:val="none"/>
+    </w:rPr>
+  </w:style>
+  <w:style w:type="character" w:styleId="19">
+    <w:name w:val="HTML Code"/>
+    <w:basedOn w:val="15"/>
+    <w:qFormat/>
+    <w:uiPriority w:val="0"/>
+    <w:rPr>
+      <w:rFonts w:ascii="Courier New" w:hAnsi="Courier New"/>
+      <w:sz w:val="20"/>
     </w:rPr>
   </w:style>
 </w:styles>
